--- a/docs/tables/carbo/sec8_aki_c30.docx
+++ b/docs/tables/carbo/sec8_aki_c30.docx
@@ -19,12 +19,12 @@
       <w:tblGrid>
         <w:gridCol w:w="2869"/>
         <w:gridCol w:w="778"/>
-        <w:gridCol w:w="1084"/>
-        <w:gridCol w:w="1879"/>
+        <w:gridCol w:w="839"/>
+        <w:gridCol w:w="1389"/>
         <w:gridCol w:w="1181"/>
         <w:gridCol w:w="778"/>
-        <w:gridCol w:w="1206"/>
-        <w:gridCol w:w="2185"/>
+        <w:gridCol w:w="839"/>
+        <w:gridCol w:w="1389"/>
         <w:gridCol w:w="1181"/>
       </w:tblGrid>
       <w:tr>
@@ -2069,113 +2069,113 @@
                 <w:szCs w:val="22"/>
                 <w:color w:val="000000"/>
               </w:rPr>
-              <w:t xml:space="preserve">0.11</w:t>
-            </w:r>
-          </w:p>
-        </w:tc>
-        <w:tc>
-          <w:tcPr>
-            <w:tcBorders>
-              <w:bottom w:val="none" w:sz="0" w:space="0" w:color="000000"/>
-              <w:top w:val="none" w:sz="0" w:space="0" w:color="000000"/>
-              <w:left w:val="none" w:sz="0" w:space="0" w:color="000000"/>
-              <w:right w:val="none" w:sz="0" w:space="0" w:color="000000"/>
-            </w:tcBorders>
-            <w:shd w:val="clear" w:color="auto" w:fill="FFFFFF"/>
-            <w:tcMar>
-              <w:top w:w="0" w:type="dxa"/>
-              <w:bottom w:w="0" w:type="dxa"/>
-              <w:left w:w="0" w:type="dxa"/>
-              <w:right w:w="0" w:type="dxa"/>
-            </w:tcMar>
-            <w:vAlign w:val="top"/>
-          </w:tcPr>
-          <w:p>
-            <w:pPr>
-              <w:pStyle w:val="Normal"/>
-              <w:jc w:val="center"/>
-              <w:pBdr>
-                <w:bottom w:val="none" w:sz="0" w:space="0" w:color="000000"/>
-                <w:top w:val="none" w:sz="0" w:space="0" w:color="000000"/>
-                <w:left w:val="none" w:sz="0" w:space="0" w:color="000000"/>
-                <w:right w:val="none" w:sz="0" w:space="0" w:color="000000"/>
-              </w:pBdr>
-              <w:spacing w:after="100" w:before="100" w:line="240"/>
-              <w:ind w:left="100" w:right="100" w:firstLine="0" w:firstLineChars="0"/>
-              <w:rPr>
-                <w:rFonts w:ascii="Helvetica" w:hAnsi="Helvetica" w:eastAsia="Helvetica" w:cs="Helvetica"/>
-                <w:i w:val="false"/>
-                <w:b w:val="false"/>
-                <w:u w:val="none"/>
-                <w:sz w:val="22"/>
-                <w:szCs w:val="22"/>
-                <w:color w:val="000000"/>
-              </w:rPr>
-            </w:pPr>
-            <w:r>
-              <w:rPr>
-                <w:rFonts w:ascii="Helvetica" w:hAnsi="Helvetica" w:eastAsia="Helvetica" w:cs="Helvetica"/>
-                <w:i w:val="false"/>
-                <w:b w:val="false"/>
-                <w:u w:val="none"/>
-                <w:sz w:val="22"/>
-                <w:szCs w:val="22"/>
-                <w:color w:val="000000"/>
-              </w:rPr>
-              <w:t xml:space="preserve">0.01, 1.02</w:t>
-            </w:r>
-          </w:p>
-        </w:tc>
-        <w:tc>
-          <w:tcPr>
-            <w:tcBorders>
-              <w:bottom w:val="none" w:sz="0" w:space="0" w:color="000000"/>
-              <w:top w:val="none" w:sz="0" w:space="0" w:color="000000"/>
-              <w:left w:val="none" w:sz="0" w:space="0" w:color="000000"/>
-              <w:right w:val="none" w:sz="0" w:space="0" w:color="000000"/>
-            </w:tcBorders>
-            <w:shd w:val="clear" w:color="auto" w:fill="FFFFFF"/>
-            <w:tcMar>
-              <w:top w:w="0" w:type="dxa"/>
-              <w:bottom w:w="0" w:type="dxa"/>
-              <w:left w:w="0" w:type="dxa"/>
-              <w:right w:w="0" w:type="dxa"/>
-            </w:tcMar>
-            <w:vAlign w:val="top"/>
-          </w:tcPr>
-          <w:p>
-            <w:pPr>
-              <w:pStyle w:val="Normal"/>
-              <w:jc w:val="center"/>
-              <w:pBdr>
-                <w:bottom w:val="none" w:sz="0" w:space="0" w:color="000000"/>
-                <w:top w:val="none" w:sz="0" w:space="0" w:color="000000"/>
-                <w:left w:val="none" w:sz="0" w:space="0" w:color="000000"/>
-                <w:right w:val="none" w:sz="0" w:space="0" w:color="000000"/>
-              </w:pBdr>
-              <w:spacing w:after="100" w:before="100" w:line="240"/>
-              <w:ind w:left="100" w:right="100" w:firstLine="0" w:firstLineChars="0"/>
-              <w:rPr>
-                <w:rFonts w:ascii="Helvetica" w:hAnsi="Helvetica" w:eastAsia="Helvetica" w:cs="Helvetica"/>
-                <w:i w:val="false"/>
-                <w:b w:val="false"/>
-                <w:u w:val="none"/>
-                <w:sz w:val="22"/>
-                <w:szCs w:val="22"/>
-                <w:color w:val="000000"/>
-              </w:rPr>
-            </w:pPr>
-            <w:r>
-              <w:rPr>
-                <w:rFonts w:ascii="Helvetica" w:hAnsi="Helvetica" w:eastAsia="Helvetica" w:cs="Helvetica"/>
-                <w:i w:val="false"/>
-                <w:b w:val="false"/>
-                <w:u w:val="none"/>
-                <w:sz w:val="22"/>
-                <w:szCs w:val="22"/>
-                <w:color w:val="000000"/>
-              </w:rPr>
-              <w:t xml:space="preserve">0.052</w:t>
+              <w:t xml:space="preserve">0.15</w:t>
+            </w:r>
+          </w:p>
+        </w:tc>
+        <w:tc>
+          <w:tcPr>
+            <w:tcBorders>
+              <w:bottom w:val="none" w:sz="0" w:space="0" w:color="000000"/>
+              <w:top w:val="none" w:sz="0" w:space="0" w:color="000000"/>
+              <w:left w:val="none" w:sz="0" w:space="0" w:color="000000"/>
+              <w:right w:val="none" w:sz="0" w:space="0" w:color="000000"/>
+            </w:tcBorders>
+            <w:shd w:val="clear" w:color="auto" w:fill="FFFFFF"/>
+            <w:tcMar>
+              <w:top w:w="0" w:type="dxa"/>
+              <w:bottom w:w="0" w:type="dxa"/>
+              <w:left w:w="0" w:type="dxa"/>
+              <w:right w:w="0" w:type="dxa"/>
+            </w:tcMar>
+            <w:vAlign w:val="top"/>
+          </w:tcPr>
+          <w:p>
+            <w:pPr>
+              <w:pStyle w:val="Normal"/>
+              <w:jc w:val="center"/>
+              <w:pBdr>
+                <w:bottom w:val="none" w:sz="0" w:space="0" w:color="000000"/>
+                <w:top w:val="none" w:sz="0" w:space="0" w:color="000000"/>
+                <w:left w:val="none" w:sz="0" w:space="0" w:color="000000"/>
+                <w:right w:val="none" w:sz="0" w:space="0" w:color="000000"/>
+              </w:pBdr>
+              <w:spacing w:after="100" w:before="100" w:line="240"/>
+              <w:ind w:left="100" w:right="100" w:firstLine="0" w:firstLineChars="0"/>
+              <w:rPr>
+                <w:rFonts w:ascii="Helvetica" w:hAnsi="Helvetica" w:eastAsia="Helvetica" w:cs="Helvetica"/>
+                <w:i w:val="false"/>
+                <w:b w:val="false"/>
+                <w:u w:val="none"/>
+                <w:sz w:val="22"/>
+                <w:szCs w:val="22"/>
+                <w:color w:val="000000"/>
+              </w:rPr>
+            </w:pPr>
+            <w:r>
+              <w:rPr>
+                <w:rFonts w:ascii="Helvetica" w:hAnsi="Helvetica" w:eastAsia="Helvetica" w:cs="Helvetica"/>
+                <w:i w:val="false"/>
+                <w:b w:val="false"/>
+                <w:u w:val="none"/>
+                <w:sz w:val="22"/>
+                <w:szCs w:val="22"/>
+                <w:color w:val="000000"/>
+              </w:rPr>
+              <w:t xml:space="preserve">0.02, 1.22</w:t>
+            </w:r>
+          </w:p>
+        </w:tc>
+        <w:tc>
+          <w:tcPr>
+            <w:tcBorders>
+              <w:bottom w:val="none" w:sz="0" w:space="0" w:color="000000"/>
+              <w:top w:val="none" w:sz="0" w:space="0" w:color="000000"/>
+              <w:left w:val="none" w:sz="0" w:space="0" w:color="000000"/>
+              <w:right w:val="none" w:sz="0" w:space="0" w:color="000000"/>
+            </w:tcBorders>
+            <w:shd w:val="clear" w:color="auto" w:fill="FFFFFF"/>
+            <w:tcMar>
+              <w:top w:w="0" w:type="dxa"/>
+              <w:bottom w:w="0" w:type="dxa"/>
+              <w:left w:w="0" w:type="dxa"/>
+              <w:right w:w="0" w:type="dxa"/>
+            </w:tcMar>
+            <w:vAlign w:val="top"/>
+          </w:tcPr>
+          <w:p>
+            <w:pPr>
+              <w:pStyle w:val="Normal"/>
+              <w:jc w:val="center"/>
+              <w:pBdr>
+                <w:bottom w:val="none" w:sz="0" w:space="0" w:color="000000"/>
+                <w:top w:val="none" w:sz="0" w:space="0" w:color="000000"/>
+                <w:left w:val="none" w:sz="0" w:space="0" w:color="000000"/>
+                <w:right w:val="none" w:sz="0" w:space="0" w:color="000000"/>
+              </w:pBdr>
+              <w:spacing w:after="100" w:before="100" w:line="240"/>
+              <w:ind w:left="100" w:right="100" w:firstLine="0" w:firstLineChars="0"/>
+              <w:rPr>
+                <w:rFonts w:ascii="Helvetica" w:hAnsi="Helvetica" w:eastAsia="Helvetica" w:cs="Helvetica"/>
+                <w:i w:val="false"/>
+                <w:b w:val="false"/>
+                <w:u w:val="none"/>
+                <w:sz w:val="22"/>
+                <w:szCs w:val="22"/>
+                <w:color w:val="000000"/>
+              </w:rPr>
+            </w:pPr>
+            <w:r>
+              <w:rPr>
+                <w:rFonts w:ascii="Helvetica" w:hAnsi="Helvetica" w:eastAsia="Helvetica" w:cs="Helvetica"/>
+                <w:i w:val="false"/>
+                <w:b w:val="false"/>
+                <w:u w:val="none"/>
+                <w:sz w:val="22"/>
+                <w:szCs w:val="22"/>
+                <w:color w:val="000000"/>
+              </w:rPr>
+              <w:t xml:space="preserve">0.076</w:t>
             </w:r>
           </w:p>
         </w:tc>
@@ -2605,60 +2605,60 @@
                 <w:szCs w:val="22"/>
                 <w:color w:val="000000"/>
               </w:rPr>
-              <w:t xml:space="preserve">0.93, 1.02</w:t>
-            </w:r>
-          </w:p>
-        </w:tc>
-        <w:tc>
-          <w:tcPr>
-            <w:tcBorders>
-              <w:bottom w:val="none" w:sz="0" w:space="0" w:color="000000"/>
-              <w:top w:val="none" w:sz="0" w:space="0" w:color="000000"/>
-              <w:left w:val="none" w:sz="0" w:space="0" w:color="000000"/>
-              <w:right w:val="none" w:sz="0" w:space="0" w:color="000000"/>
-            </w:tcBorders>
-            <w:shd w:val="clear" w:color="auto" w:fill="FFFFFF"/>
-            <w:tcMar>
-              <w:top w:w="0" w:type="dxa"/>
-              <w:bottom w:w="0" w:type="dxa"/>
-              <w:left w:w="0" w:type="dxa"/>
-              <w:right w:w="0" w:type="dxa"/>
-            </w:tcMar>
-            <w:vAlign w:val="top"/>
-          </w:tcPr>
-          <w:p>
-            <w:pPr>
-              <w:pStyle w:val="Normal"/>
-              <w:jc w:val="center"/>
-              <w:pBdr>
-                <w:bottom w:val="none" w:sz="0" w:space="0" w:color="000000"/>
-                <w:top w:val="none" w:sz="0" w:space="0" w:color="000000"/>
-                <w:left w:val="none" w:sz="0" w:space="0" w:color="000000"/>
-                <w:right w:val="none" w:sz="0" w:space="0" w:color="000000"/>
-              </w:pBdr>
-              <w:spacing w:after="100" w:before="100" w:line="240"/>
-              <w:ind w:left="100" w:right="100" w:firstLine="0" w:firstLineChars="0"/>
-              <w:rPr>
-                <w:rFonts w:ascii="Helvetica" w:hAnsi="Helvetica" w:eastAsia="Helvetica" w:cs="Helvetica"/>
-                <w:i w:val="false"/>
-                <w:b w:val="false"/>
-                <w:u w:val="none"/>
-                <w:sz w:val="22"/>
-                <w:szCs w:val="22"/>
-                <w:color w:val="000000"/>
-              </w:rPr>
-            </w:pPr>
-            <w:r>
-              <w:rPr>
-                <w:rFonts w:ascii="Helvetica" w:hAnsi="Helvetica" w:eastAsia="Helvetica" w:cs="Helvetica"/>
-                <w:i w:val="false"/>
-                <w:b w:val="false"/>
-                <w:u w:val="none"/>
-                <w:sz w:val="22"/>
-                <w:szCs w:val="22"/>
-                <w:color w:val="000000"/>
-              </w:rPr>
-              <w:t xml:space="preserve">0.290</w:t>
+              <w:t xml:space="preserve">0.92, 1.02</w:t>
+            </w:r>
+          </w:p>
+        </w:tc>
+        <w:tc>
+          <w:tcPr>
+            <w:tcBorders>
+              <w:bottom w:val="none" w:sz="0" w:space="0" w:color="000000"/>
+              <w:top w:val="none" w:sz="0" w:space="0" w:color="000000"/>
+              <w:left w:val="none" w:sz="0" w:space="0" w:color="000000"/>
+              <w:right w:val="none" w:sz="0" w:space="0" w:color="000000"/>
+            </w:tcBorders>
+            <w:shd w:val="clear" w:color="auto" w:fill="FFFFFF"/>
+            <w:tcMar>
+              <w:top w:w="0" w:type="dxa"/>
+              <w:bottom w:w="0" w:type="dxa"/>
+              <w:left w:w="0" w:type="dxa"/>
+              <w:right w:w="0" w:type="dxa"/>
+            </w:tcMar>
+            <w:vAlign w:val="top"/>
+          </w:tcPr>
+          <w:p>
+            <w:pPr>
+              <w:pStyle w:val="Normal"/>
+              <w:jc w:val="center"/>
+              <w:pBdr>
+                <w:bottom w:val="none" w:sz="0" w:space="0" w:color="000000"/>
+                <w:top w:val="none" w:sz="0" w:space="0" w:color="000000"/>
+                <w:left w:val="none" w:sz="0" w:space="0" w:color="000000"/>
+                <w:right w:val="none" w:sz="0" w:space="0" w:color="000000"/>
+              </w:pBdr>
+              <w:spacing w:after="100" w:before="100" w:line="240"/>
+              <w:ind w:left="100" w:right="100" w:firstLine="0" w:firstLineChars="0"/>
+              <w:rPr>
+                <w:rFonts w:ascii="Helvetica" w:hAnsi="Helvetica" w:eastAsia="Helvetica" w:cs="Helvetica"/>
+                <w:i w:val="false"/>
+                <w:b w:val="false"/>
+                <w:u w:val="none"/>
+                <w:sz w:val="22"/>
+                <w:szCs w:val="22"/>
+                <w:color w:val="000000"/>
+              </w:rPr>
+            </w:pPr>
+            <w:r>
+              <w:rPr>
+                <w:rFonts w:ascii="Helvetica" w:hAnsi="Helvetica" w:eastAsia="Helvetica" w:cs="Helvetica"/>
+                <w:i w:val="false"/>
+                <w:b w:val="false"/>
+                <w:u w:val="none"/>
+                <w:sz w:val="22"/>
+                <w:szCs w:val="22"/>
+                <w:color w:val="000000"/>
+              </w:rPr>
+              <w:t xml:space="preserve">0.190</w:t>
             </w:r>
           </w:p>
         </w:tc>
@@ -4001,113 +4001,113 @@
                 <w:szCs w:val="22"/>
                 <w:color w:val="000000"/>
               </w:rPr>
-              <w:t xml:space="preserve">1.32</w:t>
-            </w:r>
-          </w:p>
-        </w:tc>
-        <w:tc>
-          <w:tcPr>
-            <w:tcBorders>
-              <w:bottom w:val="none" w:sz="0" w:space="0" w:color="000000"/>
-              <w:top w:val="none" w:sz="0" w:space="0" w:color="000000"/>
-              <w:left w:val="none" w:sz="0" w:space="0" w:color="000000"/>
-              <w:right w:val="none" w:sz="0" w:space="0" w:color="000000"/>
-            </w:tcBorders>
-            <w:shd w:val="clear" w:color="auto" w:fill="FFFFFF"/>
-            <w:tcMar>
-              <w:top w:w="0" w:type="dxa"/>
-              <w:bottom w:w="0" w:type="dxa"/>
-              <w:left w:w="0" w:type="dxa"/>
-              <w:right w:w="0" w:type="dxa"/>
-            </w:tcMar>
-            <w:vAlign w:val="top"/>
-          </w:tcPr>
-          <w:p>
-            <w:pPr>
-              <w:pStyle w:val="Normal"/>
-              <w:jc w:val="center"/>
-              <w:pBdr>
-                <w:bottom w:val="none" w:sz="0" w:space="0" w:color="000000"/>
-                <w:top w:val="none" w:sz="0" w:space="0" w:color="000000"/>
-                <w:left w:val="none" w:sz="0" w:space="0" w:color="000000"/>
-                <w:right w:val="none" w:sz="0" w:space="0" w:color="000000"/>
-              </w:pBdr>
-              <w:spacing w:after="100" w:before="100" w:line="240"/>
-              <w:ind w:left="100" w:right="100" w:firstLine="0" w:firstLineChars="0"/>
-              <w:rPr>
-                <w:rFonts w:ascii="Helvetica" w:hAnsi="Helvetica" w:eastAsia="Helvetica" w:cs="Helvetica"/>
-                <w:i w:val="false"/>
-                <w:b w:val="false"/>
-                <w:u w:val="none"/>
-                <w:sz w:val="22"/>
-                <w:szCs w:val="22"/>
-                <w:color w:val="000000"/>
-              </w:rPr>
-            </w:pPr>
-            <w:r>
-              <w:rPr>
-                <w:rFonts w:ascii="Helvetica" w:hAnsi="Helvetica" w:eastAsia="Helvetica" w:cs="Helvetica"/>
-                <w:i w:val="false"/>
-                <w:b w:val="false"/>
-                <w:u w:val="none"/>
-                <w:sz w:val="22"/>
-                <w:szCs w:val="22"/>
-                <w:color w:val="000000"/>
-              </w:rPr>
-              <w:t xml:space="preserve">0.33, 5.27</w:t>
-            </w:r>
-          </w:p>
-        </w:tc>
-        <w:tc>
-          <w:tcPr>
-            <w:tcBorders>
-              <w:bottom w:val="none" w:sz="0" w:space="0" w:color="000000"/>
-              <w:top w:val="none" w:sz="0" w:space="0" w:color="000000"/>
-              <w:left w:val="none" w:sz="0" w:space="0" w:color="000000"/>
-              <w:right w:val="none" w:sz="0" w:space="0" w:color="000000"/>
-            </w:tcBorders>
-            <w:shd w:val="clear" w:color="auto" w:fill="FFFFFF"/>
-            <w:tcMar>
-              <w:top w:w="0" w:type="dxa"/>
-              <w:bottom w:w="0" w:type="dxa"/>
-              <w:left w:w="0" w:type="dxa"/>
-              <w:right w:w="0" w:type="dxa"/>
-            </w:tcMar>
-            <w:vAlign w:val="top"/>
-          </w:tcPr>
-          <w:p>
-            <w:pPr>
-              <w:pStyle w:val="Normal"/>
-              <w:jc w:val="center"/>
-              <w:pBdr>
-                <w:bottom w:val="none" w:sz="0" w:space="0" w:color="000000"/>
-                <w:top w:val="none" w:sz="0" w:space="0" w:color="000000"/>
-                <w:left w:val="none" w:sz="0" w:space="0" w:color="000000"/>
-                <w:right w:val="none" w:sz="0" w:space="0" w:color="000000"/>
-              </w:pBdr>
-              <w:spacing w:after="100" w:before="100" w:line="240"/>
-              <w:ind w:left="100" w:right="100" w:firstLine="0" w:firstLineChars="0"/>
-              <w:rPr>
-                <w:rFonts w:ascii="Helvetica" w:hAnsi="Helvetica" w:eastAsia="Helvetica" w:cs="Helvetica"/>
-                <w:i w:val="false"/>
-                <w:b w:val="false"/>
-                <w:u w:val="none"/>
-                <w:sz w:val="22"/>
-                <w:szCs w:val="22"/>
-                <w:color w:val="000000"/>
-              </w:rPr>
-            </w:pPr>
-            <w:r>
-              <w:rPr>
-                <w:rFonts w:ascii="Helvetica" w:hAnsi="Helvetica" w:eastAsia="Helvetica" w:cs="Helvetica"/>
-                <w:i w:val="false"/>
-                <w:b w:val="false"/>
-                <w:u w:val="none"/>
-                <w:sz w:val="22"/>
-                <w:szCs w:val="22"/>
-                <w:color w:val="000000"/>
-              </w:rPr>
-              <w:t xml:space="preserve">0.690</w:t>
+              <w:t xml:space="preserve">1.88</w:t>
+            </w:r>
+          </w:p>
+        </w:tc>
+        <w:tc>
+          <w:tcPr>
+            <w:tcBorders>
+              <w:bottom w:val="none" w:sz="0" w:space="0" w:color="000000"/>
+              <w:top w:val="none" w:sz="0" w:space="0" w:color="000000"/>
+              <w:left w:val="none" w:sz="0" w:space="0" w:color="000000"/>
+              <w:right w:val="none" w:sz="0" w:space="0" w:color="000000"/>
+            </w:tcBorders>
+            <w:shd w:val="clear" w:color="auto" w:fill="FFFFFF"/>
+            <w:tcMar>
+              <w:top w:w="0" w:type="dxa"/>
+              <w:bottom w:w="0" w:type="dxa"/>
+              <w:left w:w="0" w:type="dxa"/>
+              <w:right w:w="0" w:type="dxa"/>
+            </w:tcMar>
+            <w:vAlign w:val="top"/>
+          </w:tcPr>
+          <w:p>
+            <w:pPr>
+              <w:pStyle w:val="Normal"/>
+              <w:jc w:val="center"/>
+              <w:pBdr>
+                <w:bottom w:val="none" w:sz="0" w:space="0" w:color="000000"/>
+                <w:top w:val="none" w:sz="0" w:space="0" w:color="000000"/>
+                <w:left w:val="none" w:sz="0" w:space="0" w:color="000000"/>
+                <w:right w:val="none" w:sz="0" w:space="0" w:color="000000"/>
+              </w:pBdr>
+              <w:spacing w:after="100" w:before="100" w:line="240"/>
+              <w:ind w:left="100" w:right="100" w:firstLine="0" w:firstLineChars="0"/>
+              <w:rPr>
+                <w:rFonts w:ascii="Helvetica" w:hAnsi="Helvetica" w:eastAsia="Helvetica" w:cs="Helvetica"/>
+                <w:i w:val="false"/>
+                <w:b w:val="false"/>
+                <w:u w:val="none"/>
+                <w:sz w:val="22"/>
+                <w:szCs w:val="22"/>
+                <w:color w:val="000000"/>
+              </w:rPr>
+            </w:pPr>
+            <w:r>
+              <w:rPr>
+                <w:rFonts w:ascii="Helvetica" w:hAnsi="Helvetica" w:eastAsia="Helvetica" w:cs="Helvetica"/>
+                <w:i w:val="false"/>
+                <w:b w:val="false"/>
+                <w:u w:val="none"/>
+                <w:sz w:val="22"/>
+                <w:szCs w:val="22"/>
+                <w:color w:val="000000"/>
+              </w:rPr>
+              <w:t xml:space="preserve">0.45, 7.81</w:t>
+            </w:r>
+          </w:p>
+        </w:tc>
+        <w:tc>
+          <w:tcPr>
+            <w:tcBorders>
+              <w:bottom w:val="none" w:sz="0" w:space="0" w:color="000000"/>
+              <w:top w:val="none" w:sz="0" w:space="0" w:color="000000"/>
+              <w:left w:val="none" w:sz="0" w:space="0" w:color="000000"/>
+              <w:right w:val="none" w:sz="0" w:space="0" w:color="000000"/>
+            </w:tcBorders>
+            <w:shd w:val="clear" w:color="auto" w:fill="FFFFFF"/>
+            <w:tcMar>
+              <w:top w:w="0" w:type="dxa"/>
+              <w:bottom w:w="0" w:type="dxa"/>
+              <w:left w:w="0" w:type="dxa"/>
+              <w:right w:w="0" w:type="dxa"/>
+            </w:tcMar>
+            <w:vAlign w:val="top"/>
+          </w:tcPr>
+          <w:p>
+            <w:pPr>
+              <w:pStyle w:val="Normal"/>
+              <w:jc w:val="center"/>
+              <w:pBdr>
+                <w:bottom w:val="none" w:sz="0" w:space="0" w:color="000000"/>
+                <w:top w:val="none" w:sz="0" w:space="0" w:color="000000"/>
+                <w:left w:val="none" w:sz="0" w:space="0" w:color="000000"/>
+                <w:right w:val="none" w:sz="0" w:space="0" w:color="000000"/>
+              </w:pBdr>
+              <w:spacing w:after="100" w:before="100" w:line="240"/>
+              <w:ind w:left="100" w:right="100" w:firstLine="0" w:firstLineChars="0"/>
+              <w:rPr>
+                <w:rFonts w:ascii="Helvetica" w:hAnsi="Helvetica" w:eastAsia="Helvetica" w:cs="Helvetica"/>
+                <w:i w:val="false"/>
+                <w:b w:val="false"/>
+                <w:u w:val="none"/>
+                <w:sz w:val="22"/>
+                <w:szCs w:val="22"/>
+                <w:color w:val="000000"/>
+              </w:rPr>
+            </w:pPr>
+            <w:r>
+              <w:rPr>
+                <w:rFonts w:ascii="Helvetica" w:hAnsi="Helvetica" w:eastAsia="Helvetica" w:cs="Helvetica"/>
+                <w:i w:val="false"/>
+                <w:b w:val="false"/>
+                <w:u w:val="none"/>
+                <w:sz w:val="22"/>
+                <w:szCs w:val="22"/>
+                <w:color w:val="000000"/>
+              </w:rPr>
+              <w:t xml:space="preserve">0.380</w:t>
             </w:r>
           </w:p>
         </w:tc>
@@ -4484,7 +4484,7 @@
                 <w:szCs w:val="22"/>
                 <w:color w:val="000000"/>
               </w:rPr>
-              <w:t xml:space="preserve">1.01</w:t>
+              <w:t xml:space="preserve">1.00</w:t>
             </w:r>
           </w:p>
         </w:tc>
@@ -4590,7 +4590,7 @@
                 <w:szCs w:val="22"/>
                 <w:color w:val="000000"/>
               </w:rPr>
-              <w:t xml:space="preserve">0.950</w:t>
+              <w:t xml:space="preserve">0.980</w:t>
             </w:r>
           </w:p>
         </w:tc>
@@ -5933,113 +5933,113 @@
                 <w:szCs w:val="22"/>
                 <w:color w:val="000000"/>
               </w:rPr>
-              <w:t xml:space="preserve">1.71</w:t>
-            </w:r>
-          </w:p>
-        </w:tc>
-        <w:tc>
-          <w:tcPr>
-            <w:tcBorders>
-              <w:bottom w:val="none" w:sz="0" w:space="0" w:color="000000"/>
-              <w:top w:val="none" w:sz="0" w:space="0" w:color="000000"/>
-              <w:left w:val="none" w:sz="0" w:space="0" w:color="000000"/>
-              <w:right w:val="none" w:sz="0" w:space="0" w:color="000000"/>
-            </w:tcBorders>
-            <w:shd w:val="clear" w:color="auto" w:fill="FFFFFF"/>
-            <w:tcMar>
-              <w:top w:w="0" w:type="dxa"/>
-              <w:bottom w:w="0" w:type="dxa"/>
-              <w:left w:w="0" w:type="dxa"/>
-              <w:right w:w="0" w:type="dxa"/>
-            </w:tcMar>
-            <w:vAlign w:val="top"/>
-          </w:tcPr>
-          <w:p>
-            <w:pPr>
-              <w:pStyle w:val="Normal"/>
-              <w:jc w:val="center"/>
-              <w:pBdr>
-                <w:bottom w:val="none" w:sz="0" w:space="0" w:color="000000"/>
-                <w:top w:val="none" w:sz="0" w:space="0" w:color="000000"/>
-                <w:left w:val="none" w:sz="0" w:space="0" w:color="000000"/>
-                <w:right w:val="none" w:sz="0" w:space="0" w:color="000000"/>
-              </w:pBdr>
-              <w:spacing w:after="100" w:before="100" w:line="240"/>
-              <w:ind w:left="100" w:right="100" w:firstLine="0" w:firstLineChars="0"/>
-              <w:rPr>
-                <w:rFonts w:ascii="Helvetica" w:hAnsi="Helvetica" w:eastAsia="Helvetica" w:cs="Helvetica"/>
-                <w:i w:val="false"/>
-                <w:b w:val="false"/>
-                <w:u w:val="none"/>
-                <w:sz w:val="22"/>
-                <w:szCs w:val="22"/>
-                <w:color w:val="000000"/>
-              </w:rPr>
-            </w:pPr>
-            <w:r>
-              <w:rPr>
-                <w:rFonts w:ascii="Helvetica" w:hAnsi="Helvetica" w:eastAsia="Helvetica" w:cs="Helvetica"/>
-                <w:i w:val="false"/>
-                <w:b w:val="false"/>
-                <w:u w:val="none"/>
-                <w:sz w:val="22"/>
-                <w:szCs w:val="22"/>
-                <w:color w:val="000000"/>
-              </w:rPr>
-              <w:t xml:space="preserve">0.67, 4.37</w:t>
-            </w:r>
-          </w:p>
-        </w:tc>
-        <w:tc>
-          <w:tcPr>
-            <w:tcBorders>
-              <w:bottom w:val="none" w:sz="0" w:space="0" w:color="000000"/>
-              <w:top w:val="none" w:sz="0" w:space="0" w:color="000000"/>
-              <w:left w:val="none" w:sz="0" w:space="0" w:color="000000"/>
-              <w:right w:val="none" w:sz="0" w:space="0" w:color="000000"/>
-            </w:tcBorders>
-            <w:shd w:val="clear" w:color="auto" w:fill="FFFFFF"/>
-            <w:tcMar>
-              <w:top w:w="0" w:type="dxa"/>
-              <w:bottom w:w="0" w:type="dxa"/>
-              <w:left w:w="0" w:type="dxa"/>
-              <w:right w:w="0" w:type="dxa"/>
-            </w:tcMar>
-            <w:vAlign w:val="top"/>
-          </w:tcPr>
-          <w:p>
-            <w:pPr>
-              <w:pStyle w:val="Normal"/>
-              <w:jc w:val="center"/>
-              <w:pBdr>
-                <w:bottom w:val="none" w:sz="0" w:space="0" w:color="000000"/>
-                <w:top w:val="none" w:sz="0" w:space="0" w:color="000000"/>
-                <w:left w:val="none" w:sz="0" w:space="0" w:color="000000"/>
-                <w:right w:val="none" w:sz="0" w:space="0" w:color="000000"/>
-              </w:pBdr>
-              <w:spacing w:after="100" w:before="100" w:line="240"/>
-              <w:ind w:left="100" w:right="100" w:firstLine="0" w:firstLineChars="0"/>
-              <w:rPr>
-                <w:rFonts w:ascii="Helvetica" w:hAnsi="Helvetica" w:eastAsia="Helvetica" w:cs="Helvetica"/>
-                <w:i w:val="false"/>
-                <w:b w:val="false"/>
-                <w:u w:val="none"/>
-                <w:sz w:val="22"/>
-                <w:szCs w:val="22"/>
-                <w:color w:val="000000"/>
-              </w:rPr>
-            </w:pPr>
-            <w:r>
-              <w:rPr>
-                <w:rFonts w:ascii="Helvetica" w:hAnsi="Helvetica" w:eastAsia="Helvetica" w:cs="Helvetica"/>
-                <w:i w:val="false"/>
-                <w:b w:val="false"/>
-                <w:u w:val="none"/>
-                <w:sz w:val="22"/>
-                <w:szCs w:val="22"/>
-                <w:color w:val="000000"/>
-              </w:rPr>
-              <w:t xml:space="preserve">0.270</w:t>
+              <w:t xml:space="preserve">1.56</w:t>
+            </w:r>
+          </w:p>
+        </w:tc>
+        <w:tc>
+          <w:tcPr>
+            <w:tcBorders>
+              <w:bottom w:val="none" w:sz="0" w:space="0" w:color="000000"/>
+              <w:top w:val="none" w:sz="0" w:space="0" w:color="000000"/>
+              <w:left w:val="none" w:sz="0" w:space="0" w:color="000000"/>
+              <w:right w:val="none" w:sz="0" w:space="0" w:color="000000"/>
+            </w:tcBorders>
+            <w:shd w:val="clear" w:color="auto" w:fill="FFFFFF"/>
+            <w:tcMar>
+              <w:top w:w="0" w:type="dxa"/>
+              <w:bottom w:w="0" w:type="dxa"/>
+              <w:left w:w="0" w:type="dxa"/>
+              <w:right w:w="0" w:type="dxa"/>
+            </w:tcMar>
+            <w:vAlign w:val="top"/>
+          </w:tcPr>
+          <w:p>
+            <w:pPr>
+              <w:pStyle w:val="Normal"/>
+              <w:jc w:val="center"/>
+              <w:pBdr>
+                <w:bottom w:val="none" w:sz="0" w:space="0" w:color="000000"/>
+                <w:top w:val="none" w:sz="0" w:space="0" w:color="000000"/>
+                <w:left w:val="none" w:sz="0" w:space="0" w:color="000000"/>
+                <w:right w:val="none" w:sz="0" w:space="0" w:color="000000"/>
+              </w:pBdr>
+              <w:spacing w:after="100" w:before="100" w:line="240"/>
+              <w:ind w:left="100" w:right="100" w:firstLine="0" w:firstLineChars="0"/>
+              <w:rPr>
+                <w:rFonts w:ascii="Helvetica" w:hAnsi="Helvetica" w:eastAsia="Helvetica" w:cs="Helvetica"/>
+                <w:i w:val="false"/>
+                <w:b w:val="false"/>
+                <w:u w:val="none"/>
+                <w:sz w:val="22"/>
+                <w:szCs w:val="22"/>
+                <w:color w:val="000000"/>
+              </w:rPr>
+            </w:pPr>
+            <w:r>
+              <w:rPr>
+                <w:rFonts w:ascii="Helvetica" w:hAnsi="Helvetica" w:eastAsia="Helvetica" w:cs="Helvetica"/>
+                <w:i w:val="false"/>
+                <w:b w:val="false"/>
+                <w:u w:val="none"/>
+                <w:sz w:val="22"/>
+                <w:szCs w:val="22"/>
+                <w:color w:val="000000"/>
+              </w:rPr>
+              <w:t xml:space="preserve">0.60, 4.03</w:t>
+            </w:r>
+          </w:p>
+        </w:tc>
+        <w:tc>
+          <w:tcPr>
+            <w:tcBorders>
+              <w:bottom w:val="none" w:sz="0" w:space="0" w:color="000000"/>
+              <w:top w:val="none" w:sz="0" w:space="0" w:color="000000"/>
+              <w:left w:val="none" w:sz="0" w:space="0" w:color="000000"/>
+              <w:right w:val="none" w:sz="0" w:space="0" w:color="000000"/>
+            </w:tcBorders>
+            <w:shd w:val="clear" w:color="auto" w:fill="FFFFFF"/>
+            <w:tcMar>
+              <w:top w:w="0" w:type="dxa"/>
+              <w:bottom w:w="0" w:type="dxa"/>
+              <w:left w:w="0" w:type="dxa"/>
+              <w:right w:w="0" w:type="dxa"/>
+            </w:tcMar>
+            <w:vAlign w:val="top"/>
+          </w:tcPr>
+          <w:p>
+            <w:pPr>
+              <w:pStyle w:val="Normal"/>
+              <w:jc w:val="center"/>
+              <w:pBdr>
+                <w:bottom w:val="none" w:sz="0" w:space="0" w:color="000000"/>
+                <w:top w:val="none" w:sz="0" w:space="0" w:color="000000"/>
+                <w:left w:val="none" w:sz="0" w:space="0" w:color="000000"/>
+                <w:right w:val="none" w:sz="0" w:space="0" w:color="000000"/>
+              </w:pBdr>
+              <w:spacing w:after="100" w:before="100" w:line="240"/>
+              <w:ind w:left="100" w:right="100" w:firstLine="0" w:firstLineChars="0"/>
+              <w:rPr>
+                <w:rFonts w:ascii="Helvetica" w:hAnsi="Helvetica" w:eastAsia="Helvetica" w:cs="Helvetica"/>
+                <w:i w:val="false"/>
+                <w:b w:val="false"/>
+                <w:u w:val="none"/>
+                <w:sz w:val="22"/>
+                <w:szCs w:val="22"/>
+                <w:color w:val="000000"/>
+              </w:rPr>
+            </w:pPr>
+            <w:r>
+              <w:rPr>
+                <w:rFonts w:ascii="Helvetica" w:hAnsi="Helvetica" w:eastAsia="Helvetica" w:cs="Helvetica"/>
+                <w:i w:val="false"/>
+                <w:b w:val="false"/>
+                <w:u w:val="none"/>
+                <w:sz w:val="22"/>
+                <w:szCs w:val="22"/>
+                <w:color w:val="000000"/>
+              </w:rPr>
+              <w:t xml:space="preserve">0.360</w:t>
             </w:r>
           </w:p>
         </w:tc>
@@ -7382,113 +7382,113 @@
                 <w:szCs w:val="22"/>
                 <w:color w:val="000000"/>
               </w:rPr>
-              <w:t xml:space="preserve">0.32</w:t>
-            </w:r>
-          </w:p>
-        </w:tc>
-        <w:tc>
-          <w:tcPr>
-            <w:tcBorders>
-              <w:bottom w:val="none" w:sz="0" w:space="0" w:color="000000"/>
-              <w:top w:val="none" w:sz="0" w:space="0" w:color="000000"/>
-              <w:left w:val="none" w:sz="0" w:space="0" w:color="000000"/>
-              <w:right w:val="none" w:sz="0" w:space="0" w:color="000000"/>
-            </w:tcBorders>
-            <w:shd w:val="clear" w:color="auto" w:fill="FFFFFF"/>
-            <w:tcMar>
-              <w:top w:w="0" w:type="dxa"/>
-              <w:bottom w:w="0" w:type="dxa"/>
-              <w:left w:w="0" w:type="dxa"/>
-              <w:right w:w="0" w:type="dxa"/>
-            </w:tcMar>
-            <w:vAlign w:val="top"/>
-          </w:tcPr>
-          <w:p>
-            <w:pPr>
-              <w:pStyle w:val="Normal"/>
-              <w:jc w:val="center"/>
-              <w:pBdr>
-                <w:bottom w:val="none" w:sz="0" w:space="0" w:color="000000"/>
-                <w:top w:val="none" w:sz="0" w:space="0" w:color="000000"/>
-                <w:left w:val="none" w:sz="0" w:space="0" w:color="000000"/>
-                <w:right w:val="none" w:sz="0" w:space="0" w:color="000000"/>
-              </w:pBdr>
-              <w:spacing w:after="100" w:before="100" w:line="240"/>
-              <w:ind w:left="100" w:right="100" w:firstLine="0" w:firstLineChars="0"/>
-              <w:rPr>
-                <w:rFonts w:ascii="Helvetica" w:hAnsi="Helvetica" w:eastAsia="Helvetica" w:cs="Helvetica"/>
-                <w:i w:val="false"/>
-                <w:b w:val="false"/>
-                <w:u w:val="none"/>
-                <w:sz w:val="22"/>
-                <w:szCs w:val="22"/>
-                <w:color w:val="000000"/>
-              </w:rPr>
-            </w:pPr>
-            <w:r>
-              <w:rPr>
-                <w:rFonts w:ascii="Helvetica" w:hAnsi="Helvetica" w:eastAsia="Helvetica" w:cs="Helvetica"/>
-                <w:i w:val="false"/>
-                <w:b w:val="false"/>
-                <w:u w:val="none"/>
-                <w:sz w:val="22"/>
-                <w:szCs w:val="22"/>
-                <w:color w:val="000000"/>
-              </w:rPr>
-              <w:t xml:space="preserve">0.02, 5.65</w:t>
-            </w:r>
-          </w:p>
-        </w:tc>
-        <w:tc>
-          <w:tcPr>
-            <w:tcBorders>
-              <w:bottom w:val="none" w:sz="0" w:space="0" w:color="000000"/>
-              <w:top w:val="none" w:sz="0" w:space="0" w:color="000000"/>
-              <w:left w:val="none" w:sz="0" w:space="0" w:color="000000"/>
-              <w:right w:val="none" w:sz="0" w:space="0" w:color="000000"/>
-            </w:tcBorders>
-            <w:shd w:val="clear" w:color="auto" w:fill="FFFFFF"/>
-            <w:tcMar>
-              <w:top w:w="0" w:type="dxa"/>
-              <w:bottom w:w="0" w:type="dxa"/>
-              <w:left w:w="0" w:type="dxa"/>
-              <w:right w:w="0" w:type="dxa"/>
-            </w:tcMar>
-            <w:vAlign w:val="top"/>
-          </w:tcPr>
-          <w:p>
-            <w:pPr>
-              <w:pStyle w:val="Normal"/>
-              <w:jc w:val="center"/>
-              <w:pBdr>
-                <w:bottom w:val="none" w:sz="0" w:space="0" w:color="000000"/>
-                <w:top w:val="none" w:sz="0" w:space="0" w:color="000000"/>
-                <w:left w:val="none" w:sz="0" w:space="0" w:color="000000"/>
-                <w:right w:val="none" w:sz="0" w:space="0" w:color="000000"/>
-              </w:pBdr>
-              <w:spacing w:after="100" w:before="100" w:line="240"/>
-              <w:ind w:left="100" w:right="100" w:firstLine="0" w:firstLineChars="0"/>
-              <w:rPr>
-                <w:rFonts w:ascii="Helvetica" w:hAnsi="Helvetica" w:eastAsia="Helvetica" w:cs="Helvetica"/>
-                <w:i w:val="false"/>
-                <w:b w:val="false"/>
-                <w:u w:val="none"/>
-                <w:sz w:val="22"/>
-                <w:szCs w:val="22"/>
-                <w:color w:val="000000"/>
-              </w:rPr>
-            </w:pPr>
-            <w:r>
-              <w:rPr>
-                <w:rFonts w:ascii="Helvetica" w:hAnsi="Helvetica" w:eastAsia="Helvetica" w:cs="Helvetica"/>
-                <w:i w:val="false"/>
-                <w:b w:val="false"/>
-                <w:u w:val="none"/>
-                <w:sz w:val="22"/>
-                <w:szCs w:val="22"/>
-                <w:color w:val="000000"/>
-              </w:rPr>
-              <w:t xml:space="preserve">0.440</w:t>
+              <w:t xml:space="preserve">0.46</w:t>
+            </w:r>
+          </w:p>
+        </w:tc>
+        <w:tc>
+          <w:tcPr>
+            <w:tcBorders>
+              <w:bottom w:val="none" w:sz="0" w:space="0" w:color="000000"/>
+              <w:top w:val="none" w:sz="0" w:space="0" w:color="000000"/>
+              <w:left w:val="none" w:sz="0" w:space="0" w:color="000000"/>
+              <w:right w:val="none" w:sz="0" w:space="0" w:color="000000"/>
+            </w:tcBorders>
+            <w:shd w:val="clear" w:color="auto" w:fill="FFFFFF"/>
+            <w:tcMar>
+              <w:top w:w="0" w:type="dxa"/>
+              <w:bottom w:w="0" w:type="dxa"/>
+              <w:left w:w="0" w:type="dxa"/>
+              <w:right w:w="0" w:type="dxa"/>
+            </w:tcMar>
+            <w:vAlign w:val="top"/>
+          </w:tcPr>
+          <w:p>
+            <w:pPr>
+              <w:pStyle w:val="Normal"/>
+              <w:jc w:val="center"/>
+              <w:pBdr>
+                <w:bottom w:val="none" w:sz="0" w:space="0" w:color="000000"/>
+                <w:top w:val="none" w:sz="0" w:space="0" w:color="000000"/>
+                <w:left w:val="none" w:sz="0" w:space="0" w:color="000000"/>
+                <w:right w:val="none" w:sz="0" w:space="0" w:color="000000"/>
+              </w:pBdr>
+              <w:spacing w:after="100" w:before="100" w:line="240"/>
+              <w:ind w:left="100" w:right="100" w:firstLine="0" w:firstLineChars="0"/>
+              <w:rPr>
+                <w:rFonts w:ascii="Helvetica" w:hAnsi="Helvetica" w:eastAsia="Helvetica" w:cs="Helvetica"/>
+                <w:i w:val="false"/>
+                <w:b w:val="false"/>
+                <w:u w:val="none"/>
+                <w:sz w:val="22"/>
+                <w:szCs w:val="22"/>
+                <w:color w:val="000000"/>
+              </w:rPr>
+            </w:pPr>
+            <w:r>
+              <w:rPr>
+                <w:rFonts w:ascii="Helvetica" w:hAnsi="Helvetica" w:eastAsia="Helvetica" w:cs="Helvetica"/>
+                <w:i w:val="false"/>
+                <w:b w:val="false"/>
+                <w:u w:val="none"/>
+                <w:sz w:val="22"/>
+                <w:szCs w:val="22"/>
+                <w:color w:val="000000"/>
+              </w:rPr>
+              <w:t xml:space="preserve">0.02, 10.1</w:t>
+            </w:r>
+          </w:p>
+        </w:tc>
+        <w:tc>
+          <w:tcPr>
+            <w:tcBorders>
+              <w:bottom w:val="none" w:sz="0" w:space="0" w:color="000000"/>
+              <w:top w:val="none" w:sz="0" w:space="0" w:color="000000"/>
+              <w:left w:val="none" w:sz="0" w:space="0" w:color="000000"/>
+              <w:right w:val="none" w:sz="0" w:space="0" w:color="000000"/>
+            </w:tcBorders>
+            <w:shd w:val="clear" w:color="auto" w:fill="FFFFFF"/>
+            <w:tcMar>
+              <w:top w:w="0" w:type="dxa"/>
+              <w:bottom w:w="0" w:type="dxa"/>
+              <w:left w:w="0" w:type="dxa"/>
+              <w:right w:w="0" w:type="dxa"/>
+            </w:tcMar>
+            <w:vAlign w:val="top"/>
+          </w:tcPr>
+          <w:p>
+            <w:pPr>
+              <w:pStyle w:val="Normal"/>
+              <w:jc w:val="center"/>
+              <w:pBdr>
+                <w:bottom w:val="none" w:sz="0" w:space="0" w:color="000000"/>
+                <w:top w:val="none" w:sz="0" w:space="0" w:color="000000"/>
+                <w:left w:val="none" w:sz="0" w:space="0" w:color="000000"/>
+                <w:right w:val="none" w:sz="0" w:space="0" w:color="000000"/>
+              </w:pBdr>
+              <w:spacing w:after="100" w:before="100" w:line="240"/>
+              <w:ind w:left="100" w:right="100" w:firstLine="0" w:firstLineChars="0"/>
+              <w:rPr>
+                <w:rFonts w:ascii="Helvetica" w:hAnsi="Helvetica" w:eastAsia="Helvetica" w:cs="Helvetica"/>
+                <w:i w:val="false"/>
+                <w:b w:val="false"/>
+                <w:u w:val="none"/>
+                <w:sz w:val="22"/>
+                <w:szCs w:val="22"/>
+                <w:color w:val="000000"/>
+              </w:rPr>
+            </w:pPr>
+            <w:r>
+              <w:rPr>
+                <w:rFonts w:ascii="Helvetica" w:hAnsi="Helvetica" w:eastAsia="Helvetica" w:cs="Helvetica"/>
+                <w:i w:val="false"/>
+                <w:b w:val="false"/>
+                <w:u w:val="none"/>
+                <w:sz w:val="22"/>
+                <w:szCs w:val="22"/>
+                <w:color w:val="000000"/>
+              </w:rPr>
+              <w:t xml:space="preserve">0.620</w:t>
             </w:r>
           </w:p>
         </w:tc>
@@ -7865,113 +7865,113 @@
                 <w:szCs w:val="22"/>
                 <w:color w:val="000000"/>
               </w:rPr>
-              <w:t xml:space="preserve">0.34</w:t>
-            </w:r>
-          </w:p>
-        </w:tc>
-        <w:tc>
-          <w:tcPr>
-            <w:tcBorders>
-              <w:bottom w:val="none" w:sz="0" w:space="0" w:color="000000"/>
-              <w:top w:val="none" w:sz="0" w:space="0" w:color="000000"/>
-              <w:left w:val="none" w:sz="0" w:space="0" w:color="000000"/>
-              <w:right w:val="none" w:sz="0" w:space="0" w:color="000000"/>
-            </w:tcBorders>
-            <w:shd w:val="clear" w:color="auto" w:fill="FFFFFF"/>
-            <w:tcMar>
-              <w:top w:w="0" w:type="dxa"/>
-              <w:bottom w:w="0" w:type="dxa"/>
-              <w:left w:w="0" w:type="dxa"/>
-              <w:right w:w="0" w:type="dxa"/>
-            </w:tcMar>
-            <w:vAlign w:val="top"/>
-          </w:tcPr>
-          <w:p>
-            <w:pPr>
-              <w:pStyle w:val="Normal"/>
-              <w:jc w:val="center"/>
-              <w:pBdr>
-                <w:bottom w:val="none" w:sz="0" w:space="0" w:color="000000"/>
-                <w:top w:val="none" w:sz="0" w:space="0" w:color="000000"/>
-                <w:left w:val="none" w:sz="0" w:space="0" w:color="000000"/>
-                <w:right w:val="none" w:sz="0" w:space="0" w:color="000000"/>
-              </w:pBdr>
-              <w:spacing w:after="100" w:before="100" w:line="240"/>
-              <w:ind w:left="100" w:right="100" w:firstLine="0" w:firstLineChars="0"/>
-              <w:rPr>
-                <w:rFonts w:ascii="Helvetica" w:hAnsi="Helvetica" w:eastAsia="Helvetica" w:cs="Helvetica"/>
-                <w:i w:val="false"/>
-                <w:b w:val="false"/>
-                <w:u w:val="none"/>
-                <w:sz w:val="22"/>
-                <w:szCs w:val="22"/>
-                <w:color w:val="000000"/>
-              </w:rPr>
-            </w:pPr>
-            <w:r>
-              <w:rPr>
-                <w:rFonts w:ascii="Helvetica" w:hAnsi="Helvetica" w:eastAsia="Helvetica" w:cs="Helvetica"/>
-                <w:i w:val="false"/>
-                <w:b w:val="false"/>
-                <w:u w:val="none"/>
-                <w:sz w:val="22"/>
-                <w:szCs w:val="22"/>
-                <w:color w:val="000000"/>
-              </w:rPr>
-              <w:t xml:space="preserve">0.05, 2.10</w:t>
-            </w:r>
-          </w:p>
-        </w:tc>
-        <w:tc>
-          <w:tcPr>
-            <w:tcBorders>
-              <w:bottom w:val="none" w:sz="0" w:space="0" w:color="000000"/>
-              <w:top w:val="none" w:sz="0" w:space="0" w:color="000000"/>
-              <w:left w:val="none" w:sz="0" w:space="0" w:color="000000"/>
-              <w:right w:val="none" w:sz="0" w:space="0" w:color="000000"/>
-            </w:tcBorders>
-            <w:shd w:val="clear" w:color="auto" w:fill="FFFFFF"/>
-            <w:tcMar>
-              <w:top w:w="0" w:type="dxa"/>
-              <w:bottom w:w="0" w:type="dxa"/>
-              <w:left w:w="0" w:type="dxa"/>
-              <w:right w:w="0" w:type="dxa"/>
-            </w:tcMar>
-            <w:vAlign w:val="top"/>
-          </w:tcPr>
-          <w:p>
-            <w:pPr>
-              <w:pStyle w:val="Normal"/>
-              <w:jc w:val="center"/>
-              <w:pBdr>
-                <w:bottom w:val="none" w:sz="0" w:space="0" w:color="000000"/>
-                <w:top w:val="none" w:sz="0" w:space="0" w:color="000000"/>
-                <w:left w:val="none" w:sz="0" w:space="0" w:color="000000"/>
-                <w:right w:val="none" w:sz="0" w:space="0" w:color="000000"/>
-              </w:pBdr>
-              <w:spacing w:after="100" w:before="100" w:line="240"/>
-              <w:ind w:left="100" w:right="100" w:firstLine="0" w:firstLineChars="0"/>
-              <w:rPr>
-                <w:rFonts w:ascii="Helvetica" w:hAnsi="Helvetica" w:eastAsia="Helvetica" w:cs="Helvetica"/>
-                <w:i w:val="false"/>
-                <w:b w:val="false"/>
-                <w:u w:val="none"/>
-                <w:sz w:val="22"/>
-                <w:szCs w:val="22"/>
-                <w:color w:val="000000"/>
-              </w:rPr>
-            </w:pPr>
-            <w:r>
-              <w:rPr>
-                <w:rFonts w:ascii="Helvetica" w:hAnsi="Helvetica" w:eastAsia="Helvetica" w:cs="Helvetica"/>
-                <w:i w:val="false"/>
-                <w:b w:val="false"/>
-                <w:u w:val="none"/>
-                <w:sz w:val="22"/>
-                <w:szCs w:val="22"/>
-                <w:color w:val="000000"/>
-              </w:rPr>
-              <w:t xml:space="preserve">0.240</w:t>
+              <w:t xml:space="preserve">0.47</w:t>
+            </w:r>
+          </w:p>
+        </w:tc>
+        <w:tc>
+          <w:tcPr>
+            <w:tcBorders>
+              <w:bottom w:val="none" w:sz="0" w:space="0" w:color="000000"/>
+              <w:top w:val="none" w:sz="0" w:space="0" w:color="000000"/>
+              <w:left w:val="none" w:sz="0" w:space="0" w:color="000000"/>
+              <w:right w:val="none" w:sz="0" w:space="0" w:color="000000"/>
+            </w:tcBorders>
+            <w:shd w:val="clear" w:color="auto" w:fill="FFFFFF"/>
+            <w:tcMar>
+              <w:top w:w="0" w:type="dxa"/>
+              <w:bottom w:w="0" w:type="dxa"/>
+              <w:left w:w="0" w:type="dxa"/>
+              <w:right w:w="0" w:type="dxa"/>
+            </w:tcMar>
+            <w:vAlign w:val="top"/>
+          </w:tcPr>
+          <w:p>
+            <w:pPr>
+              <w:pStyle w:val="Normal"/>
+              <w:jc w:val="center"/>
+              <w:pBdr>
+                <w:bottom w:val="none" w:sz="0" w:space="0" w:color="000000"/>
+                <w:top w:val="none" w:sz="0" w:space="0" w:color="000000"/>
+                <w:left w:val="none" w:sz="0" w:space="0" w:color="000000"/>
+                <w:right w:val="none" w:sz="0" w:space="0" w:color="000000"/>
+              </w:pBdr>
+              <w:spacing w:after="100" w:before="100" w:line="240"/>
+              <w:ind w:left="100" w:right="100" w:firstLine="0" w:firstLineChars="0"/>
+              <w:rPr>
+                <w:rFonts w:ascii="Helvetica" w:hAnsi="Helvetica" w:eastAsia="Helvetica" w:cs="Helvetica"/>
+                <w:i w:val="false"/>
+                <w:b w:val="false"/>
+                <w:u w:val="none"/>
+                <w:sz w:val="22"/>
+                <w:szCs w:val="22"/>
+                <w:color w:val="000000"/>
+              </w:rPr>
+            </w:pPr>
+            <w:r>
+              <w:rPr>
+                <w:rFonts w:ascii="Helvetica" w:hAnsi="Helvetica" w:eastAsia="Helvetica" w:cs="Helvetica"/>
+                <w:i w:val="false"/>
+                <w:b w:val="false"/>
+                <w:u w:val="none"/>
+                <w:sz w:val="22"/>
+                <w:szCs w:val="22"/>
+                <w:color w:val="000000"/>
+              </w:rPr>
+              <w:t xml:space="preserve">0.08, 2.91</w:t>
+            </w:r>
+          </w:p>
+        </w:tc>
+        <w:tc>
+          <w:tcPr>
+            <w:tcBorders>
+              <w:bottom w:val="none" w:sz="0" w:space="0" w:color="000000"/>
+              <w:top w:val="none" w:sz="0" w:space="0" w:color="000000"/>
+              <w:left w:val="none" w:sz="0" w:space="0" w:color="000000"/>
+              <w:right w:val="none" w:sz="0" w:space="0" w:color="000000"/>
+            </w:tcBorders>
+            <w:shd w:val="clear" w:color="auto" w:fill="FFFFFF"/>
+            <w:tcMar>
+              <w:top w:w="0" w:type="dxa"/>
+              <w:bottom w:w="0" w:type="dxa"/>
+              <w:left w:w="0" w:type="dxa"/>
+              <w:right w:w="0" w:type="dxa"/>
+            </w:tcMar>
+            <w:vAlign w:val="top"/>
+          </w:tcPr>
+          <w:p>
+            <w:pPr>
+              <w:pStyle w:val="Normal"/>
+              <w:jc w:val="center"/>
+              <w:pBdr>
+                <w:bottom w:val="none" w:sz="0" w:space="0" w:color="000000"/>
+                <w:top w:val="none" w:sz="0" w:space="0" w:color="000000"/>
+                <w:left w:val="none" w:sz="0" w:space="0" w:color="000000"/>
+                <w:right w:val="none" w:sz="0" w:space="0" w:color="000000"/>
+              </w:pBdr>
+              <w:spacing w:after="100" w:before="100" w:line="240"/>
+              <w:ind w:left="100" w:right="100" w:firstLine="0" w:firstLineChars="0"/>
+              <w:rPr>
+                <w:rFonts w:ascii="Helvetica" w:hAnsi="Helvetica" w:eastAsia="Helvetica" w:cs="Helvetica"/>
+                <w:i w:val="false"/>
+                <w:b w:val="false"/>
+                <w:u w:val="none"/>
+                <w:sz w:val="22"/>
+                <w:szCs w:val="22"/>
+                <w:color w:val="000000"/>
+              </w:rPr>
+            </w:pPr>
+            <w:r>
+              <w:rPr>
+                <w:rFonts w:ascii="Helvetica" w:hAnsi="Helvetica" w:eastAsia="Helvetica" w:cs="Helvetica"/>
+                <w:i w:val="false"/>
+                <w:b w:val="false"/>
+                <w:u w:val="none"/>
+                <w:sz w:val="22"/>
+                <w:szCs w:val="22"/>
+                <w:color w:val="000000"/>
+              </w:rPr>
+              <w:t xml:space="preserve">0.420</w:t>
             </w:r>
           </w:p>
         </w:tc>
@@ -8348,60 +8348,60 @@
                 <w:szCs w:val="22"/>
                 <w:color w:val="000000"/>
               </w:rPr>
-              <w:t xml:space="preserve">1.16</w:t>
-            </w:r>
-          </w:p>
-        </w:tc>
-        <w:tc>
-          <w:tcPr>
-            <w:tcBorders>
-              <w:bottom w:val="none" w:sz="0" w:space="0" w:color="000000"/>
-              <w:top w:val="none" w:sz="0" w:space="0" w:color="000000"/>
-              <w:left w:val="none" w:sz="0" w:space="0" w:color="000000"/>
-              <w:right w:val="none" w:sz="0" w:space="0" w:color="000000"/>
-            </w:tcBorders>
-            <w:shd w:val="clear" w:color="auto" w:fill="FFFFFF"/>
-            <w:tcMar>
-              <w:top w:w="0" w:type="dxa"/>
-              <w:bottom w:w="0" w:type="dxa"/>
-              <w:left w:w="0" w:type="dxa"/>
-              <w:right w:w="0" w:type="dxa"/>
-            </w:tcMar>
-            <w:vAlign w:val="top"/>
-          </w:tcPr>
-          <w:p>
-            <w:pPr>
-              <w:pStyle w:val="Normal"/>
-              <w:jc w:val="center"/>
-              <w:pBdr>
-                <w:bottom w:val="none" w:sz="0" w:space="0" w:color="000000"/>
-                <w:top w:val="none" w:sz="0" w:space="0" w:color="000000"/>
-                <w:left w:val="none" w:sz="0" w:space="0" w:color="000000"/>
-                <w:right w:val="none" w:sz="0" w:space="0" w:color="000000"/>
-              </w:pBdr>
-              <w:spacing w:after="100" w:before="100" w:line="240"/>
-              <w:ind w:left="100" w:right="100" w:firstLine="0" w:firstLineChars="0"/>
-              <w:rPr>
-                <w:rFonts w:ascii="Helvetica" w:hAnsi="Helvetica" w:eastAsia="Helvetica" w:cs="Helvetica"/>
-                <w:i w:val="false"/>
-                <w:b w:val="false"/>
-                <w:u w:val="none"/>
-                <w:sz w:val="22"/>
-                <w:szCs w:val="22"/>
-                <w:color w:val="000000"/>
-              </w:rPr>
-            </w:pPr>
-            <w:r>
-              <w:rPr>
-                <w:rFonts w:ascii="Helvetica" w:hAnsi="Helvetica" w:eastAsia="Helvetica" w:cs="Helvetica"/>
-                <w:i w:val="false"/>
-                <w:b w:val="false"/>
-                <w:u w:val="none"/>
-                <w:sz w:val="22"/>
-                <w:szCs w:val="22"/>
-                <w:color w:val="000000"/>
-              </w:rPr>
-              <w:t xml:space="preserve">0.06, 22.2</w:t>
+              <w:t xml:space="preserve">1.17</w:t>
+            </w:r>
+          </w:p>
+        </w:tc>
+        <w:tc>
+          <w:tcPr>
+            <w:tcBorders>
+              <w:bottom w:val="none" w:sz="0" w:space="0" w:color="000000"/>
+              <w:top w:val="none" w:sz="0" w:space="0" w:color="000000"/>
+              <w:left w:val="none" w:sz="0" w:space="0" w:color="000000"/>
+              <w:right w:val="none" w:sz="0" w:space="0" w:color="000000"/>
+            </w:tcBorders>
+            <w:shd w:val="clear" w:color="auto" w:fill="FFFFFF"/>
+            <w:tcMar>
+              <w:top w:w="0" w:type="dxa"/>
+              <w:bottom w:w="0" w:type="dxa"/>
+              <w:left w:w="0" w:type="dxa"/>
+              <w:right w:w="0" w:type="dxa"/>
+            </w:tcMar>
+            <w:vAlign w:val="top"/>
+          </w:tcPr>
+          <w:p>
+            <w:pPr>
+              <w:pStyle w:val="Normal"/>
+              <w:jc w:val="center"/>
+              <w:pBdr>
+                <w:bottom w:val="none" w:sz="0" w:space="0" w:color="000000"/>
+                <w:top w:val="none" w:sz="0" w:space="0" w:color="000000"/>
+                <w:left w:val="none" w:sz="0" w:space="0" w:color="000000"/>
+                <w:right w:val="none" w:sz="0" w:space="0" w:color="000000"/>
+              </w:pBdr>
+              <w:spacing w:after="100" w:before="100" w:line="240"/>
+              <w:ind w:left="100" w:right="100" w:firstLine="0" w:firstLineChars="0"/>
+              <w:rPr>
+                <w:rFonts w:ascii="Helvetica" w:hAnsi="Helvetica" w:eastAsia="Helvetica" w:cs="Helvetica"/>
+                <w:i w:val="false"/>
+                <w:b w:val="false"/>
+                <w:u w:val="none"/>
+                <w:sz w:val="22"/>
+                <w:szCs w:val="22"/>
+                <w:color w:val="000000"/>
+              </w:rPr>
+            </w:pPr>
+            <w:r>
+              <w:rPr>
+                <w:rFonts w:ascii="Helvetica" w:hAnsi="Helvetica" w:eastAsia="Helvetica" w:cs="Helvetica"/>
+                <w:i w:val="false"/>
+                <w:b w:val="false"/>
+                <w:u w:val="none"/>
+                <w:sz w:val="22"/>
+                <w:szCs w:val="22"/>
+                <w:color w:val="000000"/>
+              </w:rPr>
+              <w:t xml:space="preserve">0.06, 21.1</w:t>
             </w:r>
           </w:p>
         </w:tc>
@@ -8831,113 +8831,113 @@
                 <w:szCs w:val="22"/>
                 <w:color w:val="000000"/>
               </w:rPr>
-              <w:t xml:space="preserve">0.24</w:t>
-            </w:r>
-          </w:p>
-        </w:tc>
-        <w:tc>
-          <w:tcPr>
-            <w:tcBorders>
-              <w:bottom w:val="none" w:sz="0" w:space="0" w:color="000000"/>
-              <w:top w:val="none" w:sz="0" w:space="0" w:color="000000"/>
-              <w:left w:val="none" w:sz="0" w:space="0" w:color="000000"/>
-              <w:right w:val="none" w:sz="0" w:space="0" w:color="000000"/>
-            </w:tcBorders>
-            <w:shd w:val="clear" w:color="auto" w:fill="FFFFFF"/>
-            <w:tcMar>
-              <w:top w:w="0" w:type="dxa"/>
-              <w:bottom w:w="0" w:type="dxa"/>
-              <w:left w:w="0" w:type="dxa"/>
-              <w:right w:w="0" w:type="dxa"/>
-            </w:tcMar>
-            <w:vAlign w:val="top"/>
-          </w:tcPr>
-          <w:p>
-            <w:pPr>
-              <w:pStyle w:val="Normal"/>
-              <w:jc w:val="center"/>
-              <w:pBdr>
-                <w:bottom w:val="none" w:sz="0" w:space="0" w:color="000000"/>
-                <w:top w:val="none" w:sz="0" w:space="0" w:color="000000"/>
-                <w:left w:val="none" w:sz="0" w:space="0" w:color="000000"/>
-                <w:right w:val="none" w:sz="0" w:space="0" w:color="000000"/>
-              </w:pBdr>
-              <w:spacing w:after="100" w:before="100" w:line="240"/>
-              <w:ind w:left="100" w:right="100" w:firstLine="0" w:firstLineChars="0"/>
-              <w:rPr>
-                <w:rFonts w:ascii="Helvetica" w:hAnsi="Helvetica" w:eastAsia="Helvetica" w:cs="Helvetica"/>
-                <w:i w:val="false"/>
-                <w:b w:val="false"/>
-                <w:u w:val="none"/>
-                <w:sz w:val="22"/>
-                <w:szCs w:val="22"/>
-                <w:color w:val="000000"/>
-              </w:rPr>
-            </w:pPr>
-            <w:r>
-              <w:rPr>
-                <w:rFonts w:ascii="Helvetica" w:hAnsi="Helvetica" w:eastAsia="Helvetica" w:cs="Helvetica"/>
-                <w:i w:val="false"/>
-                <w:b w:val="false"/>
-                <w:u w:val="none"/>
-                <w:sz w:val="22"/>
-                <w:szCs w:val="22"/>
-                <w:color w:val="000000"/>
-              </w:rPr>
-              <w:t xml:space="preserve">0.01, 3.89</w:t>
-            </w:r>
-          </w:p>
-        </w:tc>
-        <w:tc>
-          <w:tcPr>
-            <w:tcBorders>
-              <w:bottom w:val="none" w:sz="0" w:space="0" w:color="000000"/>
-              <w:top w:val="none" w:sz="0" w:space="0" w:color="000000"/>
-              <w:left w:val="none" w:sz="0" w:space="0" w:color="000000"/>
-              <w:right w:val="none" w:sz="0" w:space="0" w:color="000000"/>
-            </w:tcBorders>
-            <w:shd w:val="clear" w:color="auto" w:fill="FFFFFF"/>
-            <w:tcMar>
-              <w:top w:w="0" w:type="dxa"/>
-              <w:bottom w:w="0" w:type="dxa"/>
-              <w:left w:w="0" w:type="dxa"/>
-              <w:right w:w="0" w:type="dxa"/>
-            </w:tcMar>
-            <w:vAlign w:val="top"/>
-          </w:tcPr>
-          <w:p>
-            <w:pPr>
-              <w:pStyle w:val="Normal"/>
-              <w:jc w:val="center"/>
-              <w:pBdr>
-                <w:bottom w:val="none" w:sz="0" w:space="0" w:color="000000"/>
-                <w:top w:val="none" w:sz="0" w:space="0" w:color="000000"/>
-                <w:left w:val="none" w:sz="0" w:space="0" w:color="000000"/>
-                <w:right w:val="none" w:sz="0" w:space="0" w:color="000000"/>
-              </w:pBdr>
-              <w:spacing w:after="100" w:before="100" w:line="240"/>
-              <w:ind w:left="100" w:right="100" w:firstLine="0" w:firstLineChars="0"/>
-              <w:rPr>
-                <w:rFonts w:ascii="Helvetica" w:hAnsi="Helvetica" w:eastAsia="Helvetica" w:cs="Helvetica"/>
-                <w:i w:val="false"/>
-                <w:b w:val="false"/>
-                <w:u w:val="none"/>
-                <w:sz w:val="22"/>
-                <w:szCs w:val="22"/>
-                <w:color w:val="000000"/>
-              </w:rPr>
-            </w:pPr>
-            <w:r>
-              <w:rPr>
-                <w:rFonts w:ascii="Helvetica" w:hAnsi="Helvetica" w:eastAsia="Helvetica" w:cs="Helvetica"/>
-                <w:i w:val="false"/>
-                <w:b w:val="false"/>
-                <w:u w:val="none"/>
-                <w:sz w:val="22"/>
-                <w:szCs w:val="22"/>
-                <w:color w:val="000000"/>
-              </w:rPr>
-              <w:t xml:space="preserve">0.310</w:t>
+              <w:t xml:space="preserve">0.38</w:t>
+            </w:r>
+          </w:p>
+        </w:tc>
+        <w:tc>
+          <w:tcPr>
+            <w:tcBorders>
+              <w:bottom w:val="none" w:sz="0" w:space="0" w:color="000000"/>
+              <w:top w:val="none" w:sz="0" w:space="0" w:color="000000"/>
+              <w:left w:val="none" w:sz="0" w:space="0" w:color="000000"/>
+              <w:right w:val="none" w:sz="0" w:space="0" w:color="000000"/>
+            </w:tcBorders>
+            <w:shd w:val="clear" w:color="auto" w:fill="FFFFFF"/>
+            <w:tcMar>
+              <w:top w:w="0" w:type="dxa"/>
+              <w:bottom w:w="0" w:type="dxa"/>
+              <w:left w:w="0" w:type="dxa"/>
+              <w:right w:w="0" w:type="dxa"/>
+            </w:tcMar>
+            <w:vAlign w:val="top"/>
+          </w:tcPr>
+          <w:p>
+            <w:pPr>
+              <w:pStyle w:val="Normal"/>
+              <w:jc w:val="center"/>
+              <w:pBdr>
+                <w:bottom w:val="none" w:sz="0" w:space="0" w:color="000000"/>
+                <w:top w:val="none" w:sz="0" w:space="0" w:color="000000"/>
+                <w:left w:val="none" w:sz="0" w:space="0" w:color="000000"/>
+                <w:right w:val="none" w:sz="0" w:space="0" w:color="000000"/>
+              </w:pBdr>
+              <w:spacing w:after="100" w:before="100" w:line="240"/>
+              <w:ind w:left="100" w:right="100" w:firstLine="0" w:firstLineChars="0"/>
+              <w:rPr>
+                <w:rFonts w:ascii="Helvetica" w:hAnsi="Helvetica" w:eastAsia="Helvetica" w:cs="Helvetica"/>
+                <w:i w:val="false"/>
+                <w:b w:val="false"/>
+                <w:u w:val="none"/>
+                <w:sz w:val="22"/>
+                <w:szCs w:val="22"/>
+                <w:color w:val="000000"/>
+              </w:rPr>
+            </w:pPr>
+            <w:r>
+              <w:rPr>
+                <w:rFonts w:ascii="Helvetica" w:hAnsi="Helvetica" w:eastAsia="Helvetica" w:cs="Helvetica"/>
+                <w:i w:val="false"/>
+                <w:b w:val="false"/>
+                <w:u w:val="none"/>
+                <w:sz w:val="22"/>
+                <w:szCs w:val="22"/>
+                <w:color w:val="000000"/>
+              </w:rPr>
+              <w:t xml:space="preserve">0.02, 7.74</w:t>
+            </w:r>
+          </w:p>
+        </w:tc>
+        <w:tc>
+          <w:tcPr>
+            <w:tcBorders>
+              <w:bottom w:val="none" w:sz="0" w:space="0" w:color="000000"/>
+              <w:top w:val="none" w:sz="0" w:space="0" w:color="000000"/>
+              <w:left w:val="none" w:sz="0" w:space="0" w:color="000000"/>
+              <w:right w:val="none" w:sz="0" w:space="0" w:color="000000"/>
+            </w:tcBorders>
+            <w:shd w:val="clear" w:color="auto" w:fill="FFFFFF"/>
+            <w:tcMar>
+              <w:top w:w="0" w:type="dxa"/>
+              <w:bottom w:w="0" w:type="dxa"/>
+              <w:left w:w="0" w:type="dxa"/>
+              <w:right w:w="0" w:type="dxa"/>
+            </w:tcMar>
+            <w:vAlign w:val="top"/>
+          </w:tcPr>
+          <w:p>
+            <w:pPr>
+              <w:pStyle w:val="Normal"/>
+              <w:jc w:val="center"/>
+              <w:pBdr>
+                <w:bottom w:val="none" w:sz="0" w:space="0" w:color="000000"/>
+                <w:top w:val="none" w:sz="0" w:space="0" w:color="000000"/>
+                <w:left w:val="none" w:sz="0" w:space="0" w:color="000000"/>
+                <w:right w:val="none" w:sz="0" w:space="0" w:color="000000"/>
+              </w:pBdr>
+              <w:spacing w:after="100" w:before="100" w:line="240"/>
+              <w:ind w:left="100" w:right="100" w:firstLine="0" w:firstLineChars="0"/>
+              <w:rPr>
+                <w:rFonts w:ascii="Helvetica" w:hAnsi="Helvetica" w:eastAsia="Helvetica" w:cs="Helvetica"/>
+                <w:i w:val="false"/>
+                <w:b w:val="false"/>
+                <w:u w:val="none"/>
+                <w:sz w:val="22"/>
+                <w:szCs w:val="22"/>
+                <w:color w:val="000000"/>
+              </w:rPr>
+            </w:pPr>
+            <w:r>
+              <w:rPr>
+                <w:rFonts w:ascii="Helvetica" w:hAnsi="Helvetica" w:eastAsia="Helvetica" w:cs="Helvetica"/>
+                <w:i w:val="false"/>
+                <w:b w:val="false"/>
+                <w:u w:val="none"/>
+                <w:sz w:val="22"/>
+                <w:szCs w:val="22"/>
+                <w:color w:val="000000"/>
+              </w:rPr>
+              <w:t xml:space="preserve">0.530</w:t>
             </w:r>
           </w:p>
         </w:tc>
@@ -9314,113 +9314,113 @@
                 <w:szCs w:val="22"/>
                 <w:color w:val="000000"/>
               </w:rPr>
-              <w:t xml:space="preserve">0.14</w:t>
-            </w:r>
-          </w:p>
-        </w:tc>
-        <w:tc>
-          <w:tcPr>
-            <w:tcBorders>
-              <w:bottom w:val="none" w:sz="0" w:space="0" w:color="000000"/>
-              <w:top w:val="none" w:sz="0" w:space="0" w:color="000000"/>
-              <w:left w:val="none" w:sz="0" w:space="0" w:color="000000"/>
-              <w:right w:val="none" w:sz="0" w:space="0" w:color="000000"/>
-            </w:tcBorders>
-            <w:shd w:val="clear" w:color="auto" w:fill="FFFFFF"/>
-            <w:tcMar>
-              <w:top w:w="0" w:type="dxa"/>
-              <w:bottom w:w="0" w:type="dxa"/>
-              <w:left w:w="0" w:type="dxa"/>
-              <w:right w:w="0" w:type="dxa"/>
-            </w:tcMar>
-            <w:vAlign w:val="top"/>
-          </w:tcPr>
-          <w:p>
-            <w:pPr>
-              <w:pStyle w:val="Normal"/>
-              <w:jc w:val="center"/>
-              <w:pBdr>
-                <w:bottom w:val="none" w:sz="0" w:space="0" w:color="000000"/>
-                <w:top w:val="none" w:sz="0" w:space="0" w:color="000000"/>
-                <w:left w:val="none" w:sz="0" w:space="0" w:color="000000"/>
-                <w:right w:val="none" w:sz="0" w:space="0" w:color="000000"/>
-              </w:pBdr>
-              <w:spacing w:after="100" w:before="100" w:line="240"/>
-              <w:ind w:left="100" w:right="100" w:firstLine="0" w:firstLineChars="0"/>
-              <w:rPr>
-                <w:rFonts w:ascii="Helvetica" w:hAnsi="Helvetica" w:eastAsia="Helvetica" w:cs="Helvetica"/>
-                <w:i w:val="false"/>
-                <w:b w:val="false"/>
-                <w:u w:val="none"/>
-                <w:sz w:val="22"/>
-                <w:szCs w:val="22"/>
-                <w:color w:val="000000"/>
-              </w:rPr>
-            </w:pPr>
-            <w:r>
-              <w:rPr>
-                <w:rFonts w:ascii="Helvetica" w:hAnsi="Helvetica" w:eastAsia="Helvetica" w:cs="Helvetica"/>
-                <w:i w:val="false"/>
-                <w:b w:val="false"/>
-                <w:u w:val="none"/>
-                <w:sz w:val="22"/>
-                <w:szCs w:val="22"/>
-                <w:color w:val="000000"/>
-              </w:rPr>
-              <w:t xml:space="preserve">0.02, 1.20</w:t>
-            </w:r>
-          </w:p>
-        </w:tc>
-        <w:tc>
-          <w:tcPr>
-            <w:tcBorders>
-              <w:bottom w:val="none" w:sz="0" w:space="0" w:color="000000"/>
-              <w:top w:val="none" w:sz="0" w:space="0" w:color="000000"/>
-              <w:left w:val="none" w:sz="0" w:space="0" w:color="000000"/>
-              <w:right w:val="none" w:sz="0" w:space="0" w:color="000000"/>
-            </w:tcBorders>
-            <w:shd w:val="clear" w:color="auto" w:fill="FFFFFF"/>
-            <w:tcMar>
-              <w:top w:w="0" w:type="dxa"/>
-              <w:bottom w:w="0" w:type="dxa"/>
-              <w:left w:w="0" w:type="dxa"/>
-              <w:right w:w="0" w:type="dxa"/>
-            </w:tcMar>
-            <w:vAlign w:val="top"/>
-          </w:tcPr>
-          <w:p>
-            <w:pPr>
-              <w:pStyle w:val="Normal"/>
-              <w:jc w:val="center"/>
-              <w:pBdr>
-                <w:bottom w:val="none" w:sz="0" w:space="0" w:color="000000"/>
-                <w:top w:val="none" w:sz="0" w:space="0" w:color="000000"/>
-                <w:left w:val="none" w:sz="0" w:space="0" w:color="000000"/>
-                <w:right w:val="none" w:sz="0" w:space="0" w:color="000000"/>
-              </w:pBdr>
-              <w:spacing w:after="100" w:before="100" w:line="240"/>
-              <w:ind w:left="100" w:right="100" w:firstLine="0" w:firstLineChars="0"/>
-              <w:rPr>
-                <w:rFonts w:ascii="Helvetica" w:hAnsi="Helvetica" w:eastAsia="Helvetica" w:cs="Helvetica"/>
-                <w:i w:val="false"/>
-                <w:b w:val="false"/>
-                <w:u w:val="none"/>
-                <w:sz w:val="22"/>
-                <w:szCs w:val="22"/>
-                <w:color w:val="000000"/>
-              </w:rPr>
-            </w:pPr>
-            <w:r>
-              <w:rPr>
-                <w:rFonts w:ascii="Helvetica" w:hAnsi="Helvetica" w:eastAsia="Helvetica" w:cs="Helvetica"/>
-                <w:i w:val="false"/>
-                <w:b w:val="false"/>
-                <w:u w:val="none"/>
-                <w:sz w:val="22"/>
-                <w:szCs w:val="22"/>
-                <w:color w:val="000000"/>
-              </w:rPr>
-              <w:t xml:space="preserve">0.073</w:t>
+              <w:t xml:space="preserve">0.19</w:t>
+            </w:r>
+          </w:p>
+        </w:tc>
+        <w:tc>
+          <w:tcPr>
+            <w:tcBorders>
+              <w:bottom w:val="none" w:sz="0" w:space="0" w:color="000000"/>
+              <w:top w:val="none" w:sz="0" w:space="0" w:color="000000"/>
+              <w:left w:val="none" w:sz="0" w:space="0" w:color="000000"/>
+              <w:right w:val="none" w:sz="0" w:space="0" w:color="000000"/>
+            </w:tcBorders>
+            <w:shd w:val="clear" w:color="auto" w:fill="FFFFFF"/>
+            <w:tcMar>
+              <w:top w:w="0" w:type="dxa"/>
+              <w:bottom w:w="0" w:type="dxa"/>
+              <w:left w:w="0" w:type="dxa"/>
+              <w:right w:w="0" w:type="dxa"/>
+            </w:tcMar>
+            <w:vAlign w:val="top"/>
+          </w:tcPr>
+          <w:p>
+            <w:pPr>
+              <w:pStyle w:val="Normal"/>
+              <w:jc w:val="center"/>
+              <w:pBdr>
+                <w:bottom w:val="none" w:sz="0" w:space="0" w:color="000000"/>
+                <w:top w:val="none" w:sz="0" w:space="0" w:color="000000"/>
+                <w:left w:val="none" w:sz="0" w:space="0" w:color="000000"/>
+                <w:right w:val="none" w:sz="0" w:space="0" w:color="000000"/>
+              </w:pBdr>
+              <w:spacing w:after="100" w:before="100" w:line="240"/>
+              <w:ind w:left="100" w:right="100" w:firstLine="0" w:firstLineChars="0"/>
+              <w:rPr>
+                <w:rFonts w:ascii="Helvetica" w:hAnsi="Helvetica" w:eastAsia="Helvetica" w:cs="Helvetica"/>
+                <w:i w:val="false"/>
+                <w:b w:val="false"/>
+                <w:u w:val="none"/>
+                <w:sz w:val="22"/>
+                <w:szCs w:val="22"/>
+                <w:color w:val="000000"/>
+              </w:rPr>
+            </w:pPr>
+            <w:r>
+              <w:rPr>
+                <w:rFonts w:ascii="Helvetica" w:hAnsi="Helvetica" w:eastAsia="Helvetica" w:cs="Helvetica"/>
+                <w:i w:val="false"/>
+                <w:b w:val="false"/>
+                <w:u w:val="none"/>
+                <w:sz w:val="22"/>
+                <w:szCs w:val="22"/>
+                <w:color w:val="000000"/>
+              </w:rPr>
+              <w:t xml:space="preserve">0.03, 1.49</w:t>
+            </w:r>
+          </w:p>
+        </w:tc>
+        <w:tc>
+          <w:tcPr>
+            <w:tcBorders>
+              <w:bottom w:val="none" w:sz="0" w:space="0" w:color="000000"/>
+              <w:top w:val="none" w:sz="0" w:space="0" w:color="000000"/>
+              <w:left w:val="none" w:sz="0" w:space="0" w:color="000000"/>
+              <w:right w:val="none" w:sz="0" w:space="0" w:color="000000"/>
+            </w:tcBorders>
+            <w:shd w:val="clear" w:color="auto" w:fill="FFFFFF"/>
+            <w:tcMar>
+              <w:top w:w="0" w:type="dxa"/>
+              <w:bottom w:w="0" w:type="dxa"/>
+              <w:left w:w="0" w:type="dxa"/>
+              <w:right w:w="0" w:type="dxa"/>
+            </w:tcMar>
+            <w:vAlign w:val="top"/>
+          </w:tcPr>
+          <w:p>
+            <w:pPr>
+              <w:pStyle w:val="Normal"/>
+              <w:jc w:val="center"/>
+              <w:pBdr>
+                <w:bottom w:val="none" w:sz="0" w:space="0" w:color="000000"/>
+                <w:top w:val="none" w:sz="0" w:space="0" w:color="000000"/>
+                <w:left w:val="none" w:sz="0" w:space="0" w:color="000000"/>
+                <w:right w:val="none" w:sz="0" w:space="0" w:color="000000"/>
+              </w:pBdr>
+              <w:spacing w:after="100" w:before="100" w:line="240"/>
+              <w:ind w:left="100" w:right="100" w:firstLine="0" w:firstLineChars="0"/>
+              <w:rPr>
+                <w:rFonts w:ascii="Helvetica" w:hAnsi="Helvetica" w:eastAsia="Helvetica" w:cs="Helvetica"/>
+                <w:i w:val="false"/>
+                <w:b w:val="false"/>
+                <w:u w:val="none"/>
+                <w:sz w:val="22"/>
+                <w:szCs w:val="22"/>
+                <w:color w:val="000000"/>
+              </w:rPr>
+            </w:pPr>
+            <w:r>
+              <w:rPr>
+                <w:rFonts w:ascii="Helvetica" w:hAnsi="Helvetica" w:eastAsia="Helvetica" w:cs="Helvetica"/>
+                <w:i w:val="false"/>
+                <w:b w:val="false"/>
+                <w:u w:val="none"/>
+                <w:sz w:val="22"/>
+                <w:szCs w:val="22"/>
+                <w:color w:val="000000"/>
+              </w:rPr>
+              <w:t xml:space="preserve">0.120</w:t>
             </w:r>
           </w:p>
         </w:tc>
@@ -9797,113 +9797,113 @@
                 <w:szCs w:val="22"/>
                 <w:color w:val="000000"/>
               </w:rPr>
-              <w:t xml:space="preserve">2.53</w:t>
-            </w:r>
-          </w:p>
-        </w:tc>
-        <w:tc>
-          <w:tcPr>
-            <w:tcBorders>
-              <w:bottom w:val="none" w:sz="0" w:space="0" w:color="000000"/>
-              <w:top w:val="none" w:sz="0" w:space="0" w:color="000000"/>
-              <w:left w:val="none" w:sz="0" w:space="0" w:color="000000"/>
-              <w:right w:val="none" w:sz="0" w:space="0" w:color="000000"/>
-            </w:tcBorders>
-            <w:shd w:val="clear" w:color="auto" w:fill="FFFFFF"/>
-            <w:tcMar>
-              <w:top w:w="0" w:type="dxa"/>
-              <w:bottom w:w="0" w:type="dxa"/>
-              <w:left w:w="0" w:type="dxa"/>
-              <w:right w:w="0" w:type="dxa"/>
-            </w:tcMar>
-            <w:vAlign w:val="top"/>
-          </w:tcPr>
-          <w:p>
-            <w:pPr>
-              <w:pStyle w:val="Normal"/>
-              <w:jc w:val="center"/>
-              <w:pBdr>
-                <w:bottom w:val="none" w:sz="0" w:space="0" w:color="000000"/>
-                <w:top w:val="none" w:sz="0" w:space="0" w:color="000000"/>
-                <w:left w:val="none" w:sz="0" w:space="0" w:color="000000"/>
-                <w:right w:val="none" w:sz="0" w:space="0" w:color="000000"/>
-              </w:pBdr>
-              <w:spacing w:after="100" w:before="100" w:line="240"/>
-              <w:ind w:left="100" w:right="100" w:firstLine="0" w:firstLineChars="0"/>
-              <w:rPr>
-                <w:rFonts w:ascii="Helvetica" w:hAnsi="Helvetica" w:eastAsia="Helvetica" w:cs="Helvetica"/>
-                <w:i w:val="false"/>
-                <w:b w:val="false"/>
-                <w:u w:val="none"/>
-                <w:sz w:val="22"/>
-                <w:szCs w:val="22"/>
-                <w:color w:val="000000"/>
-              </w:rPr>
-            </w:pPr>
-            <w:r>
-              <w:rPr>
-                <w:rFonts w:ascii="Helvetica" w:hAnsi="Helvetica" w:eastAsia="Helvetica" w:cs="Helvetica"/>
-                <w:i w:val="false"/>
-                <w:b w:val="false"/>
-                <w:u w:val="none"/>
-                <w:sz w:val="22"/>
-                <w:szCs w:val="22"/>
-                <w:color w:val="000000"/>
-              </w:rPr>
-              <w:t xml:space="preserve">0.23, 27.8</w:t>
-            </w:r>
-          </w:p>
-        </w:tc>
-        <w:tc>
-          <w:tcPr>
-            <w:tcBorders>
-              <w:bottom w:val="none" w:sz="0" w:space="0" w:color="000000"/>
-              <w:top w:val="none" w:sz="0" w:space="0" w:color="000000"/>
-              <w:left w:val="none" w:sz="0" w:space="0" w:color="000000"/>
-              <w:right w:val="none" w:sz="0" w:space="0" w:color="000000"/>
-            </w:tcBorders>
-            <w:shd w:val="clear" w:color="auto" w:fill="FFFFFF"/>
-            <w:tcMar>
-              <w:top w:w="0" w:type="dxa"/>
-              <w:bottom w:w="0" w:type="dxa"/>
-              <w:left w:w="0" w:type="dxa"/>
-              <w:right w:w="0" w:type="dxa"/>
-            </w:tcMar>
-            <w:vAlign w:val="top"/>
-          </w:tcPr>
-          <w:p>
-            <w:pPr>
-              <w:pStyle w:val="Normal"/>
-              <w:jc w:val="center"/>
-              <w:pBdr>
-                <w:bottom w:val="none" w:sz="0" w:space="0" w:color="000000"/>
-                <w:top w:val="none" w:sz="0" w:space="0" w:color="000000"/>
-                <w:left w:val="none" w:sz="0" w:space="0" w:color="000000"/>
-                <w:right w:val="none" w:sz="0" w:space="0" w:color="000000"/>
-              </w:pBdr>
-              <w:spacing w:after="100" w:before="100" w:line="240"/>
-              <w:ind w:left="100" w:right="100" w:firstLine="0" w:firstLineChars="0"/>
-              <w:rPr>
-                <w:rFonts w:ascii="Helvetica" w:hAnsi="Helvetica" w:eastAsia="Helvetica" w:cs="Helvetica"/>
-                <w:i w:val="false"/>
-                <w:b w:val="false"/>
-                <w:u w:val="none"/>
-                <w:sz w:val="22"/>
-                <w:szCs w:val="22"/>
-                <w:color w:val="000000"/>
-              </w:rPr>
-            </w:pPr>
-            <w:r>
-              <w:rPr>
-                <w:rFonts w:ascii="Helvetica" w:hAnsi="Helvetica" w:eastAsia="Helvetica" w:cs="Helvetica"/>
-                <w:i w:val="false"/>
-                <w:b w:val="false"/>
-                <w:u w:val="none"/>
-                <w:sz w:val="22"/>
-                <w:szCs w:val="22"/>
-                <w:color w:val="000000"/>
-              </w:rPr>
-              <w:t xml:space="preserve">0.450</w:t>
+              <w:t xml:space="preserve">3.28</w:t>
+            </w:r>
+          </w:p>
+        </w:tc>
+        <w:tc>
+          <w:tcPr>
+            <w:tcBorders>
+              <w:bottom w:val="none" w:sz="0" w:space="0" w:color="000000"/>
+              <w:top w:val="none" w:sz="0" w:space="0" w:color="000000"/>
+              <w:left w:val="none" w:sz="0" w:space="0" w:color="000000"/>
+              <w:right w:val="none" w:sz="0" w:space="0" w:color="000000"/>
+            </w:tcBorders>
+            <w:shd w:val="clear" w:color="auto" w:fill="FFFFFF"/>
+            <w:tcMar>
+              <w:top w:w="0" w:type="dxa"/>
+              <w:bottom w:w="0" w:type="dxa"/>
+              <w:left w:w="0" w:type="dxa"/>
+              <w:right w:w="0" w:type="dxa"/>
+            </w:tcMar>
+            <w:vAlign w:val="top"/>
+          </w:tcPr>
+          <w:p>
+            <w:pPr>
+              <w:pStyle w:val="Normal"/>
+              <w:jc w:val="center"/>
+              <w:pBdr>
+                <w:bottom w:val="none" w:sz="0" w:space="0" w:color="000000"/>
+                <w:top w:val="none" w:sz="0" w:space="0" w:color="000000"/>
+                <w:left w:val="none" w:sz="0" w:space="0" w:color="000000"/>
+                <w:right w:val="none" w:sz="0" w:space="0" w:color="000000"/>
+              </w:pBdr>
+              <w:spacing w:after="100" w:before="100" w:line="240"/>
+              <w:ind w:left="100" w:right="100" w:firstLine="0" w:firstLineChars="0"/>
+              <w:rPr>
+                <w:rFonts w:ascii="Helvetica" w:hAnsi="Helvetica" w:eastAsia="Helvetica" w:cs="Helvetica"/>
+                <w:i w:val="false"/>
+                <w:b w:val="false"/>
+                <w:u w:val="none"/>
+                <w:sz w:val="22"/>
+                <w:szCs w:val="22"/>
+                <w:color w:val="000000"/>
+              </w:rPr>
+            </w:pPr>
+            <w:r>
+              <w:rPr>
+                <w:rFonts w:ascii="Helvetica" w:hAnsi="Helvetica" w:eastAsia="Helvetica" w:cs="Helvetica"/>
+                <w:i w:val="false"/>
+                <w:b w:val="false"/>
+                <w:u w:val="none"/>
+                <w:sz w:val="22"/>
+                <w:szCs w:val="22"/>
+                <w:color w:val="000000"/>
+              </w:rPr>
+              <w:t xml:space="preserve">0.29, 36.9</w:t>
+            </w:r>
+          </w:p>
+        </w:tc>
+        <w:tc>
+          <w:tcPr>
+            <w:tcBorders>
+              <w:bottom w:val="none" w:sz="0" w:space="0" w:color="000000"/>
+              <w:top w:val="none" w:sz="0" w:space="0" w:color="000000"/>
+              <w:left w:val="none" w:sz="0" w:space="0" w:color="000000"/>
+              <w:right w:val="none" w:sz="0" w:space="0" w:color="000000"/>
+            </w:tcBorders>
+            <w:shd w:val="clear" w:color="auto" w:fill="FFFFFF"/>
+            <w:tcMar>
+              <w:top w:w="0" w:type="dxa"/>
+              <w:bottom w:w="0" w:type="dxa"/>
+              <w:left w:w="0" w:type="dxa"/>
+              <w:right w:w="0" w:type="dxa"/>
+            </w:tcMar>
+            <w:vAlign w:val="top"/>
+          </w:tcPr>
+          <w:p>
+            <w:pPr>
+              <w:pStyle w:val="Normal"/>
+              <w:jc w:val="center"/>
+              <w:pBdr>
+                <w:bottom w:val="none" w:sz="0" w:space="0" w:color="000000"/>
+                <w:top w:val="none" w:sz="0" w:space="0" w:color="000000"/>
+                <w:left w:val="none" w:sz="0" w:space="0" w:color="000000"/>
+                <w:right w:val="none" w:sz="0" w:space="0" w:color="000000"/>
+              </w:pBdr>
+              <w:spacing w:after="100" w:before="100" w:line="240"/>
+              <w:ind w:left="100" w:right="100" w:firstLine="0" w:firstLineChars="0"/>
+              <w:rPr>
+                <w:rFonts w:ascii="Helvetica" w:hAnsi="Helvetica" w:eastAsia="Helvetica" w:cs="Helvetica"/>
+                <w:i w:val="false"/>
+                <w:b w:val="false"/>
+                <w:u w:val="none"/>
+                <w:sz w:val="22"/>
+                <w:szCs w:val="22"/>
+                <w:color w:val="000000"/>
+              </w:rPr>
+            </w:pPr>
+            <w:r>
+              <w:rPr>
+                <w:rFonts w:ascii="Helvetica" w:hAnsi="Helvetica" w:eastAsia="Helvetica" w:cs="Helvetica"/>
+                <w:i w:val="false"/>
+                <w:b w:val="false"/>
+                <w:u w:val="none"/>
+                <w:sz w:val="22"/>
+                <w:szCs w:val="22"/>
+                <w:color w:val="000000"/>
+              </w:rPr>
+              <w:t xml:space="preserve">0.340</w:t>
             </w:r>
           </w:p>
         </w:tc>
@@ -11246,113 +11246,113 @@
                 <w:szCs w:val="22"/>
                 <w:color w:val="000000"/>
               </w:rPr>
-              <w:t xml:space="preserve">0.16</w:t>
-            </w:r>
-          </w:p>
-        </w:tc>
-        <w:tc>
-          <w:tcPr>
-            <w:tcBorders>
-              <w:bottom w:val="none" w:sz="0" w:space="0" w:color="000000"/>
-              <w:top w:val="none" w:sz="0" w:space="0" w:color="000000"/>
-              <w:left w:val="none" w:sz="0" w:space="0" w:color="000000"/>
-              <w:right w:val="none" w:sz="0" w:space="0" w:color="000000"/>
-            </w:tcBorders>
-            <w:shd w:val="clear" w:color="auto" w:fill="FFFFFF"/>
-            <w:tcMar>
-              <w:top w:w="0" w:type="dxa"/>
-              <w:bottom w:w="0" w:type="dxa"/>
-              <w:left w:w="0" w:type="dxa"/>
-              <w:right w:w="0" w:type="dxa"/>
-            </w:tcMar>
-            <w:vAlign w:val="top"/>
-          </w:tcPr>
-          <w:p>
-            <w:pPr>
-              <w:pStyle w:val="Normal"/>
-              <w:jc w:val="center"/>
-              <w:pBdr>
-                <w:bottom w:val="none" w:sz="0" w:space="0" w:color="000000"/>
-                <w:top w:val="none" w:sz="0" w:space="0" w:color="000000"/>
-                <w:left w:val="none" w:sz="0" w:space="0" w:color="000000"/>
-                <w:right w:val="none" w:sz="0" w:space="0" w:color="000000"/>
-              </w:pBdr>
-              <w:spacing w:after="100" w:before="100" w:line="240"/>
-              <w:ind w:left="100" w:right="100" w:firstLine="0" w:firstLineChars="0"/>
-              <w:rPr>
-                <w:rFonts w:ascii="Helvetica" w:hAnsi="Helvetica" w:eastAsia="Helvetica" w:cs="Helvetica"/>
-                <w:i w:val="false"/>
-                <w:b w:val="false"/>
-                <w:u w:val="none"/>
-                <w:sz w:val="22"/>
-                <w:szCs w:val="22"/>
-                <w:color w:val="000000"/>
-              </w:rPr>
-            </w:pPr>
-            <w:r>
-              <w:rPr>
-                <w:rFonts w:ascii="Helvetica" w:hAnsi="Helvetica" w:eastAsia="Helvetica" w:cs="Helvetica"/>
-                <w:i w:val="false"/>
-                <w:b w:val="false"/>
-                <w:u w:val="none"/>
-                <w:sz w:val="22"/>
-                <w:szCs w:val="22"/>
-                <w:color w:val="000000"/>
-              </w:rPr>
-              <w:t xml:space="preserve">0.02, 1.15</w:t>
-            </w:r>
-          </w:p>
-        </w:tc>
-        <w:tc>
-          <w:tcPr>
-            <w:tcBorders>
-              <w:bottom w:val="none" w:sz="0" w:space="0" w:color="000000"/>
-              <w:top w:val="none" w:sz="0" w:space="0" w:color="000000"/>
-              <w:left w:val="none" w:sz="0" w:space="0" w:color="000000"/>
-              <w:right w:val="none" w:sz="0" w:space="0" w:color="000000"/>
-            </w:tcBorders>
-            <w:shd w:val="clear" w:color="auto" w:fill="FFFFFF"/>
-            <w:tcMar>
-              <w:top w:w="0" w:type="dxa"/>
-              <w:bottom w:w="0" w:type="dxa"/>
-              <w:left w:w="0" w:type="dxa"/>
-              <w:right w:w="0" w:type="dxa"/>
-            </w:tcMar>
-            <w:vAlign w:val="top"/>
-          </w:tcPr>
-          <w:p>
-            <w:pPr>
-              <w:pStyle w:val="Normal"/>
-              <w:jc w:val="center"/>
-              <w:pBdr>
-                <w:bottom w:val="none" w:sz="0" w:space="0" w:color="000000"/>
-                <w:top w:val="none" w:sz="0" w:space="0" w:color="000000"/>
-                <w:left w:val="none" w:sz="0" w:space="0" w:color="000000"/>
-                <w:right w:val="none" w:sz="0" w:space="0" w:color="000000"/>
-              </w:pBdr>
-              <w:spacing w:after="100" w:before="100" w:line="240"/>
-              <w:ind w:left="100" w:right="100" w:firstLine="0" w:firstLineChars="0"/>
-              <w:rPr>
-                <w:rFonts w:ascii="Helvetica" w:hAnsi="Helvetica" w:eastAsia="Helvetica" w:cs="Helvetica"/>
-                <w:i w:val="false"/>
-                <w:b w:val="false"/>
-                <w:u w:val="none"/>
-                <w:sz w:val="22"/>
-                <w:szCs w:val="22"/>
-                <w:color w:val="000000"/>
-              </w:rPr>
-            </w:pPr>
-            <w:r>
-              <w:rPr>
-                <w:rFonts w:ascii="Helvetica" w:hAnsi="Helvetica" w:eastAsia="Helvetica" w:cs="Helvetica"/>
-                <w:i w:val="false"/>
-                <w:b w:val="false"/>
-                <w:u w:val="none"/>
-                <w:sz w:val="22"/>
-                <w:szCs w:val="22"/>
-                <w:color w:val="000000"/>
-              </w:rPr>
-              <w:t xml:space="preserve">0.069</w:t>
+              <w:t xml:space="preserve">0.17</w:t>
+            </w:r>
+          </w:p>
+        </w:tc>
+        <w:tc>
+          <w:tcPr>
+            <w:tcBorders>
+              <w:bottom w:val="none" w:sz="0" w:space="0" w:color="000000"/>
+              <w:top w:val="none" w:sz="0" w:space="0" w:color="000000"/>
+              <w:left w:val="none" w:sz="0" w:space="0" w:color="000000"/>
+              <w:right w:val="none" w:sz="0" w:space="0" w:color="000000"/>
+            </w:tcBorders>
+            <w:shd w:val="clear" w:color="auto" w:fill="FFFFFF"/>
+            <w:tcMar>
+              <w:top w:w="0" w:type="dxa"/>
+              <w:bottom w:w="0" w:type="dxa"/>
+              <w:left w:w="0" w:type="dxa"/>
+              <w:right w:w="0" w:type="dxa"/>
+            </w:tcMar>
+            <w:vAlign w:val="top"/>
+          </w:tcPr>
+          <w:p>
+            <w:pPr>
+              <w:pStyle w:val="Normal"/>
+              <w:jc w:val="center"/>
+              <w:pBdr>
+                <w:bottom w:val="none" w:sz="0" w:space="0" w:color="000000"/>
+                <w:top w:val="none" w:sz="0" w:space="0" w:color="000000"/>
+                <w:left w:val="none" w:sz="0" w:space="0" w:color="000000"/>
+                <w:right w:val="none" w:sz="0" w:space="0" w:color="000000"/>
+              </w:pBdr>
+              <w:spacing w:after="100" w:before="100" w:line="240"/>
+              <w:ind w:left="100" w:right="100" w:firstLine="0" w:firstLineChars="0"/>
+              <w:rPr>
+                <w:rFonts w:ascii="Helvetica" w:hAnsi="Helvetica" w:eastAsia="Helvetica" w:cs="Helvetica"/>
+                <w:i w:val="false"/>
+                <w:b w:val="false"/>
+                <w:u w:val="none"/>
+                <w:sz w:val="22"/>
+                <w:szCs w:val="22"/>
+                <w:color w:val="000000"/>
+              </w:rPr>
+            </w:pPr>
+            <w:r>
+              <w:rPr>
+                <w:rFonts w:ascii="Helvetica" w:hAnsi="Helvetica" w:eastAsia="Helvetica" w:cs="Helvetica"/>
+                <w:i w:val="false"/>
+                <w:b w:val="false"/>
+                <w:u w:val="none"/>
+                <w:sz w:val="22"/>
+                <w:szCs w:val="22"/>
+                <w:color w:val="000000"/>
+              </w:rPr>
+              <w:t xml:space="preserve">0.02, 1.34</w:t>
+            </w:r>
+          </w:p>
+        </w:tc>
+        <w:tc>
+          <w:tcPr>
+            <w:tcBorders>
+              <w:bottom w:val="none" w:sz="0" w:space="0" w:color="000000"/>
+              <w:top w:val="none" w:sz="0" w:space="0" w:color="000000"/>
+              <w:left w:val="none" w:sz="0" w:space="0" w:color="000000"/>
+              <w:right w:val="none" w:sz="0" w:space="0" w:color="000000"/>
+            </w:tcBorders>
+            <w:shd w:val="clear" w:color="auto" w:fill="FFFFFF"/>
+            <w:tcMar>
+              <w:top w:w="0" w:type="dxa"/>
+              <w:bottom w:w="0" w:type="dxa"/>
+              <w:left w:w="0" w:type="dxa"/>
+              <w:right w:w="0" w:type="dxa"/>
+            </w:tcMar>
+            <w:vAlign w:val="top"/>
+          </w:tcPr>
+          <w:p>
+            <w:pPr>
+              <w:pStyle w:val="Normal"/>
+              <w:jc w:val="center"/>
+              <w:pBdr>
+                <w:bottom w:val="none" w:sz="0" w:space="0" w:color="000000"/>
+                <w:top w:val="none" w:sz="0" w:space="0" w:color="000000"/>
+                <w:left w:val="none" w:sz="0" w:space="0" w:color="000000"/>
+                <w:right w:val="none" w:sz="0" w:space="0" w:color="000000"/>
+              </w:pBdr>
+              <w:spacing w:after="100" w:before="100" w:line="240"/>
+              <w:ind w:left="100" w:right="100" w:firstLine="0" w:firstLineChars="0"/>
+              <w:rPr>
+                <w:rFonts w:ascii="Helvetica" w:hAnsi="Helvetica" w:eastAsia="Helvetica" w:cs="Helvetica"/>
+                <w:i w:val="false"/>
+                <w:b w:val="false"/>
+                <w:u w:val="none"/>
+                <w:sz w:val="22"/>
+                <w:szCs w:val="22"/>
+                <w:color w:val="000000"/>
+              </w:rPr>
+            </w:pPr>
+            <w:r>
+              <w:rPr>
+                <w:rFonts w:ascii="Helvetica" w:hAnsi="Helvetica" w:eastAsia="Helvetica" w:cs="Helvetica"/>
+                <w:i w:val="false"/>
+                <w:b w:val="false"/>
+                <w:u w:val="none"/>
+                <w:sz w:val="22"/>
+                <w:szCs w:val="22"/>
+                <w:color w:val="000000"/>
+              </w:rPr>
+              <w:t xml:space="preserve">0.092</w:t>
             </w:r>
           </w:p>
         </w:tc>
@@ -11729,113 +11729,113 @@
                 <w:szCs w:val="22"/>
                 <w:color w:val="000000"/>
               </w:rPr>
-              <w:t xml:space="preserve">0.50</w:t>
-            </w:r>
-          </w:p>
-        </w:tc>
-        <w:tc>
-          <w:tcPr>
-            <w:tcBorders>
-              <w:bottom w:val="none" w:sz="0" w:space="0" w:color="000000"/>
-              <w:top w:val="none" w:sz="0" w:space="0" w:color="000000"/>
-              <w:left w:val="none" w:sz="0" w:space="0" w:color="000000"/>
-              <w:right w:val="none" w:sz="0" w:space="0" w:color="000000"/>
-            </w:tcBorders>
-            <w:shd w:val="clear" w:color="auto" w:fill="FFFFFF"/>
-            <w:tcMar>
-              <w:top w:w="0" w:type="dxa"/>
-              <w:bottom w:w="0" w:type="dxa"/>
-              <w:left w:w="0" w:type="dxa"/>
-              <w:right w:w="0" w:type="dxa"/>
-            </w:tcMar>
-            <w:vAlign w:val="top"/>
-          </w:tcPr>
-          <w:p>
-            <w:pPr>
-              <w:pStyle w:val="Normal"/>
-              <w:jc w:val="center"/>
-              <w:pBdr>
-                <w:bottom w:val="none" w:sz="0" w:space="0" w:color="000000"/>
-                <w:top w:val="none" w:sz="0" w:space="0" w:color="000000"/>
-                <w:left w:val="none" w:sz="0" w:space="0" w:color="000000"/>
-                <w:right w:val="none" w:sz="0" w:space="0" w:color="000000"/>
-              </w:pBdr>
-              <w:spacing w:after="100" w:before="100" w:line="240"/>
-              <w:ind w:left="100" w:right="100" w:firstLine="0" w:firstLineChars="0"/>
-              <w:rPr>
-                <w:rFonts w:ascii="Helvetica" w:hAnsi="Helvetica" w:eastAsia="Helvetica" w:cs="Helvetica"/>
-                <w:i w:val="false"/>
-                <w:b w:val="false"/>
-                <w:u w:val="none"/>
-                <w:sz w:val="22"/>
-                <w:szCs w:val="22"/>
-                <w:color w:val="000000"/>
-              </w:rPr>
-            </w:pPr>
-            <w:r>
-              <w:rPr>
-                <w:rFonts w:ascii="Helvetica" w:hAnsi="Helvetica" w:eastAsia="Helvetica" w:cs="Helvetica"/>
-                <w:i w:val="false"/>
-                <w:b w:val="false"/>
-                <w:u w:val="none"/>
-                <w:sz w:val="22"/>
-                <w:szCs w:val="22"/>
-                <w:color w:val="000000"/>
-              </w:rPr>
-              <w:t xml:space="preserve">0.17, 1.49</w:t>
-            </w:r>
-          </w:p>
-        </w:tc>
-        <w:tc>
-          <w:tcPr>
-            <w:tcBorders>
-              <w:bottom w:val="none" w:sz="0" w:space="0" w:color="000000"/>
-              <w:top w:val="none" w:sz="0" w:space="0" w:color="000000"/>
-              <w:left w:val="none" w:sz="0" w:space="0" w:color="000000"/>
-              <w:right w:val="none" w:sz="0" w:space="0" w:color="000000"/>
-            </w:tcBorders>
-            <w:shd w:val="clear" w:color="auto" w:fill="FFFFFF"/>
-            <w:tcMar>
-              <w:top w:w="0" w:type="dxa"/>
-              <w:bottom w:w="0" w:type="dxa"/>
-              <w:left w:w="0" w:type="dxa"/>
-              <w:right w:w="0" w:type="dxa"/>
-            </w:tcMar>
-            <w:vAlign w:val="top"/>
-          </w:tcPr>
-          <w:p>
-            <w:pPr>
-              <w:pStyle w:val="Normal"/>
-              <w:jc w:val="center"/>
-              <w:pBdr>
-                <w:bottom w:val="none" w:sz="0" w:space="0" w:color="000000"/>
-                <w:top w:val="none" w:sz="0" w:space="0" w:color="000000"/>
-                <w:left w:val="none" w:sz="0" w:space="0" w:color="000000"/>
-                <w:right w:val="none" w:sz="0" w:space="0" w:color="000000"/>
-              </w:pBdr>
-              <w:spacing w:after="100" w:before="100" w:line="240"/>
-              <w:ind w:left="100" w:right="100" w:firstLine="0" w:firstLineChars="0"/>
-              <w:rPr>
-                <w:rFonts w:ascii="Helvetica" w:hAnsi="Helvetica" w:eastAsia="Helvetica" w:cs="Helvetica"/>
-                <w:i w:val="false"/>
-                <w:b w:val="false"/>
-                <w:u w:val="none"/>
-                <w:sz w:val="22"/>
-                <w:szCs w:val="22"/>
-                <w:color w:val="000000"/>
-              </w:rPr>
-            </w:pPr>
-            <w:r>
-              <w:rPr>
-                <w:rFonts w:ascii="Helvetica" w:hAnsi="Helvetica" w:eastAsia="Helvetica" w:cs="Helvetica"/>
-                <w:i w:val="false"/>
-                <w:b w:val="false"/>
-                <w:u w:val="none"/>
-                <w:sz w:val="22"/>
-                <w:szCs w:val="22"/>
-                <w:color w:val="000000"/>
-              </w:rPr>
-              <w:t xml:space="preserve">0.210</w:t>
+              <w:t xml:space="preserve">0.43</w:t>
+            </w:r>
+          </w:p>
+        </w:tc>
+        <w:tc>
+          <w:tcPr>
+            <w:tcBorders>
+              <w:bottom w:val="none" w:sz="0" w:space="0" w:color="000000"/>
+              <w:top w:val="none" w:sz="0" w:space="0" w:color="000000"/>
+              <w:left w:val="none" w:sz="0" w:space="0" w:color="000000"/>
+              <w:right w:val="none" w:sz="0" w:space="0" w:color="000000"/>
+            </w:tcBorders>
+            <w:shd w:val="clear" w:color="auto" w:fill="FFFFFF"/>
+            <w:tcMar>
+              <w:top w:w="0" w:type="dxa"/>
+              <w:bottom w:w="0" w:type="dxa"/>
+              <w:left w:w="0" w:type="dxa"/>
+              <w:right w:w="0" w:type="dxa"/>
+            </w:tcMar>
+            <w:vAlign w:val="top"/>
+          </w:tcPr>
+          <w:p>
+            <w:pPr>
+              <w:pStyle w:val="Normal"/>
+              <w:jc w:val="center"/>
+              <w:pBdr>
+                <w:bottom w:val="none" w:sz="0" w:space="0" w:color="000000"/>
+                <w:top w:val="none" w:sz="0" w:space="0" w:color="000000"/>
+                <w:left w:val="none" w:sz="0" w:space="0" w:color="000000"/>
+                <w:right w:val="none" w:sz="0" w:space="0" w:color="000000"/>
+              </w:pBdr>
+              <w:spacing w:after="100" w:before="100" w:line="240"/>
+              <w:ind w:left="100" w:right="100" w:firstLine="0" w:firstLineChars="0"/>
+              <w:rPr>
+                <w:rFonts w:ascii="Helvetica" w:hAnsi="Helvetica" w:eastAsia="Helvetica" w:cs="Helvetica"/>
+                <w:i w:val="false"/>
+                <w:b w:val="false"/>
+                <w:u w:val="none"/>
+                <w:sz w:val="22"/>
+                <w:szCs w:val="22"/>
+                <w:color w:val="000000"/>
+              </w:rPr>
+            </w:pPr>
+            <w:r>
+              <w:rPr>
+                <w:rFonts w:ascii="Helvetica" w:hAnsi="Helvetica" w:eastAsia="Helvetica" w:cs="Helvetica"/>
+                <w:i w:val="false"/>
+                <w:b w:val="false"/>
+                <w:u w:val="none"/>
+                <w:sz w:val="22"/>
+                <w:szCs w:val="22"/>
+                <w:color w:val="000000"/>
+              </w:rPr>
+              <w:t xml:space="preserve">0.14, 1.35</w:t>
+            </w:r>
+          </w:p>
+        </w:tc>
+        <w:tc>
+          <w:tcPr>
+            <w:tcBorders>
+              <w:bottom w:val="none" w:sz="0" w:space="0" w:color="000000"/>
+              <w:top w:val="none" w:sz="0" w:space="0" w:color="000000"/>
+              <w:left w:val="none" w:sz="0" w:space="0" w:color="000000"/>
+              <w:right w:val="none" w:sz="0" w:space="0" w:color="000000"/>
+            </w:tcBorders>
+            <w:shd w:val="clear" w:color="auto" w:fill="FFFFFF"/>
+            <w:tcMar>
+              <w:top w:w="0" w:type="dxa"/>
+              <w:bottom w:w="0" w:type="dxa"/>
+              <w:left w:w="0" w:type="dxa"/>
+              <w:right w:w="0" w:type="dxa"/>
+            </w:tcMar>
+            <w:vAlign w:val="top"/>
+          </w:tcPr>
+          <w:p>
+            <w:pPr>
+              <w:pStyle w:val="Normal"/>
+              <w:jc w:val="center"/>
+              <w:pBdr>
+                <w:bottom w:val="none" w:sz="0" w:space="0" w:color="000000"/>
+                <w:top w:val="none" w:sz="0" w:space="0" w:color="000000"/>
+                <w:left w:val="none" w:sz="0" w:space="0" w:color="000000"/>
+                <w:right w:val="none" w:sz="0" w:space="0" w:color="000000"/>
+              </w:pBdr>
+              <w:spacing w:after="100" w:before="100" w:line="240"/>
+              <w:ind w:left="100" w:right="100" w:firstLine="0" w:firstLineChars="0"/>
+              <w:rPr>
+                <w:rFonts w:ascii="Helvetica" w:hAnsi="Helvetica" w:eastAsia="Helvetica" w:cs="Helvetica"/>
+                <w:i w:val="false"/>
+                <w:b w:val="false"/>
+                <w:u w:val="none"/>
+                <w:sz w:val="22"/>
+                <w:szCs w:val="22"/>
+                <w:color w:val="000000"/>
+              </w:rPr>
+            </w:pPr>
+            <w:r>
+              <w:rPr>
+                <w:rFonts w:ascii="Helvetica" w:hAnsi="Helvetica" w:eastAsia="Helvetica" w:cs="Helvetica"/>
+                <w:i w:val="false"/>
+                <w:b w:val="false"/>
+                <w:u w:val="none"/>
+                <w:sz w:val="22"/>
+                <w:szCs w:val="22"/>
+                <w:color w:val="000000"/>
+              </w:rPr>
+              <w:t xml:space="preserve">0.150</w:t>
             </w:r>
           </w:p>
         </w:tc>
@@ -12695,113 +12695,113 @@
                 <w:szCs w:val="22"/>
                 <w:color w:val="000000"/>
               </w:rPr>
-              <w:t xml:space="preserve">0.89</w:t>
-            </w:r>
-          </w:p>
-        </w:tc>
-        <w:tc>
-          <w:tcPr>
-            <w:tcBorders>
-              <w:bottom w:val="none" w:sz="0" w:space="0" w:color="000000"/>
-              <w:top w:val="none" w:sz="0" w:space="0" w:color="000000"/>
-              <w:left w:val="none" w:sz="0" w:space="0" w:color="000000"/>
-              <w:right w:val="none" w:sz="0" w:space="0" w:color="000000"/>
-            </w:tcBorders>
-            <w:shd w:val="clear" w:color="auto" w:fill="FFFFFF"/>
-            <w:tcMar>
-              <w:top w:w="0" w:type="dxa"/>
-              <w:bottom w:w="0" w:type="dxa"/>
-              <w:left w:w="0" w:type="dxa"/>
-              <w:right w:w="0" w:type="dxa"/>
-            </w:tcMar>
-            <w:vAlign w:val="top"/>
-          </w:tcPr>
-          <w:p>
-            <w:pPr>
-              <w:pStyle w:val="Normal"/>
-              <w:jc w:val="center"/>
-              <w:pBdr>
-                <w:bottom w:val="none" w:sz="0" w:space="0" w:color="000000"/>
-                <w:top w:val="none" w:sz="0" w:space="0" w:color="000000"/>
-                <w:left w:val="none" w:sz="0" w:space="0" w:color="000000"/>
-                <w:right w:val="none" w:sz="0" w:space="0" w:color="000000"/>
-              </w:pBdr>
-              <w:spacing w:after="100" w:before="100" w:line="240"/>
-              <w:ind w:left="100" w:right="100" w:firstLine="0" w:firstLineChars="0"/>
-              <w:rPr>
-                <w:rFonts w:ascii="Helvetica" w:hAnsi="Helvetica" w:eastAsia="Helvetica" w:cs="Helvetica"/>
-                <w:i w:val="false"/>
-                <w:b w:val="false"/>
-                <w:u w:val="none"/>
-                <w:sz w:val="22"/>
-                <w:szCs w:val="22"/>
-                <w:color w:val="000000"/>
-              </w:rPr>
-            </w:pPr>
-            <w:r>
-              <w:rPr>
-                <w:rFonts w:ascii="Helvetica" w:hAnsi="Helvetica" w:eastAsia="Helvetica" w:cs="Helvetica"/>
-                <w:i w:val="false"/>
-                <w:b w:val="false"/>
-                <w:u w:val="none"/>
-                <w:sz w:val="22"/>
-                <w:szCs w:val="22"/>
-                <w:color w:val="000000"/>
-              </w:rPr>
-              <w:t xml:space="preserve">0.05, 16.1</w:t>
-            </w:r>
-          </w:p>
-        </w:tc>
-        <w:tc>
-          <w:tcPr>
-            <w:tcBorders>
-              <w:bottom w:val="none" w:sz="0" w:space="0" w:color="000000"/>
-              <w:top w:val="none" w:sz="0" w:space="0" w:color="000000"/>
-              <w:left w:val="none" w:sz="0" w:space="0" w:color="000000"/>
-              <w:right w:val="none" w:sz="0" w:space="0" w:color="000000"/>
-            </w:tcBorders>
-            <w:shd w:val="clear" w:color="auto" w:fill="FFFFFF"/>
-            <w:tcMar>
-              <w:top w:w="0" w:type="dxa"/>
-              <w:bottom w:w="0" w:type="dxa"/>
-              <w:left w:w="0" w:type="dxa"/>
-              <w:right w:w="0" w:type="dxa"/>
-            </w:tcMar>
-            <w:vAlign w:val="top"/>
-          </w:tcPr>
-          <w:p>
-            <w:pPr>
-              <w:pStyle w:val="Normal"/>
-              <w:jc w:val="center"/>
-              <w:pBdr>
-                <w:bottom w:val="none" w:sz="0" w:space="0" w:color="000000"/>
-                <w:top w:val="none" w:sz="0" w:space="0" w:color="000000"/>
-                <w:left w:val="none" w:sz="0" w:space="0" w:color="000000"/>
-                <w:right w:val="none" w:sz="0" w:space="0" w:color="000000"/>
-              </w:pBdr>
-              <w:spacing w:after="100" w:before="100" w:line="240"/>
-              <w:ind w:left="100" w:right="100" w:firstLine="0" w:firstLineChars="0"/>
-              <w:rPr>
-                <w:rFonts w:ascii="Helvetica" w:hAnsi="Helvetica" w:eastAsia="Helvetica" w:cs="Helvetica"/>
-                <w:i w:val="false"/>
-                <w:b w:val="false"/>
-                <w:u w:val="none"/>
-                <w:sz w:val="22"/>
-                <w:szCs w:val="22"/>
-                <w:color w:val="000000"/>
-              </w:rPr>
-            </w:pPr>
-            <w:r>
-              <w:rPr>
-                <w:rFonts w:ascii="Helvetica" w:hAnsi="Helvetica" w:eastAsia="Helvetica" w:cs="Helvetica"/>
-                <w:i w:val="false"/>
-                <w:b w:val="false"/>
-                <w:u w:val="none"/>
-                <w:sz w:val="22"/>
-                <w:szCs w:val="22"/>
-                <w:color w:val="000000"/>
-              </w:rPr>
-              <w:t xml:space="preserve">0.930</w:t>
+              <w:t xml:space="preserve">1.03</w:t>
+            </w:r>
+          </w:p>
+        </w:tc>
+        <w:tc>
+          <w:tcPr>
+            <w:tcBorders>
+              <w:bottom w:val="none" w:sz="0" w:space="0" w:color="000000"/>
+              <w:top w:val="none" w:sz="0" w:space="0" w:color="000000"/>
+              <w:left w:val="none" w:sz="0" w:space="0" w:color="000000"/>
+              <w:right w:val="none" w:sz="0" w:space="0" w:color="000000"/>
+            </w:tcBorders>
+            <w:shd w:val="clear" w:color="auto" w:fill="FFFFFF"/>
+            <w:tcMar>
+              <w:top w:w="0" w:type="dxa"/>
+              <w:bottom w:w="0" w:type="dxa"/>
+              <w:left w:w="0" w:type="dxa"/>
+              <w:right w:w="0" w:type="dxa"/>
+            </w:tcMar>
+            <w:vAlign w:val="top"/>
+          </w:tcPr>
+          <w:p>
+            <w:pPr>
+              <w:pStyle w:val="Normal"/>
+              <w:jc w:val="center"/>
+              <w:pBdr>
+                <w:bottom w:val="none" w:sz="0" w:space="0" w:color="000000"/>
+                <w:top w:val="none" w:sz="0" w:space="0" w:color="000000"/>
+                <w:left w:val="none" w:sz="0" w:space="0" w:color="000000"/>
+                <w:right w:val="none" w:sz="0" w:space="0" w:color="000000"/>
+              </w:pBdr>
+              <w:spacing w:after="100" w:before="100" w:line="240"/>
+              <w:ind w:left="100" w:right="100" w:firstLine="0" w:firstLineChars="0"/>
+              <w:rPr>
+                <w:rFonts w:ascii="Helvetica" w:hAnsi="Helvetica" w:eastAsia="Helvetica" w:cs="Helvetica"/>
+                <w:i w:val="false"/>
+                <w:b w:val="false"/>
+                <w:u w:val="none"/>
+                <w:sz w:val="22"/>
+                <w:szCs w:val="22"/>
+                <w:color w:val="000000"/>
+              </w:rPr>
+            </w:pPr>
+            <w:r>
+              <w:rPr>
+                <w:rFonts w:ascii="Helvetica" w:hAnsi="Helvetica" w:eastAsia="Helvetica" w:cs="Helvetica"/>
+                <w:i w:val="false"/>
+                <w:b w:val="false"/>
+                <w:u w:val="none"/>
+                <w:sz w:val="22"/>
+                <w:szCs w:val="22"/>
+                <w:color w:val="000000"/>
+              </w:rPr>
+              <w:t xml:space="preserve">0.05, 20.1</w:t>
+            </w:r>
+          </w:p>
+        </w:tc>
+        <w:tc>
+          <w:tcPr>
+            <w:tcBorders>
+              <w:bottom w:val="none" w:sz="0" w:space="0" w:color="000000"/>
+              <w:top w:val="none" w:sz="0" w:space="0" w:color="000000"/>
+              <w:left w:val="none" w:sz="0" w:space="0" w:color="000000"/>
+              <w:right w:val="none" w:sz="0" w:space="0" w:color="000000"/>
+            </w:tcBorders>
+            <w:shd w:val="clear" w:color="auto" w:fill="FFFFFF"/>
+            <w:tcMar>
+              <w:top w:w="0" w:type="dxa"/>
+              <w:bottom w:w="0" w:type="dxa"/>
+              <w:left w:w="0" w:type="dxa"/>
+              <w:right w:w="0" w:type="dxa"/>
+            </w:tcMar>
+            <w:vAlign w:val="top"/>
+          </w:tcPr>
+          <w:p>
+            <w:pPr>
+              <w:pStyle w:val="Normal"/>
+              <w:jc w:val="center"/>
+              <w:pBdr>
+                <w:bottom w:val="none" w:sz="0" w:space="0" w:color="000000"/>
+                <w:top w:val="none" w:sz="0" w:space="0" w:color="000000"/>
+                <w:left w:val="none" w:sz="0" w:space="0" w:color="000000"/>
+                <w:right w:val="none" w:sz="0" w:space="0" w:color="000000"/>
+              </w:pBdr>
+              <w:spacing w:after="100" w:before="100" w:line="240"/>
+              <w:ind w:left="100" w:right="100" w:firstLine="0" w:firstLineChars="0"/>
+              <w:rPr>
+                <w:rFonts w:ascii="Helvetica" w:hAnsi="Helvetica" w:eastAsia="Helvetica" w:cs="Helvetica"/>
+                <w:i w:val="false"/>
+                <w:b w:val="false"/>
+                <w:u w:val="none"/>
+                <w:sz w:val="22"/>
+                <w:szCs w:val="22"/>
+                <w:color w:val="000000"/>
+              </w:rPr>
+            </w:pPr>
+            <w:r>
+              <w:rPr>
+                <w:rFonts w:ascii="Helvetica" w:hAnsi="Helvetica" w:eastAsia="Helvetica" w:cs="Helvetica"/>
+                <w:i w:val="false"/>
+                <w:b w:val="false"/>
+                <w:u w:val="none"/>
+                <w:sz w:val="22"/>
+                <w:szCs w:val="22"/>
+                <w:color w:val="000000"/>
+              </w:rPr>
+              <w:t xml:space="preserve">0.980</w:t>
             </w:r>
           </w:p>
         </w:tc>
@@ -13231,7 +13231,7 @@
                 <w:szCs w:val="22"/>
                 <w:color w:val="000000"/>
               </w:rPr>
-              <w:t xml:space="preserve">0.05, 3.46</w:t>
+              <w:t xml:space="preserve">0.05, 3.51</w:t>
             </w:r>
           </w:p>
         </w:tc>
@@ -13767,7 +13767,7 @@
                 <w:szCs w:val="22"/>
                 <w:color w:val="000000"/>
               </w:rPr>
-              <w:t xml:space="preserve">0.530</w:t>
+              <w:t xml:space="preserve">0.540</w:t>
             </w:r>
           </w:p>
         </w:tc>
@@ -14257,7 +14257,7 @@
       </w:tr>
       <w:tr>
         <w:trPr>
-          <w:trHeight w:val="598" w:hRule="auto"/>
+          <w:trHeight w:val="616" w:hRule="auto"/>
         </w:trPr>
         body29
         <w:tc>
@@ -14309,7 +14309,7 @@
                 <w:szCs w:val="22"/>
                 <w:color w:val="000000"/>
               </w:rPr>
-              <w:t xml:space="preserve">steroids</w:t>
+              <w:t xml:space="preserve">thyroid</w:t>
             </w:r>
           </w:p>
         </w:tc>
@@ -14415,113 +14415,113 @@
                 <w:szCs w:val="22"/>
                 <w:color w:val="000000"/>
               </w:rPr>
-              <w:t xml:space="preserve">22,289</w:t>
-            </w:r>
-          </w:p>
-        </w:tc>
-        <w:tc>
-          <w:tcPr>
-            <w:tcBorders>
-              <w:bottom w:val="none" w:sz="0" w:space="0" w:color="000000"/>
-              <w:top w:val="none" w:sz="0" w:space="0" w:color="000000"/>
-              <w:left w:val="none" w:sz="0" w:space="0" w:color="000000"/>
-              <w:right w:val="none" w:sz="0" w:space="0" w:color="000000"/>
-            </w:tcBorders>
-            <w:shd w:val="clear" w:color="auto" w:fill="FFFFFF"/>
-            <w:tcMar>
-              <w:top w:w="0" w:type="dxa"/>
-              <w:bottom w:w="0" w:type="dxa"/>
-              <w:left w:w="0" w:type="dxa"/>
-              <w:right w:w="0" w:type="dxa"/>
-            </w:tcMar>
-            <w:vAlign w:val="top"/>
-          </w:tcPr>
-          <w:p>
-            <w:pPr>
-              <w:pStyle w:val="Normal"/>
-              <w:jc w:val="center"/>
-              <w:pBdr>
-                <w:bottom w:val="none" w:sz="0" w:space="0" w:color="000000"/>
-                <w:top w:val="none" w:sz="0" w:space="0" w:color="000000"/>
-                <w:left w:val="none" w:sz="0" w:space="0" w:color="000000"/>
-                <w:right w:val="none" w:sz="0" w:space="0" w:color="000000"/>
-              </w:pBdr>
-              <w:spacing w:after="100" w:before="100" w:line="240"/>
-              <w:ind w:left="100" w:right="100" w:firstLine="0" w:firstLineChars="0"/>
-              <w:rPr>
-                <w:rFonts w:ascii="Helvetica" w:hAnsi="Helvetica" w:eastAsia="Helvetica" w:cs="Helvetica"/>
-                <w:i w:val="false"/>
-                <w:b w:val="false"/>
-                <w:u w:val="none"/>
-                <w:sz w:val="22"/>
-                <w:szCs w:val="22"/>
-                <w:color w:val="000000"/>
-              </w:rPr>
-            </w:pPr>
-            <w:r>
-              <w:rPr>
-                <w:rFonts w:ascii="Helvetica" w:hAnsi="Helvetica" w:eastAsia="Helvetica" w:cs="Helvetica"/>
-                <w:i w:val="false"/>
-                <w:b w:val="false"/>
-                <w:u w:val="none"/>
-                <w:sz w:val="22"/>
-                <w:szCs w:val="22"/>
-                <w:color w:val="000000"/>
-              </w:rPr>
-              <w:t xml:space="preserve">3,768, 131,863</w:t>
-            </w:r>
-          </w:p>
-        </w:tc>
-        <w:tc>
-          <w:tcPr>
-            <w:tcBorders>
-              <w:bottom w:val="none" w:sz="0" w:space="0" w:color="000000"/>
-              <w:top w:val="none" w:sz="0" w:space="0" w:color="000000"/>
-              <w:left w:val="none" w:sz="0" w:space="0" w:color="000000"/>
-              <w:right w:val="none" w:sz="0" w:space="0" w:color="000000"/>
-            </w:tcBorders>
-            <w:shd w:val="clear" w:color="auto" w:fill="FFFFFF"/>
-            <w:tcMar>
-              <w:top w:w="0" w:type="dxa"/>
-              <w:bottom w:w="0" w:type="dxa"/>
-              <w:left w:w="0" w:type="dxa"/>
-              <w:right w:w="0" w:type="dxa"/>
-            </w:tcMar>
-            <w:vAlign w:val="top"/>
-          </w:tcPr>
-          <w:p>
-            <w:pPr>
-              <w:pStyle w:val="Normal"/>
-              <w:jc w:val="center"/>
-              <w:pBdr>
-                <w:bottom w:val="none" w:sz="0" w:space="0" w:color="000000"/>
-                <w:top w:val="none" w:sz="0" w:space="0" w:color="000000"/>
-                <w:left w:val="none" w:sz="0" w:space="0" w:color="000000"/>
-                <w:right w:val="none" w:sz="0" w:space="0" w:color="000000"/>
-              </w:pBdr>
-              <w:spacing w:after="100" w:before="100" w:line="240"/>
-              <w:ind w:left="100" w:right="100" w:firstLine="0" w:firstLineChars="0"/>
-              <w:rPr>
-                <w:rFonts w:ascii="Helvetica" w:hAnsi="Helvetica" w:eastAsia="Helvetica" w:cs="Helvetica"/>
-                <w:i w:val="false"/>
-                <w:b w:val="false"/>
-                <w:u w:val="none"/>
-                <w:sz w:val="22"/>
-                <w:szCs w:val="22"/>
-                <w:color w:val="000000"/>
-              </w:rPr>
-            </w:pPr>
-            <w:r>
-              <w:rPr>
-                <w:rFonts w:ascii="Helvetica" w:hAnsi="Helvetica" w:eastAsia="Helvetica" w:cs="Helvetica"/>
-                <w:i w:val="false"/>
-                <w:b w:val="false"/>
-                <w:u w:val="none"/>
-                <w:sz w:val="22"/>
-                <w:szCs w:val="22"/>
-                <w:color w:val="000000"/>
-              </w:rPr>
-              <w:t xml:space="preserve">&lt;0.001</w:t>
+              <w:t xml:space="preserve">0.51</w:t>
+            </w:r>
+          </w:p>
+        </w:tc>
+        <w:tc>
+          <w:tcPr>
+            <w:tcBorders>
+              <w:bottom w:val="none" w:sz="0" w:space="0" w:color="000000"/>
+              <w:top w:val="none" w:sz="0" w:space="0" w:color="000000"/>
+              <w:left w:val="none" w:sz="0" w:space="0" w:color="000000"/>
+              <w:right w:val="none" w:sz="0" w:space="0" w:color="000000"/>
+            </w:tcBorders>
+            <w:shd w:val="clear" w:color="auto" w:fill="FFFFFF"/>
+            <w:tcMar>
+              <w:top w:w="0" w:type="dxa"/>
+              <w:bottom w:w="0" w:type="dxa"/>
+              <w:left w:w="0" w:type="dxa"/>
+              <w:right w:w="0" w:type="dxa"/>
+            </w:tcMar>
+            <w:vAlign w:val="top"/>
+          </w:tcPr>
+          <w:p>
+            <w:pPr>
+              <w:pStyle w:val="Normal"/>
+              <w:jc w:val="center"/>
+              <w:pBdr>
+                <w:bottom w:val="none" w:sz="0" w:space="0" w:color="000000"/>
+                <w:top w:val="none" w:sz="0" w:space="0" w:color="000000"/>
+                <w:left w:val="none" w:sz="0" w:space="0" w:color="000000"/>
+                <w:right w:val="none" w:sz="0" w:space="0" w:color="000000"/>
+              </w:pBdr>
+              <w:spacing w:after="100" w:before="100" w:line="240"/>
+              <w:ind w:left="100" w:right="100" w:firstLine="0" w:firstLineChars="0"/>
+              <w:rPr>
+                <w:rFonts w:ascii="Helvetica" w:hAnsi="Helvetica" w:eastAsia="Helvetica" w:cs="Helvetica"/>
+                <w:i w:val="false"/>
+                <w:b w:val="false"/>
+                <w:u w:val="none"/>
+                <w:sz w:val="22"/>
+                <w:szCs w:val="22"/>
+                <w:color w:val="000000"/>
+              </w:rPr>
+            </w:pPr>
+            <w:r>
+              <w:rPr>
+                <w:rFonts w:ascii="Helvetica" w:hAnsi="Helvetica" w:eastAsia="Helvetica" w:cs="Helvetica"/>
+                <w:i w:val="false"/>
+                <w:b w:val="false"/>
+                <w:u w:val="none"/>
+                <w:sz w:val="22"/>
+                <w:szCs w:val="22"/>
+                <w:color w:val="000000"/>
+              </w:rPr>
+              <w:t xml:space="preserve">0.15, 1.72</w:t>
+            </w:r>
+          </w:p>
+        </w:tc>
+        <w:tc>
+          <w:tcPr>
+            <w:tcBorders>
+              <w:bottom w:val="none" w:sz="0" w:space="0" w:color="000000"/>
+              <w:top w:val="none" w:sz="0" w:space="0" w:color="000000"/>
+              <w:left w:val="none" w:sz="0" w:space="0" w:color="000000"/>
+              <w:right w:val="none" w:sz="0" w:space="0" w:color="000000"/>
+            </w:tcBorders>
+            <w:shd w:val="clear" w:color="auto" w:fill="FFFFFF"/>
+            <w:tcMar>
+              <w:top w:w="0" w:type="dxa"/>
+              <w:bottom w:w="0" w:type="dxa"/>
+              <w:left w:w="0" w:type="dxa"/>
+              <w:right w:w="0" w:type="dxa"/>
+            </w:tcMar>
+            <w:vAlign w:val="top"/>
+          </w:tcPr>
+          <w:p>
+            <w:pPr>
+              <w:pStyle w:val="Normal"/>
+              <w:jc w:val="center"/>
+              <w:pBdr>
+                <w:bottom w:val="none" w:sz="0" w:space="0" w:color="000000"/>
+                <w:top w:val="none" w:sz="0" w:space="0" w:color="000000"/>
+                <w:left w:val="none" w:sz="0" w:space="0" w:color="000000"/>
+                <w:right w:val="none" w:sz="0" w:space="0" w:color="000000"/>
+              </w:pBdr>
+              <w:spacing w:after="100" w:before="100" w:line="240"/>
+              <w:ind w:left="100" w:right="100" w:firstLine="0" w:firstLineChars="0"/>
+              <w:rPr>
+                <w:rFonts w:ascii="Helvetica" w:hAnsi="Helvetica" w:eastAsia="Helvetica" w:cs="Helvetica"/>
+                <w:i w:val="false"/>
+                <w:b w:val="false"/>
+                <w:u w:val="none"/>
+                <w:sz w:val="22"/>
+                <w:szCs w:val="22"/>
+                <w:color w:val="000000"/>
+              </w:rPr>
+            </w:pPr>
+            <w:r>
+              <w:rPr>
+                <w:rFonts w:ascii="Helvetica" w:hAnsi="Helvetica" w:eastAsia="Helvetica" w:cs="Helvetica"/>
+                <w:i w:val="false"/>
+                <w:b w:val="false"/>
+                <w:u w:val="none"/>
+                <w:sz w:val="22"/>
+                <w:szCs w:val="22"/>
+                <w:color w:val="000000"/>
+              </w:rPr>
+              <w:t xml:space="preserve">0.280</w:t>
             </w:r>
           </w:p>
         </w:tc>
@@ -14627,596 +14627,113 @@
                 <w:szCs w:val="22"/>
                 <w:color w:val="000000"/>
               </w:rPr>
-              <w:t xml:space="preserve">457,839</w:t>
-            </w:r>
-          </w:p>
-        </w:tc>
-        <w:tc>
-          <w:tcPr>
-            <w:tcBorders>
-              <w:bottom w:val="none" w:sz="0" w:space="0" w:color="000000"/>
-              <w:top w:val="none" w:sz="0" w:space="0" w:color="000000"/>
-              <w:left w:val="none" w:sz="0" w:space="0" w:color="000000"/>
-              <w:right w:val="none" w:sz="0" w:space="0" w:color="000000"/>
-            </w:tcBorders>
-            <w:shd w:val="clear" w:color="auto" w:fill="FFFFFF"/>
-            <w:tcMar>
-              <w:top w:w="0" w:type="dxa"/>
-              <w:bottom w:w="0" w:type="dxa"/>
-              <w:left w:w="0" w:type="dxa"/>
-              <w:right w:w="0" w:type="dxa"/>
-            </w:tcMar>
-            <w:vAlign w:val="top"/>
-          </w:tcPr>
-          <w:p>
-            <w:pPr>
-              <w:pStyle w:val="Normal"/>
-              <w:jc w:val="center"/>
-              <w:pBdr>
-                <w:bottom w:val="none" w:sz="0" w:space="0" w:color="000000"/>
-                <w:top w:val="none" w:sz="0" w:space="0" w:color="000000"/>
-                <w:left w:val="none" w:sz="0" w:space="0" w:color="000000"/>
-                <w:right w:val="none" w:sz="0" w:space="0" w:color="000000"/>
-              </w:pBdr>
-              <w:spacing w:after="100" w:before="100" w:line="240"/>
-              <w:ind w:left="100" w:right="100" w:firstLine="0" w:firstLineChars="0"/>
-              <w:rPr>
-                <w:rFonts w:ascii="Helvetica" w:hAnsi="Helvetica" w:eastAsia="Helvetica" w:cs="Helvetica"/>
-                <w:i w:val="false"/>
-                <w:b w:val="false"/>
-                <w:u w:val="none"/>
-                <w:sz w:val="22"/>
-                <w:szCs w:val="22"/>
-                <w:color w:val="000000"/>
-              </w:rPr>
-            </w:pPr>
-            <w:r>
-              <w:rPr>
-                <w:rFonts w:ascii="Helvetica" w:hAnsi="Helvetica" w:eastAsia="Helvetica" w:cs="Helvetica"/>
-                <w:i w:val="false"/>
-                <w:b w:val="false"/>
-                <w:u w:val="none"/>
-                <w:sz w:val="22"/>
-                <w:szCs w:val="22"/>
-                <w:color w:val="000000"/>
-              </w:rPr>
-              <w:t xml:space="preserve">30,787, 6,808,585</w:t>
-            </w:r>
-          </w:p>
-        </w:tc>
-        <w:tc>
-          <w:tcPr>
-            <w:tcBorders>
-              <w:bottom w:val="none" w:sz="0" w:space="0" w:color="000000"/>
-              <w:top w:val="none" w:sz="0" w:space="0" w:color="000000"/>
-              <w:left w:val="none" w:sz="0" w:space="0" w:color="000000"/>
-              <w:right w:val="none" w:sz="0" w:space="0" w:color="000000"/>
-            </w:tcBorders>
-            <w:shd w:val="clear" w:color="auto" w:fill="FFFFFF"/>
-            <w:tcMar>
-              <w:top w:w="0" w:type="dxa"/>
-              <w:bottom w:w="0" w:type="dxa"/>
-              <w:left w:w="0" w:type="dxa"/>
-              <w:right w:w="0" w:type="dxa"/>
-            </w:tcMar>
-            <w:vAlign w:val="top"/>
-          </w:tcPr>
-          <w:p>
-            <w:pPr>
-              <w:pStyle w:val="Normal"/>
-              <w:jc w:val="center"/>
-              <w:pBdr>
-                <w:bottom w:val="none" w:sz="0" w:space="0" w:color="000000"/>
-                <w:top w:val="none" w:sz="0" w:space="0" w:color="000000"/>
-                <w:left w:val="none" w:sz="0" w:space="0" w:color="000000"/>
-                <w:right w:val="none" w:sz="0" w:space="0" w:color="000000"/>
-              </w:pBdr>
-              <w:spacing w:after="100" w:before="100" w:line="240"/>
-              <w:ind w:left="100" w:right="100" w:firstLine="0" w:firstLineChars="0"/>
-              <w:rPr>
-                <w:rFonts w:ascii="Helvetica" w:hAnsi="Helvetica" w:eastAsia="Helvetica" w:cs="Helvetica"/>
-                <w:i w:val="false"/>
-                <w:b w:val="false"/>
-                <w:u w:val="none"/>
-                <w:sz w:val="22"/>
-                <w:szCs w:val="22"/>
-                <w:color w:val="000000"/>
-              </w:rPr>
-            </w:pPr>
-            <w:r>
-              <w:rPr>
-                <w:rFonts w:ascii="Helvetica" w:hAnsi="Helvetica" w:eastAsia="Helvetica" w:cs="Helvetica"/>
-                <w:i w:val="false"/>
-                <w:b w:val="false"/>
-                <w:u w:val="none"/>
-                <w:sz w:val="22"/>
-                <w:szCs w:val="22"/>
-                <w:color w:val="000000"/>
-              </w:rPr>
-              <w:t xml:space="preserve">&lt;0.001</w:t>
-            </w:r>
-          </w:p>
-        </w:tc>
-      </w:tr>
-      <w:tr>
-        <w:trPr>
-          <w:trHeight w:val="616" w:hRule="auto"/>
-        </w:trPr>
-        body30
-        <w:tc>
-          <w:tcPr>
-            <w:tcBorders>
-              <w:bottom w:val="none" w:sz="0" w:space="0" w:color="000000"/>
-              <w:top w:val="none" w:sz="0" w:space="0" w:color="000000"/>
-              <w:left w:val="none" w:sz="0" w:space="0" w:color="000000"/>
-              <w:right w:val="none" w:sz="0" w:space="0" w:color="000000"/>
-            </w:tcBorders>
-            <w:shd w:val="clear" w:color="auto" w:fill="FFFFFF"/>
-            <w:tcMar>
-              <w:top w:w="0" w:type="dxa"/>
-              <w:bottom w:w="0" w:type="dxa"/>
-              <w:left w:w="0" w:type="dxa"/>
-              <w:right w:w="0" w:type="dxa"/>
-            </w:tcMar>
-            <w:vAlign w:val="top"/>
-          </w:tcPr>
-          <w:p>
-            <w:pPr>
-              <w:pStyle w:val="Normal"/>
-              <w:jc w:val="left"/>
-              <w:pBdr>
-                <w:bottom w:val="none" w:sz="0" w:space="0" w:color="000000"/>
-                <w:top w:val="none" w:sz="0" w:space="0" w:color="000000"/>
-                <w:left w:val="none" w:sz="0" w:space="0" w:color="000000"/>
-                <w:right w:val="none" w:sz="0" w:space="0" w:color="000000"/>
-              </w:pBdr>
-              <w:spacing w:after="100" w:before="100" w:line="240"/>
-              <w:ind w:left="100" w:right="100" w:firstLine="0" w:firstLineChars="0"/>
-              <w:rPr>
-                <w:rFonts w:ascii="Helvetica" w:hAnsi="Helvetica" w:eastAsia="Helvetica" w:cs="Helvetica"/>
-                <w:i w:val="false"/>
-                <w:b w:val="false"/>
-                <w:u w:val="none"/>
-                <w:sz w:val="22"/>
-                <w:szCs w:val="22"/>
-                <w:color w:val="000000"/>
-              </w:rPr>
-            </w:pPr>
-            <w:r>
-              <w:rPr>
-                <w:rFonts w:ascii="Helvetica" w:hAnsi="Helvetica" w:eastAsia="Helvetica" w:cs="Helvetica"/>
-                <w:i w:val="false"/>
-                <w:b w:val="false"/>
-                <w:u w:val="none"/>
-                <w:sz w:val="22"/>
-                <w:szCs w:val="22"/>
-                <w:color w:val="000000"/>
-              </w:rPr>
-              <w:t xml:space="preserve">thyroid</w:t>
-            </w:r>
-          </w:p>
-        </w:tc>
-        <w:tc>
-          <w:tcPr>
-            <w:tcBorders>
-              <w:bottom w:val="none" w:sz="0" w:space="0" w:color="000000"/>
-              <w:top w:val="none" w:sz="0" w:space="0" w:color="000000"/>
-              <w:left w:val="none" w:sz="0" w:space="0" w:color="000000"/>
-              <w:right w:val="none" w:sz="0" w:space="0" w:color="000000"/>
-            </w:tcBorders>
-            <w:shd w:val="clear" w:color="auto" w:fill="FFFFFF"/>
-            <w:tcMar>
-              <w:top w:w="0" w:type="dxa"/>
-              <w:bottom w:w="0" w:type="dxa"/>
-              <w:left w:w="0" w:type="dxa"/>
-              <w:right w:w="0" w:type="dxa"/>
-            </w:tcMar>
-            <w:vAlign w:val="top"/>
-          </w:tcPr>
-          <w:p>
-            <w:pPr>
-              <w:pStyle w:val="Normal"/>
-              <w:jc w:val="center"/>
-              <w:pBdr>
-                <w:bottom w:val="none" w:sz="0" w:space="0" w:color="000000"/>
-                <w:top w:val="none" w:sz="0" w:space="0" w:color="000000"/>
-                <w:left w:val="none" w:sz="0" w:space="0" w:color="000000"/>
-                <w:right w:val="none" w:sz="0" w:space="0" w:color="000000"/>
-              </w:pBdr>
-              <w:spacing w:after="100" w:before="100" w:line="240"/>
-              <w:ind w:left="100" w:right="100" w:firstLine="0" w:firstLineChars="0"/>
-              <w:rPr>
-                <w:rFonts w:ascii="Helvetica" w:hAnsi="Helvetica" w:eastAsia="Helvetica" w:cs="Helvetica"/>
-                <w:i w:val="false"/>
-                <w:b w:val="false"/>
-                <w:u w:val="none"/>
-                <w:sz w:val="22"/>
-                <w:szCs w:val="22"/>
-                <w:color w:val="000000"/>
-              </w:rPr>
-            </w:pPr>
-            <w:r>
-              <w:rPr>
-                <w:rFonts w:ascii="Helvetica" w:hAnsi="Helvetica" w:eastAsia="Helvetica" w:cs="Helvetica"/>
-                <w:i w:val="false"/>
-                <w:b w:val="false"/>
-                <w:u w:val="none"/>
-                <w:sz w:val="22"/>
-                <w:szCs w:val="22"/>
-                <w:color w:val="000000"/>
-              </w:rPr>
-              <w:t xml:space="preserve">189</w:t>
-            </w:r>
-          </w:p>
-        </w:tc>
-        <w:tc>
-          <w:tcPr>
-            <w:tcBorders>
-              <w:bottom w:val="none" w:sz="0" w:space="0" w:color="000000"/>
-              <w:top w:val="none" w:sz="0" w:space="0" w:color="000000"/>
-              <w:left w:val="none" w:sz="0" w:space="0" w:color="000000"/>
-              <w:right w:val="none" w:sz="0" w:space="0" w:color="000000"/>
-            </w:tcBorders>
-            <w:shd w:val="clear" w:color="auto" w:fill="FFFFFF"/>
-            <w:tcMar>
-              <w:top w:w="0" w:type="dxa"/>
-              <w:bottom w:w="0" w:type="dxa"/>
-              <w:left w:w="0" w:type="dxa"/>
-              <w:right w:w="0" w:type="dxa"/>
-            </w:tcMar>
-            <w:vAlign w:val="top"/>
-          </w:tcPr>
-          <w:p>
-            <w:pPr>
-              <w:pStyle w:val="Normal"/>
-              <w:jc w:val="center"/>
-              <w:pBdr>
-                <w:bottom w:val="none" w:sz="0" w:space="0" w:color="000000"/>
-                <w:top w:val="none" w:sz="0" w:space="0" w:color="000000"/>
-                <w:left w:val="none" w:sz="0" w:space="0" w:color="000000"/>
-                <w:right w:val="none" w:sz="0" w:space="0" w:color="000000"/>
-              </w:pBdr>
-              <w:spacing w:after="100" w:before="100" w:line="240"/>
-              <w:ind w:left="100" w:right="100" w:firstLine="0" w:firstLineChars="0"/>
-              <w:rPr>
-                <w:rFonts w:ascii="Helvetica" w:hAnsi="Helvetica" w:eastAsia="Helvetica" w:cs="Helvetica"/>
-                <w:i w:val="false"/>
-                <w:b w:val="false"/>
-                <w:u w:val="none"/>
-                <w:sz w:val="22"/>
-                <w:szCs w:val="22"/>
-                <w:color w:val="000000"/>
-              </w:rPr>
-            </w:pPr>
-            <w:r>
-              <w:rPr>
-                <w:rFonts w:ascii="Helvetica" w:hAnsi="Helvetica" w:eastAsia="Helvetica" w:cs="Helvetica"/>
-                <w:i w:val="false"/>
-                <w:b w:val="false"/>
-                <w:u w:val="none"/>
-                <w:sz w:val="22"/>
-                <w:szCs w:val="22"/>
-                <w:color w:val="000000"/>
-              </w:rPr>
-              <w:t xml:space="preserve">0.51</w:t>
-            </w:r>
-          </w:p>
-        </w:tc>
-        <w:tc>
-          <w:tcPr>
-            <w:tcBorders>
-              <w:bottom w:val="none" w:sz="0" w:space="0" w:color="000000"/>
-              <w:top w:val="none" w:sz="0" w:space="0" w:color="000000"/>
-              <w:left w:val="none" w:sz="0" w:space="0" w:color="000000"/>
-              <w:right w:val="none" w:sz="0" w:space="0" w:color="000000"/>
-            </w:tcBorders>
-            <w:shd w:val="clear" w:color="auto" w:fill="FFFFFF"/>
-            <w:tcMar>
-              <w:top w:w="0" w:type="dxa"/>
-              <w:bottom w:w="0" w:type="dxa"/>
-              <w:left w:w="0" w:type="dxa"/>
-              <w:right w:w="0" w:type="dxa"/>
-            </w:tcMar>
-            <w:vAlign w:val="top"/>
-          </w:tcPr>
-          <w:p>
-            <w:pPr>
-              <w:pStyle w:val="Normal"/>
-              <w:jc w:val="center"/>
-              <w:pBdr>
-                <w:bottom w:val="none" w:sz="0" w:space="0" w:color="000000"/>
-                <w:top w:val="none" w:sz="0" w:space="0" w:color="000000"/>
-                <w:left w:val="none" w:sz="0" w:space="0" w:color="000000"/>
-                <w:right w:val="none" w:sz="0" w:space="0" w:color="000000"/>
-              </w:pBdr>
-              <w:spacing w:after="100" w:before="100" w:line="240"/>
-              <w:ind w:left="100" w:right="100" w:firstLine="0" w:firstLineChars="0"/>
-              <w:rPr>
-                <w:rFonts w:ascii="Helvetica" w:hAnsi="Helvetica" w:eastAsia="Helvetica" w:cs="Helvetica"/>
-                <w:i w:val="false"/>
-                <w:b w:val="false"/>
-                <w:u w:val="none"/>
-                <w:sz w:val="22"/>
-                <w:szCs w:val="22"/>
-                <w:color w:val="000000"/>
-              </w:rPr>
-            </w:pPr>
-            <w:r>
-              <w:rPr>
-                <w:rFonts w:ascii="Helvetica" w:hAnsi="Helvetica" w:eastAsia="Helvetica" w:cs="Helvetica"/>
-                <w:i w:val="false"/>
-                <w:b w:val="false"/>
-                <w:u w:val="none"/>
-                <w:sz w:val="22"/>
-                <w:szCs w:val="22"/>
-                <w:color w:val="000000"/>
-              </w:rPr>
-              <w:t xml:space="preserve">0.15, 1.72</w:t>
-            </w:r>
-          </w:p>
-        </w:tc>
-        <w:tc>
-          <w:tcPr>
-            <w:tcBorders>
-              <w:bottom w:val="none" w:sz="0" w:space="0" w:color="000000"/>
-              <w:top w:val="none" w:sz="0" w:space="0" w:color="000000"/>
-              <w:left w:val="none" w:sz="0" w:space="0" w:color="000000"/>
-              <w:right w:val="none" w:sz="0" w:space="0" w:color="000000"/>
-            </w:tcBorders>
-            <w:shd w:val="clear" w:color="auto" w:fill="FFFFFF"/>
-            <w:tcMar>
-              <w:top w:w="0" w:type="dxa"/>
-              <w:bottom w:w="0" w:type="dxa"/>
-              <w:left w:w="0" w:type="dxa"/>
-              <w:right w:w="0" w:type="dxa"/>
-            </w:tcMar>
-            <w:vAlign w:val="top"/>
-          </w:tcPr>
-          <w:p>
-            <w:pPr>
-              <w:pStyle w:val="Normal"/>
-              <w:jc w:val="center"/>
-              <w:pBdr>
-                <w:bottom w:val="none" w:sz="0" w:space="0" w:color="000000"/>
-                <w:top w:val="none" w:sz="0" w:space="0" w:color="000000"/>
-                <w:left w:val="none" w:sz="0" w:space="0" w:color="000000"/>
-                <w:right w:val="none" w:sz="0" w:space="0" w:color="000000"/>
-              </w:pBdr>
-              <w:spacing w:after="100" w:before="100" w:line="240"/>
-              <w:ind w:left="100" w:right="100" w:firstLine="0" w:firstLineChars="0"/>
-              <w:rPr>
-                <w:rFonts w:ascii="Helvetica" w:hAnsi="Helvetica" w:eastAsia="Helvetica" w:cs="Helvetica"/>
-                <w:i w:val="false"/>
-                <w:b w:val="false"/>
-                <w:u w:val="none"/>
-                <w:sz w:val="22"/>
-                <w:szCs w:val="22"/>
-                <w:color w:val="000000"/>
-              </w:rPr>
-            </w:pPr>
-            <w:r>
-              <w:rPr>
-                <w:rFonts w:ascii="Helvetica" w:hAnsi="Helvetica" w:eastAsia="Helvetica" w:cs="Helvetica"/>
-                <w:i w:val="false"/>
-                <w:b w:val="false"/>
-                <w:u w:val="none"/>
-                <w:sz w:val="22"/>
-                <w:szCs w:val="22"/>
-                <w:color w:val="000000"/>
-              </w:rPr>
-              <w:t xml:space="preserve">0.280</w:t>
-            </w:r>
-          </w:p>
-        </w:tc>
-        <w:tc>
-          <w:tcPr>
-            <w:tcBorders>
-              <w:bottom w:val="none" w:sz="0" w:space="0" w:color="000000"/>
-              <w:top w:val="none" w:sz="0" w:space="0" w:color="000000"/>
-              <w:left w:val="none" w:sz="0" w:space="0" w:color="000000"/>
-              <w:right w:val="none" w:sz="0" w:space="0" w:color="000000"/>
-            </w:tcBorders>
-            <w:shd w:val="clear" w:color="auto" w:fill="FFFFFF"/>
-            <w:tcMar>
-              <w:top w:w="0" w:type="dxa"/>
-              <w:bottom w:w="0" w:type="dxa"/>
-              <w:left w:w="0" w:type="dxa"/>
-              <w:right w:w="0" w:type="dxa"/>
-            </w:tcMar>
-            <w:vAlign w:val="top"/>
-          </w:tcPr>
-          <w:p>
-            <w:pPr>
-              <w:pStyle w:val="Normal"/>
-              <w:jc w:val="center"/>
-              <w:pBdr>
-                <w:bottom w:val="none" w:sz="0" w:space="0" w:color="000000"/>
-                <w:top w:val="none" w:sz="0" w:space="0" w:color="000000"/>
-                <w:left w:val="none" w:sz="0" w:space="0" w:color="000000"/>
-                <w:right w:val="none" w:sz="0" w:space="0" w:color="000000"/>
-              </w:pBdr>
-              <w:spacing w:after="100" w:before="100" w:line="240"/>
-              <w:ind w:left="100" w:right="100" w:firstLine="0" w:firstLineChars="0"/>
-              <w:rPr>
-                <w:rFonts w:ascii="Helvetica" w:hAnsi="Helvetica" w:eastAsia="Helvetica" w:cs="Helvetica"/>
-                <w:i w:val="false"/>
-                <w:b w:val="false"/>
-                <w:u w:val="none"/>
-                <w:sz w:val="22"/>
-                <w:szCs w:val="22"/>
-                <w:color w:val="000000"/>
-              </w:rPr>
-            </w:pPr>
-            <w:r>
-              <w:rPr>
-                <w:rFonts w:ascii="Helvetica" w:hAnsi="Helvetica" w:eastAsia="Helvetica" w:cs="Helvetica"/>
-                <w:i w:val="false"/>
-                <w:b w:val="false"/>
-                <w:u w:val="none"/>
-                <w:sz w:val="22"/>
-                <w:szCs w:val="22"/>
-                <w:color w:val="000000"/>
-              </w:rPr>
-              <w:t xml:space="preserve">189</w:t>
-            </w:r>
-          </w:p>
-        </w:tc>
-        <w:tc>
-          <w:tcPr>
-            <w:tcBorders>
-              <w:bottom w:val="none" w:sz="0" w:space="0" w:color="000000"/>
-              <w:top w:val="none" w:sz="0" w:space="0" w:color="000000"/>
-              <w:left w:val="none" w:sz="0" w:space="0" w:color="000000"/>
-              <w:right w:val="none" w:sz="0" w:space="0" w:color="000000"/>
-            </w:tcBorders>
-            <w:shd w:val="clear" w:color="auto" w:fill="FFFFFF"/>
-            <w:tcMar>
-              <w:top w:w="0" w:type="dxa"/>
-              <w:bottom w:w="0" w:type="dxa"/>
-              <w:left w:w="0" w:type="dxa"/>
-              <w:right w:w="0" w:type="dxa"/>
-            </w:tcMar>
-            <w:vAlign w:val="top"/>
-          </w:tcPr>
-          <w:p>
-            <w:pPr>
-              <w:pStyle w:val="Normal"/>
-              <w:jc w:val="center"/>
-              <w:pBdr>
-                <w:bottom w:val="none" w:sz="0" w:space="0" w:color="000000"/>
-                <w:top w:val="none" w:sz="0" w:space="0" w:color="000000"/>
-                <w:left w:val="none" w:sz="0" w:space="0" w:color="000000"/>
-                <w:right w:val="none" w:sz="0" w:space="0" w:color="000000"/>
-              </w:pBdr>
-              <w:spacing w:after="100" w:before="100" w:line="240"/>
-              <w:ind w:left="100" w:right="100" w:firstLine="0" w:firstLineChars="0"/>
-              <w:rPr>
-                <w:rFonts w:ascii="Helvetica" w:hAnsi="Helvetica" w:eastAsia="Helvetica" w:cs="Helvetica"/>
-                <w:i w:val="false"/>
-                <w:b w:val="false"/>
-                <w:u w:val="none"/>
-                <w:sz w:val="22"/>
-                <w:szCs w:val="22"/>
-                <w:color w:val="000000"/>
-              </w:rPr>
-            </w:pPr>
-            <w:r>
-              <w:rPr>
-                <w:rFonts w:ascii="Helvetica" w:hAnsi="Helvetica" w:eastAsia="Helvetica" w:cs="Helvetica"/>
-                <w:i w:val="false"/>
-                <w:b w:val="false"/>
-                <w:u w:val="none"/>
-                <w:sz w:val="22"/>
-                <w:szCs w:val="22"/>
-                <w:color w:val="000000"/>
-              </w:rPr>
-              <w:t xml:space="preserve">0.30</w:t>
-            </w:r>
-          </w:p>
-        </w:tc>
-        <w:tc>
-          <w:tcPr>
-            <w:tcBorders>
-              <w:bottom w:val="none" w:sz="0" w:space="0" w:color="000000"/>
-              <w:top w:val="none" w:sz="0" w:space="0" w:color="000000"/>
-              <w:left w:val="none" w:sz="0" w:space="0" w:color="000000"/>
-              <w:right w:val="none" w:sz="0" w:space="0" w:color="000000"/>
-            </w:tcBorders>
-            <w:shd w:val="clear" w:color="auto" w:fill="FFFFFF"/>
-            <w:tcMar>
-              <w:top w:w="0" w:type="dxa"/>
-              <w:bottom w:w="0" w:type="dxa"/>
-              <w:left w:w="0" w:type="dxa"/>
-              <w:right w:w="0" w:type="dxa"/>
-            </w:tcMar>
-            <w:vAlign w:val="top"/>
-          </w:tcPr>
-          <w:p>
-            <w:pPr>
-              <w:pStyle w:val="Normal"/>
-              <w:jc w:val="center"/>
-              <w:pBdr>
-                <w:bottom w:val="none" w:sz="0" w:space="0" w:color="000000"/>
-                <w:top w:val="none" w:sz="0" w:space="0" w:color="000000"/>
-                <w:left w:val="none" w:sz="0" w:space="0" w:color="000000"/>
-                <w:right w:val="none" w:sz="0" w:space="0" w:color="000000"/>
-              </w:pBdr>
-              <w:spacing w:after="100" w:before="100" w:line="240"/>
-              <w:ind w:left="100" w:right="100" w:firstLine="0" w:firstLineChars="0"/>
-              <w:rPr>
-                <w:rFonts w:ascii="Helvetica" w:hAnsi="Helvetica" w:eastAsia="Helvetica" w:cs="Helvetica"/>
-                <w:i w:val="false"/>
-                <w:b w:val="false"/>
-                <w:u w:val="none"/>
-                <w:sz w:val="22"/>
-                <w:szCs w:val="22"/>
-                <w:color w:val="000000"/>
-              </w:rPr>
-            </w:pPr>
-            <w:r>
-              <w:rPr>
-                <w:rFonts w:ascii="Helvetica" w:hAnsi="Helvetica" w:eastAsia="Helvetica" w:cs="Helvetica"/>
-                <w:i w:val="false"/>
-                <w:b w:val="false"/>
-                <w:u w:val="none"/>
-                <w:sz w:val="22"/>
-                <w:szCs w:val="22"/>
-                <w:color w:val="000000"/>
-              </w:rPr>
-              <w:t xml:space="preserve">0.08, 1.17</w:t>
-            </w:r>
-          </w:p>
-        </w:tc>
-        <w:tc>
-          <w:tcPr>
-            <w:tcBorders>
-              <w:bottom w:val="none" w:sz="0" w:space="0" w:color="000000"/>
-              <w:top w:val="none" w:sz="0" w:space="0" w:color="000000"/>
-              <w:left w:val="none" w:sz="0" w:space="0" w:color="000000"/>
-              <w:right w:val="none" w:sz="0" w:space="0" w:color="000000"/>
-            </w:tcBorders>
-            <w:shd w:val="clear" w:color="auto" w:fill="FFFFFF"/>
-            <w:tcMar>
-              <w:top w:w="0" w:type="dxa"/>
-              <w:bottom w:w="0" w:type="dxa"/>
-              <w:left w:w="0" w:type="dxa"/>
-              <w:right w:w="0" w:type="dxa"/>
-            </w:tcMar>
-            <w:vAlign w:val="top"/>
-          </w:tcPr>
-          <w:p>
-            <w:pPr>
-              <w:pStyle w:val="Normal"/>
-              <w:jc w:val="center"/>
-              <w:pBdr>
-                <w:bottom w:val="none" w:sz="0" w:space="0" w:color="000000"/>
-                <w:top w:val="none" w:sz="0" w:space="0" w:color="000000"/>
-                <w:left w:val="none" w:sz="0" w:space="0" w:color="000000"/>
-                <w:right w:val="none" w:sz="0" w:space="0" w:color="000000"/>
-              </w:pBdr>
-              <w:spacing w:after="100" w:before="100" w:line="240"/>
-              <w:ind w:left="100" w:right="100" w:firstLine="0" w:firstLineChars="0"/>
-              <w:rPr>
-                <w:rFonts w:ascii="Helvetica" w:hAnsi="Helvetica" w:eastAsia="Helvetica" w:cs="Helvetica"/>
-                <w:i w:val="false"/>
-                <w:b w:val="false"/>
-                <w:u w:val="none"/>
-                <w:sz w:val="22"/>
-                <w:szCs w:val="22"/>
-                <w:color w:val="000000"/>
-              </w:rPr>
-            </w:pPr>
-            <w:r>
-              <w:rPr>
-                <w:rFonts w:ascii="Helvetica" w:hAnsi="Helvetica" w:eastAsia="Helvetica" w:cs="Helvetica"/>
-                <w:i w:val="false"/>
-                <w:b w:val="false"/>
-                <w:u w:val="none"/>
-                <w:sz w:val="22"/>
-                <w:szCs w:val="22"/>
-                <w:color w:val="000000"/>
-              </w:rPr>
-              <w:t xml:space="preserve">0.084</w:t>
+              <w:t xml:space="preserve">0.35</w:t>
+            </w:r>
+          </w:p>
+        </w:tc>
+        <w:tc>
+          <w:tcPr>
+            <w:tcBorders>
+              <w:bottom w:val="none" w:sz="0" w:space="0" w:color="000000"/>
+              <w:top w:val="none" w:sz="0" w:space="0" w:color="000000"/>
+              <w:left w:val="none" w:sz="0" w:space="0" w:color="000000"/>
+              <w:right w:val="none" w:sz="0" w:space="0" w:color="000000"/>
+            </w:tcBorders>
+            <w:shd w:val="clear" w:color="auto" w:fill="FFFFFF"/>
+            <w:tcMar>
+              <w:top w:w="0" w:type="dxa"/>
+              <w:bottom w:w="0" w:type="dxa"/>
+              <w:left w:w="0" w:type="dxa"/>
+              <w:right w:w="0" w:type="dxa"/>
+            </w:tcMar>
+            <w:vAlign w:val="top"/>
+          </w:tcPr>
+          <w:p>
+            <w:pPr>
+              <w:pStyle w:val="Normal"/>
+              <w:jc w:val="center"/>
+              <w:pBdr>
+                <w:bottom w:val="none" w:sz="0" w:space="0" w:color="000000"/>
+                <w:top w:val="none" w:sz="0" w:space="0" w:color="000000"/>
+                <w:left w:val="none" w:sz="0" w:space="0" w:color="000000"/>
+                <w:right w:val="none" w:sz="0" w:space="0" w:color="000000"/>
+              </w:pBdr>
+              <w:spacing w:after="100" w:before="100" w:line="240"/>
+              <w:ind w:left="100" w:right="100" w:firstLine="0" w:firstLineChars="0"/>
+              <w:rPr>
+                <w:rFonts w:ascii="Helvetica" w:hAnsi="Helvetica" w:eastAsia="Helvetica" w:cs="Helvetica"/>
+                <w:i w:val="false"/>
+                <w:b w:val="false"/>
+                <w:u w:val="none"/>
+                <w:sz w:val="22"/>
+                <w:szCs w:val="22"/>
+                <w:color w:val="000000"/>
+              </w:rPr>
+            </w:pPr>
+            <w:r>
+              <w:rPr>
+                <w:rFonts w:ascii="Helvetica" w:hAnsi="Helvetica" w:eastAsia="Helvetica" w:cs="Helvetica"/>
+                <w:i w:val="false"/>
+                <w:b w:val="false"/>
+                <w:u w:val="none"/>
+                <w:sz w:val="22"/>
+                <w:szCs w:val="22"/>
+                <w:color w:val="000000"/>
+              </w:rPr>
+              <w:t xml:space="preserve">0.09, 1.41</w:t>
+            </w:r>
+          </w:p>
+        </w:tc>
+        <w:tc>
+          <w:tcPr>
+            <w:tcBorders>
+              <w:bottom w:val="none" w:sz="0" w:space="0" w:color="000000"/>
+              <w:top w:val="none" w:sz="0" w:space="0" w:color="000000"/>
+              <w:left w:val="none" w:sz="0" w:space="0" w:color="000000"/>
+              <w:right w:val="none" w:sz="0" w:space="0" w:color="000000"/>
+            </w:tcBorders>
+            <w:shd w:val="clear" w:color="auto" w:fill="FFFFFF"/>
+            <w:tcMar>
+              <w:top w:w="0" w:type="dxa"/>
+              <w:bottom w:w="0" w:type="dxa"/>
+              <w:left w:w="0" w:type="dxa"/>
+              <w:right w:w="0" w:type="dxa"/>
+            </w:tcMar>
+            <w:vAlign w:val="top"/>
+          </w:tcPr>
+          <w:p>
+            <w:pPr>
+              <w:pStyle w:val="Normal"/>
+              <w:jc w:val="center"/>
+              <w:pBdr>
+                <w:bottom w:val="none" w:sz="0" w:space="0" w:color="000000"/>
+                <w:top w:val="none" w:sz="0" w:space="0" w:color="000000"/>
+                <w:left w:val="none" w:sz="0" w:space="0" w:color="000000"/>
+                <w:right w:val="none" w:sz="0" w:space="0" w:color="000000"/>
+              </w:pBdr>
+              <w:spacing w:after="100" w:before="100" w:line="240"/>
+              <w:ind w:left="100" w:right="100" w:firstLine="0" w:firstLineChars="0"/>
+              <w:rPr>
+                <w:rFonts w:ascii="Helvetica" w:hAnsi="Helvetica" w:eastAsia="Helvetica" w:cs="Helvetica"/>
+                <w:i w:val="false"/>
+                <w:b w:val="false"/>
+                <w:u w:val="none"/>
+                <w:sz w:val="22"/>
+                <w:szCs w:val="22"/>
+                <w:color w:val="000000"/>
+              </w:rPr>
+            </w:pPr>
+            <w:r>
+              <w:rPr>
+                <w:rFonts w:ascii="Helvetica" w:hAnsi="Helvetica" w:eastAsia="Helvetica" w:cs="Helvetica"/>
+                <w:i w:val="false"/>
+                <w:b w:val="false"/>
+                <w:u w:val="none"/>
+                <w:sz w:val="22"/>
+                <w:szCs w:val="22"/>
+                <w:color w:val="000000"/>
+              </w:rPr>
+              <w:t xml:space="preserve">0.140</w:t>
             </w:r>
           </w:p>
         </w:tc>
@@ -15225,7 +14742,7 @@
         <w:trPr>
           <w:trHeight w:val="619" w:hRule="auto"/>
         </w:trPr>
-        body31
+        body30
         <w:tc>
           <w:tcPr>
             <w:tcBorders>
@@ -15699,7 +15216,7 @@
                 <w:szCs w:val="22"/>
                 <w:color w:val="000000"/>
               </w:rPr>
-              <w:t xml:space="preserve">0.053</w:t>
+              <w:t xml:space="preserve">0.050</w:t>
             </w:r>
           </w:p>
         </w:tc>

--- a/docs/tables/carbo/sec8_aki_c30.docx
+++ b/docs/tables/carbo/sec8_aki_c30.docx
@@ -2069,113 +2069,113 @@
                 <w:szCs w:val="22"/>
                 <w:color w:val="000000"/>
               </w:rPr>
-              <w:t xml:space="preserve">0.15</w:t>
-            </w:r>
-          </w:p>
-        </w:tc>
-        <w:tc>
-          <w:tcPr>
-            <w:tcBorders>
-              <w:bottom w:val="none" w:sz="0" w:space="0" w:color="000000"/>
-              <w:top w:val="none" w:sz="0" w:space="0" w:color="000000"/>
-              <w:left w:val="none" w:sz="0" w:space="0" w:color="000000"/>
-              <w:right w:val="none" w:sz="0" w:space="0" w:color="000000"/>
-            </w:tcBorders>
-            <w:shd w:val="clear" w:color="auto" w:fill="FFFFFF"/>
-            <w:tcMar>
-              <w:top w:w="0" w:type="dxa"/>
-              <w:bottom w:w="0" w:type="dxa"/>
-              <w:left w:w="0" w:type="dxa"/>
-              <w:right w:w="0" w:type="dxa"/>
-            </w:tcMar>
-            <w:vAlign w:val="top"/>
-          </w:tcPr>
-          <w:p>
-            <w:pPr>
-              <w:pStyle w:val="Normal"/>
-              <w:jc w:val="center"/>
-              <w:pBdr>
-                <w:bottom w:val="none" w:sz="0" w:space="0" w:color="000000"/>
-                <w:top w:val="none" w:sz="0" w:space="0" w:color="000000"/>
-                <w:left w:val="none" w:sz="0" w:space="0" w:color="000000"/>
-                <w:right w:val="none" w:sz="0" w:space="0" w:color="000000"/>
-              </w:pBdr>
-              <w:spacing w:after="100" w:before="100" w:line="240"/>
-              <w:ind w:left="100" w:right="100" w:firstLine="0" w:firstLineChars="0"/>
-              <w:rPr>
-                <w:rFonts w:ascii="Helvetica" w:hAnsi="Helvetica" w:eastAsia="Helvetica" w:cs="Helvetica"/>
-                <w:i w:val="false"/>
-                <w:b w:val="false"/>
-                <w:u w:val="none"/>
-                <w:sz w:val="22"/>
-                <w:szCs w:val="22"/>
-                <w:color w:val="000000"/>
-              </w:rPr>
-            </w:pPr>
-            <w:r>
-              <w:rPr>
-                <w:rFonts w:ascii="Helvetica" w:hAnsi="Helvetica" w:eastAsia="Helvetica" w:cs="Helvetica"/>
-                <w:i w:val="false"/>
-                <w:b w:val="false"/>
-                <w:u w:val="none"/>
-                <w:sz w:val="22"/>
-                <w:szCs w:val="22"/>
-                <w:color w:val="000000"/>
-              </w:rPr>
-              <w:t xml:space="preserve">0.02, 1.22</w:t>
-            </w:r>
-          </w:p>
-        </w:tc>
-        <w:tc>
-          <w:tcPr>
-            <w:tcBorders>
-              <w:bottom w:val="none" w:sz="0" w:space="0" w:color="000000"/>
-              <w:top w:val="none" w:sz="0" w:space="0" w:color="000000"/>
-              <w:left w:val="none" w:sz="0" w:space="0" w:color="000000"/>
-              <w:right w:val="none" w:sz="0" w:space="0" w:color="000000"/>
-            </w:tcBorders>
-            <w:shd w:val="clear" w:color="auto" w:fill="FFFFFF"/>
-            <w:tcMar>
-              <w:top w:w="0" w:type="dxa"/>
-              <w:bottom w:w="0" w:type="dxa"/>
-              <w:left w:w="0" w:type="dxa"/>
-              <w:right w:w="0" w:type="dxa"/>
-            </w:tcMar>
-            <w:vAlign w:val="top"/>
-          </w:tcPr>
-          <w:p>
-            <w:pPr>
-              <w:pStyle w:val="Normal"/>
-              <w:jc w:val="center"/>
-              <w:pBdr>
-                <w:bottom w:val="none" w:sz="0" w:space="0" w:color="000000"/>
-                <w:top w:val="none" w:sz="0" w:space="0" w:color="000000"/>
-                <w:left w:val="none" w:sz="0" w:space="0" w:color="000000"/>
-                <w:right w:val="none" w:sz="0" w:space="0" w:color="000000"/>
-              </w:pBdr>
-              <w:spacing w:after="100" w:before="100" w:line="240"/>
-              <w:ind w:left="100" w:right="100" w:firstLine="0" w:firstLineChars="0"/>
-              <w:rPr>
-                <w:rFonts w:ascii="Helvetica" w:hAnsi="Helvetica" w:eastAsia="Helvetica" w:cs="Helvetica"/>
-                <w:i w:val="false"/>
-                <w:b w:val="false"/>
-                <w:u w:val="none"/>
-                <w:sz w:val="22"/>
-                <w:szCs w:val="22"/>
-                <w:color w:val="000000"/>
-              </w:rPr>
-            </w:pPr>
-            <w:r>
-              <w:rPr>
-                <w:rFonts w:ascii="Helvetica" w:hAnsi="Helvetica" w:eastAsia="Helvetica" w:cs="Helvetica"/>
-                <w:i w:val="false"/>
-                <w:b w:val="false"/>
-                <w:u w:val="none"/>
-                <w:sz w:val="22"/>
-                <w:szCs w:val="22"/>
-                <w:color w:val="000000"/>
-              </w:rPr>
-              <w:t xml:space="preserve">0.076</w:t>
+              <w:t xml:space="preserve">0.23</w:t>
+            </w:r>
+          </w:p>
+        </w:tc>
+        <w:tc>
+          <w:tcPr>
+            <w:tcBorders>
+              <w:bottom w:val="none" w:sz="0" w:space="0" w:color="000000"/>
+              <w:top w:val="none" w:sz="0" w:space="0" w:color="000000"/>
+              <w:left w:val="none" w:sz="0" w:space="0" w:color="000000"/>
+              <w:right w:val="none" w:sz="0" w:space="0" w:color="000000"/>
+            </w:tcBorders>
+            <w:shd w:val="clear" w:color="auto" w:fill="FFFFFF"/>
+            <w:tcMar>
+              <w:top w:w="0" w:type="dxa"/>
+              <w:bottom w:w="0" w:type="dxa"/>
+              <w:left w:w="0" w:type="dxa"/>
+              <w:right w:w="0" w:type="dxa"/>
+            </w:tcMar>
+            <w:vAlign w:val="top"/>
+          </w:tcPr>
+          <w:p>
+            <w:pPr>
+              <w:pStyle w:val="Normal"/>
+              <w:jc w:val="center"/>
+              <w:pBdr>
+                <w:bottom w:val="none" w:sz="0" w:space="0" w:color="000000"/>
+                <w:top w:val="none" w:sz="0" w:space="0" w:color="000000"/>
+                <w:left w:val="none" w:sz="0" w:space="0" w:color="000000"/>
+                <w:right w:val="none" w:sz="0" w:space="0" w:color="000000"/>
+              </w:pBdr>
+              <w:spacing w:after="100" w:before="100" w:line="240"/>
+              <w:ind w:left="100" w:right="100" w:firstLine="0" w:firstLineChars="0"/>
+              <w:rPr>
+                <w:rFonts w:ascii="Helvetica" w:hAnsi="Helvetica" w:eastAsia="Helvetica" w:cs="Helvetica"/>
+                <w:i w:val="false"/>
+                <w:b w:val="false"/>
+                <w:u w:val="none"/>
+                <w:sz w:val="22"/>
+                <w:szCs w:val="22"/>
+                <w:color w:val="000000"/>
+              </w:rPr>
+            </w:pPr>
+            <w:r>
+              <w:rPr>
+                <w:rFonts w:ascii="Helvetica" w:hAnsi="Helvetica" w:eastAsia="Helvetica" w:cs="Helvetica"/>
+                <w:i w:val="false"/>
+                <w:b w:val="false"/>
+                <w:u w:val="none"/>
+                <w:sz w:val="22"/>
+                <w:szCs w:val="22"/>
+                <w:color w:val="000000"/>
+              </w:rPr>
+              <w:t xml:space="preserve">0.03, 1.92</w:t>
+            </w:r>
+          </w:p>
+        </w:tc>
+        <w:tc>
+          <w:tcPr>
+            <w:tcBorders>
+              <w:bottom w:val="none" w:sz="0" w:space="0" w:color="000000"/>
+              <w:top w:val="none" w:sz="0" w:space="0" w:color="000000"/>
+              <w:left w:val="none" w:sz="0" w:space="0" w:color="000000"/>
+              <w:right w:val="none" w:sz="0" w:space="0" w:color="000000"/>
+            </w:tcBorders>
+            <w:shd w:val="clear" w:color="auto" w:fill="FFFFFF"/>
+            <w:tcMar>
+              <w:top w:w="0" w:type="dxa"/>
+              <w:bottom w:w="0" w:type="dxa"/>
+              <w:left w:w="0" w:type="dxa"/>
+              <w:right w:w="0" w:type="dxa"/>
+            </w:tcMar>
+            <w:vAlign w:val="top"/>
+          </w:tcPr>
+          <w:p>
+            <w:pPr>
+              <w:pStyle w:val="Normal"/>
+              <w:jc w:val="center"/>
+              <w:pBdr>
+                <w:bottom w:val="none" w:sz="0" w:space="0" w:color="000000"/>
+                <w:top w:val="none" w:sz="0" w:space="0" w:color="000000"/>
+                <w:left w:val="none" w:sz="0" w:space="0" w:color="000000"/>
+                <w:right w:val="none" w:sz="0" w:space="0" w:color="000000"/>
+              </w:pBdr>
+              <w:spacing w:after="100" w:before="100" w:line="240"/>
+              <w:ind w:left="100" w:right="100" w:firstLine="0" w:firstLineChars="0"/>
+              <w:rPr>
+                <w:rFonts w:ascii="Helvetica" w:hAnsi="Helvetica" w:eastAsia="Helvetica" w:cs="Helvetica"/>
+                <w:i w:val="false"/>
+                <w:b w:val="false"/>
+                <w:u w:val="none"/>
+                <w:sz w:val="22"/>
+                <w:szCs w:val="22"/>
+                <w:color w:val="000000"/>
+              </w:rPr>
+            </w:pPr>
+            <w:r>
+              <w:rPr>
+                <w:rFonts w:ascii="Helvetica" w:hAnsi="Helvetica" w:eastAsia="Helvetica" w:cs="Helvetica"/>
+                <w:i w:val="false"/>
+                <w:b w:val="false"/>
+                <w:u w:val="none"/>
+                <w:sz w:val="22"/>
+                <w:szCs w:val="22"/>
+                <w:color w:val="000000"/>
+              </w:rPr>
+              <w:t xml:space="preserve">0.170</w:t>
             </w:r>
           </w:p>
         </w:tc>
@@ -2605,60 +2605,60 @@
                 <w:szCs w:val="22"/>
                 <w:color w:val="000000"/>
               </w:rPr>
-              <w:t xml:space="preserve">0.92, 1.02</w:t>
-            </w:r>
-          </w:p>
-        </w:tc>
-        <w:tc>
-          <w:tcPr>
-            <w:tcBorders>
-              <w:bottom w:val="none" w:sz="0" w:space="0" w:color="000000"/>
-              <w:top w:val="none" w:sz="0" w:space="0" w:color="000000"/>
-              <w:left w:val="none" w:sz="0" w:space="0" w:color="000000"/>
-              <w:right w:val="none" w:sz="0" w:space="0" w:color="000000"/>
-            </w:tcBorders>
-            <w:shd w:val="clear" w:color="auto" w:fill="FFFFFF"/>
-            <w:tcMar>
-              <w:top w:w="0" w:type="dxa"/>
-              <w:bottom w:w="0" w:type="dxa"/>
-              <w:left w:w="0" w:type="dxa"/>
-              <w:right w:w="0" w:type="dxa"/>
-            </w:tcMar>
-            <w:vAlign w:val="top"/>
-          </w:tcPr>
-          <w:p>
-            <w:pPr>
-              <w:pStyle w:val="Normal"/>
-              <w:jc w:val="center"/>
-              <w:pBdr>
-                <w:bottom w:val="none" w:sz="0" w:space="0" w:color="000000"/>
-                <w:top w:val="none" w:sz="0" w:space="0" w:color="000000"/>
-                <w:left w:val="none" w:sz="0" w:space="0" w:color="000000"/>
-                <w:right w:val="none" w:sz="0" w:space="0" w:color="000000"/>
-              </w:pBdr>
-              <w:spacing w:after="100" w:before="100" w:line="240"/>
-              <w:ind w:left="100" w:right="100" w:firstLine="0" w:firstLineChars="0"/>
-              <w:rPr>
-                <w:rFonts w:ascii="Helvetica" w:hAnsi="Helvetica" w:eastAsia="Helvetica" w:cs="Helvetica"/>
-                <w:i w:val="false"/>
-                <w:b w:val="false"/>
-                <w:u w:val="none"/>
-                <w:sz w:val="22"/>
-                <w:szCs w:val="22"/>
-                <w:color w:val="000000"/>
-              </w:rPr>
-            </w:pPr>
-            <w:r>
-              <w:rPr>
-                <w:rFonts w:ascii="Helvetica" w:hAnsi="Helvetica" w:eastAsia="Helvetica" w:cs="Helvetica"/>
-                <w:i w:val="false"/>
-                <w:b w:val="false"/>
-                <w:u w:val="none"/>
-                <w:sz w:val="22"/>
-                <w:szCs w:val="22"/>
-                <w:color w:val="000000"/>
-              </w:rPr>
-              <w:t xml:space="preserve">0.190</w:t>
+              <w:t xml:space="preserve">0.93, 1.02</w:t>
+            </w:r>
+          </w:p>
+        </w:tc>
+        <w:tc>
+          <w:tcPr>
+            <w:tcBorders>
+              <w:bottom w:val="none" w:sz="0" w:space="0" w:color="000000"/>
+              <w:top w:val="none" w:sz="0" w:space="0" w:color="000000"/>
+              <w:left w:val="none" w:sz="0" w:space="0" w:color="000000"/>
+              <w:right w:val="none" w:sz="0" w:space="0" w:color="000000"/>
+            </w:tcBorders>
+            <w:shd w:val="clear" w:color="auto" w:fill="FFFFFF"/>
+            <w:tcMar>
+              <w:top w:w="0" w:type="dxa"/>
+              <w:bottom w:w="0" w:type="dxa"/>
+              <w:left w:w="0" w:type="dxa"/>
+              <w:right w:w="0" w:type="dxa"/>
+            </w:tcMar>
+            <w:vAlign w:val="top"/>
+          </w:tcPr>
+          <w:p>
+            <w:pPr>
+              <w:pStyle w:val="Normal"/>
+              <w:jc w:val="center"/>
+              <w:pBdr>
+                <w:bottom w:val="none" w:sz="0" w:space="0" w:color="000000"/>
+                <w:top w:val="none" w:sz="0" w:space="0" w:color="000000"/>
+                <w:left w:val="none" w:sz="0" w:space="0" w:color="000000"/>
+                <w:right w:val="none" w:sz="0" w:space="0" w:color="000000"/>
+              </w:pBdr>
+              <w:spacing w:after="100" w:before="100" w:line="240"/>
+              <w:ind w:left="100" w:right="100" w:firstLine="0" w:firstLineChars="0"/>
+              <w:rPr>
+                <w:rFonts w:ascii="Helvetica" w:hAnsi="Helvetica" w:eastAsia="Helvetica" w:cs="Helvetica"/>
+                <w:i w:val="false"/>
+                <w:b w:val="false"/>
+                <w:u w:val="none"/>
+                <w:sz w:val="22"/>
+                <w:szCs w:val="22"/>
+                <w:color w:val="000000"/>
+              </w:rPr>
+            </w:pPr>
+            <w:r>
+              <w:rPr>
+                <w:rFonts w:ascii="Helvetica" w:hAnsi="Helvetica" w:eastAsia="Helvetica" w:cs="Helvetica"/>
+                <w:i w:val="false"/>
+                <w:b w:val="false"/>
+                <w:u w:val="none"/>
+                <w:sz w:val="22"/>
+                <w:szCs w:val="22"/>
+                <w:color w:val="000000"/>
+              </w:rPr>
+              <w:t xml:space="preserve">0.260</w:t>
             </w:r>
           </w:p>
         </w:tc>
@@ -4001,113 +4001,113 @@
                 <w:szCs w:val="22"/>
                 <w:color w:val="000000"/>
               </w:rPr>
-              <w:t xml:space="preserve">1.88</w:t>
-            </w:r>
-          </w:p>
-        </w:tc>
-        <w:tc>
-          <w:tcPr>
-            <w:tcBorders>
-              <w:bottom w:val="none" w:sz="0" w:space="0" w:color="000000"/>
-              <w:top w:val="none" w:sz="0" w:space="0" w:color="000000"/>
-              <w:left w:val="none" w:sz="0" w:space="0" w:color="000000"/>
-              <w:right w:val="none" w:sz="0" w:space="0" w:color="000000"/>
-            </w:tcBorders>
-            <w:shd w:val="clear" w:color="auto" w:fill="FFFFFF"/>
-            <w:tcMar>
-              <w:top w:w="0" w:type="dxa"/>
-              <w:bottom w:w="0" w:type="dxa"/>
-              <w:left w:w="0" w:type="dxa"/>
-              <w:right w:w="0" w:type="dxa"/>
-            </w:tcMar>
-            <w:vAlign w:val="top"/>
-          </w:tcPr>
-          <w:p>
-            <w:pPr>
-              <w:pStyle w:val="Normal"/>
-              <w:jc w:val="center"/>
-              <w:pBdr>
-                <w:bottom w:val="none" w:sz="0" w:space="0" w:color="000000"/>
-                <w:top w:val="none" w:sz="0" w:space="0" w:color="000000"/>
-                <w:left w:val="none" w:sz="0" w:space="0" w:color="000000"/>
-                <w:right w:val="none" w:sz="0" w:space="0" w:color="000000"/>
-              </w:pBdr>
-              <w:spacing w:after="100" w:before="100" w:line="240"/>
-              <w:ind w:left="100" w:right="100" w:firstLine="0" w:firstLineChars="0"/>
-              <w:rPr>
-                <w:rFonts w:ascii="Helvetica" w:hAnsi="Helvetica" w:eastAsia="Helvetica" w:cs="Helvetica"/>
-                <w:i w:val="false"/>
-                <w:b w:val="false"/>
-                <w:u w:val="none"/>
-                <w:sz w:val="22"/>
-                <w:szCs w:val="22"/>
-                <w:color w:val="000000"/>
-              </w:rPr>
-            </w:pPr>
-            <w:r>
-              <w:rPr>
-                <w:rFonts w:ascii="Helvetica" w:hAnsi="Helvetica" w:eastAsia="Helvetica" w:cs="Helvetica"/>
-                <w:i w:val="false"/>
-                <w:b w:val="false"/>
-                <w:u w:val="none"/>
-                <w:sz w:val="22"/>
-                <w:szCs w:val="22"/>
-                <w:color w:val="000000"/>
-              </w:rPr>
-              <w:t xml:space="preserve">0.45, 7.81</w:t>
-            </w:r>
-          </w:p>
-        </w:tc>
-        <w:tc>
-          <w:tcPr>
-            <w:tcBorders>
-              <w:bottom w:val="none" w:sz="0" w:space="0" w:color="000000"/>
-              <w:top w:val="none" w:sz="0" w:space="0" w:color="000000"/>
-              <w:left w:val="none" w:sz="0" w:space="0" w:color="000000"/>
-              <w:right w:val="none" w:sz="0" w:space="0" w:color="000000"/>
-            </w:tcBorders>
-            <w:shd w:val="clear" w:color="auto" w:fill="FFFFFF"/>
-            <w:tcMar>
-              <w:top w:w="0" w:type="dxa"/>
-              <w:bottom w:w="0" w:type="dxa"/>
-              <w:left w:w="0" w:type="dxa"/>
-              <w:right w:w="0" w:type="dxa"/>
-            </w:tcMar>
-            <w:vAlign w:val="top"/>
-          </w:tcPr>
-          <w:p>
-            <w:pPr>
-              <w:pStyle w:val="Normal"/>
-              <w:jc w:val="center"/>
-              <w:pBdr>
-                <w:bottom w:val="none" w:sz="0" w:space="0" w:color="000000"/>
-                <w:top w:val="none" w:sz="0" w:space="0" w:color="000000"/>
-                <w:left w:val="none" w:sz="0" w:space="0" w:color="000000"/>
-                <w:right w:val="none" w:sz="0" w:space="0" w:color="000000"/>
-              </w:pBdr>
-              <w:spacing w:after="100" w:before="100" w:line="240"/>
-              <w:ind w:left="100" w:right="100" w:firstLine="0" w:firstLineChars="0"/>
-              <w:rPr>
-                <w:rFonts w:ascii="Helvetica" w:hAnsi="Helvetica" w:eastAsia="Helvetica" w:cs="Helvetica"/>
-                <w:i w:val="false"/>
-                <w:b w:val="false"/>
-                <w:u w:val="none"/>
-                <w:sz w:val="22"/>
-                <w:szCs w:val="22"/>
-                <w:color w:val="000000"/>
-              </w:rPr>
-            </w:pPr>
-            <w:r>
-              <w:rPr>
-                <w:rFonts w:ascii="Helvetica" w:hAnsi="Helvetica" w:eastAsia="Helvetica" w:cs="Helvetica"/>
-                <w:i w:val="false"/>
-                <w:b w:val="false"/>
-                <w:u w:val="none"/>
-                <w:sz w:val="22"/>
-                <w:szCs w:val="22"/>
-                <w:color w:val="000000"/>
-              </w:rPr>
-              <w:t xml:space="preserve">0.380</w:t>
+              <w:t xml:space="preserve">1.95</w:t>
+            </w:r>
+          </w:p>
+        </w:tc>
+        <w:tc>
+          <w:tcPr>
+            <w:tcBorders>
+              <w:bottom w:val="none" w:sz="0" w:space="0" w:color="000000"/>
+              <w:top w:val="none" w:sz="0" w:space="0" w:color="000000"/>
+              <w:left w:val="none" w:sz="0" w:space="0" w:color="000000"/>
+              <w:right w:val="none" w:sz="0" w:space="0" w:color="000000"/>
+            </w:tcBorders>
+            <w:shd w:val="clear" w:color="auto" w:fill="FFFFFF"/>
+            <w:tcMar>
+              <w:top w:w="0" w:type="dxa"/>
+              <w:bottom w:w="0" w:type="dxa"/>
+              <w:left w:w="0" w:type="dxa"/>
+              <w:right w:w="0" w:type="dxa"/>
+            </w:tcMar>
+            <w:vAlign w:val="top"/>
+          </w:tcPr>
+          <w:p>
+            <w:pPr>
+              <w:pStyle w:val="Normal"/>
+              <w:jc w:val="center"/>
+              <w:pBdr>
+                <w:bottom w:val="none" w:sz="0" w:space="0" w:color="000000"/>
+                <w:top w:val="none" w:sz="0" w:space="0" w:color="000000"/>
+                <w:left w:val="none" w:sz="0" w:space="0" w:color="000000"/>
+                <w:right w:val="none" w:sz="0" w:space="0" w:color="000000"/>
+              </w:pBdr>
+              <w:spacing w:after="100" w:before="100" w:line="240"/>
+              <w:ind w:left="100" w:right="100" w:firstLine="0" w:firstLineChars="0"/>
+              <w:rPr>
+                <w:rFonts w:ascii="Helvetica" w:hAnsi="Helvetica" w:eastAsia="Helvetica" w:cs="Helvetica"/>
+                <w:i w:val="false"/>
+                <w:b w:val="false"/>
+                <w:u w:val="none"/>
+                <w:sz w:val="22"/>
+                <w:szCs w:val="22"/>
+                <w:color w:val="000000"/>
+              </w:rPr>
+            </w:pPr>
+            <w:r>
+              <w:rPr>
+                <w:rFonts w:ascii="Helvetica" w:hAnsi="Helvetica" w:eastAsia="Helvetica" w:cs="Helvetica"/>
+                <w:i w:val="false"/>
+                <w:b w:val="false"/>
+                <w:u w:val="none"/>
+                <w:sz w:val="22"/>
+                <w:szCs w:val="22"/>
+                <w:color w:val="000000"/>
+              </w:rPr>
+              <w:t xml:space="preserve">0.47, 8.04</w:t>
+            </w:r>
+          </w:p>
+        </w:tc>
+        <w:tc>
+          <w:tcPr>
+            <w:tcBorders>
+              <w:bottom w:val="none" w:sz="0" w:space="0" w:color="000000"/>
+              <w:top w:val="none" w:sz="0" w:space="0" w:color="000000"/>
+              <w:left w:val="none" w:sz="0" w:space="0" w:color="000000"/>
+              <w:right w:val="none" w:sz="0" w:space="0" w:color="000000"/>
+            </w:tcBorders>
+            <w:shd w:val="clear" w:color="auto" w:fill="FFFFFF"/>
+            <w:tcMar>
+              <w:top w:w="0" w:type="dxa"/>
+              <w:bottom w:w="0" w:type="dxa"/>
+              <w:left w:w="0" w:type="dxa"/>
+              <w:right w:w="0" w:type="dxa"/>
+            </w:tcMar>
+            <w:vAlign w:val="top"/>
+          </w:tcPr>
+          <w:p>
+            <w:pPr>
+              <w:pStyle w:val="Normal"/>
+              <w:jc w:val="center"/>
+              <w:pBdr>
+                <w:bottom w:val="none" w:sz="0" w:space="0" w:color="000000"/>
+                <w:top w:val="none" w:sz="0" w:space="0" w:color="000000"/>
+                <w:left w:val="none" w:sz="0" w:space="0" w:color="000000"/>
+                <w:right w:val="none" w:sz="0" w:space="0" w:color="000000"/>
+              </w:pBdr>
+              <w:spacing w:after="100" w:before="100" w:line="240"/>
+              <w:ind w:left="100" w:right="100" w:firstLine="0" w:firstLineChars="0"/>
+              <w:rPr>
+                <w:rFonts w:ascii="Helvetica" w:hAnsi="Helvetica" w:eastAsia="Helvetica" w:cs="Helvetica"/>
+                <w:i w:val="false"/>
+                <w:b w:val="false"/>
+                <w:u w:val="none"/>
+                <w:sz w:val="22"/>
+                <w:szCs w:val="22"/>
+                <w:color w:val="000000"/>
+              </w:rPr>
+            </w:pPr>
+            <w:r>
+              <w:rPr>
+                <w:rFonts w:ascii="Helvetica" w:hAnsi="Helvetica" w:eastAsia="Helvetica" w:cs="Helvetica"/>
+                <w:i w:val="false"/>
+                <w:b w:val="false"/>
+                <w:u w:val="none"/>
+                <w:sz w:val="22"/>
+                <w:szCs w:val="22"/>
+                <w:color w:val="000000"/>
+              </w:rPr>
+              <w:t xml:space="preserve">0.360</w:t>
             </w:r>
           </w:p>
         </w:tc>
@@ -4484,113 +4484,113 @@
                 <w:szCs w:val="22"/>
                 <w:color w:val="000000"/>
               </w:rPr>
-              <w:t xml:space="preserve">1.00</w:t>
-            </w:r>
-          </w:p>
-        </w:tc>
-        <w:tc>
-          <w:tcPr>
-            <w:tcBorders>
-              <w:bottom w:val="none" w:sz="0" w:space="0" w:color="000000"/>
-              <w:top w:val="none" w:sz="0" w:space="0" w:color="000000"/>
-              <w:left w:val="none" w:sz="0" w:space="0" w:color="000000"/>
-              <w:right w:val="none" w:sz="0" w:space="0" w:color="000000"/>
-            </w:tcBorders>
-            <w:shd w:val="clear" w:color="auto" w:fill="FFFFFF"/>
-            <w:tcMar>
-              <w:top w:w="0" w:type="dxa"/>
-              <w:bottom w:w="0" w:type="dxa"/>
-              <w:left w:w="0" w:type="dxa"/>
-              <w:right w:w="0" w:type="dxa"/>
-            </w:tcMar>
-            <w:vAlign w:val="top"/>
-          </w:tcPr>
-          <w:p>
-            <w:pPr>
-              <w:pStyle w:val="Normal"/>
-              <w:jc w:val="center"/>
-              <w:pBdr>
-                <w:bottom w:val="none" w:sz="0" w:space="0" w:color="000000"/>
-                <w:top w:val="none" w:sz="0" w:space="0" w:color="000000"/>
-                <w:left w:val="none" w:sz="0" w:space="0" w:color="000000"/>
-                <w:right w:val="none" w:sz="0" w:space="0" w:color="000000"/>
-              </w:pBdr>
-              <w:spacing w:after="100" w:before="100" w:line="240"/>
-              <w:ind w:left="100" w:right="100" w:firstLine="0" w:firstLineChars="0"/>
-              <w:rPr>
-                <w:rFonts w:ascii="Helvetica" w:hAnsi="Helvetica" w:eastAsia="Helvetica" w:cs="Helvetica"/>
-                <w:i w:val="false"/>
-                <w:b w:val="false"/>
-                <w:u w:val="none"/>
-                <w:sz w:val="22"/>
-                <w:szCs w:val="22"/>
-                <w:color w:val="000000"/>
-              </w:rPr>
-            </w:pPr>
-            <w:r>
-              <w:rPr>
-                <w:rFonts w:ascii="Helvetica" w:hAnsi="Helvetica" w:eastAsia="Helvetica" w:cs="Helvetica"/>
-                <w:i w:val="false"/>
-                <w:b w:val="false"/>
-                <w:u w:val="none"/>
-                <w:sz w:val="22"/>
-                <w:szCs w:val="22"/>
-                <w:color w:val="000000"/>
-              </w:rPr>
-              <w:t xml:space="preserve">0.86, 1.17</w:t>
-            </w:r>
-          </w:p>
-        </w:tc>
-        <w:tc>
-          <w:tcPr>
-            <w:tcBorders>
-              <w:bottom w:val="none" w:sz="0" w:space="0" w:color="000000"/>
-              <w:top w:val="none" w:sz="0" w:space="0" w:color="000000"/>
-              <w:left w:val="none" w:sz="0" w:space="0" w:color="000000"/>
-              <w:right w:val="none" w:sz="0" w:space="0" w:color="000000"/>
-            </w:tcBorders>
-            <w:shd w:val="clear" w:color="auto" w:fill="FFFFFF"/>
-            <w:tcMar>
-              <w:top w:w="0" w:type="dxa"/>
-              <w:bottom w:w="0" w:type="dxa"/>
-              <w:left w:w="0" w:type="dxa"/>
-              <w:right w:w="0" w:type="dxa"/>
-            </w:tcMar>
-            <w:vAlign w:val="top"/>
-          </w:tcPr>
-          <w:p>
-            <w:pPr>
-              <w:pStyle w:val="Normal"/>
-              <w:jc w:val="center"/>
-              <w:pBdr>
-                <w:bottom w:val="none" w:sz="0" w:space="0" w:color="000000"/>
-                <w:top w:val="none" w:sz="0" w:space="0" w:color="000000"/>
-                <w:left w:val="none" w:sz="0" w:space="0" w:color="000000"/>
-                <w:right w:val="none" w:sz="0" w:space="0" w:color="000000"/>
-              </w:pBdr>
-              <w:spacing w:after="100" w:before="100" w:line="240"/>
-              <w:ind w:left="100" w:right="100" w:firstLine="0" w:firstLineChars="0"/>
-              <w:rPr>
-                <w:rFonts w:ascii="Helvetica" w:hAnsi="Helvetica" w:eastAsia="Helvetica" w:cs="Helvetica"/>
-                <w:i w:val="false"/>
-                <w:b w:val="false"/>
-                <w:u w:val="none"/>
-                <w:sz w:val="22"/>
-                <w:szCs w:val="22"/>
-                <w:color w:val="000000"/>
-              </w:rPr>
-            </w:pPr>
-            <w:r>
-              <w:rPr>
-                <w:rFonts w:ascii="Helvetica" w:hAnsi="Helvetica" w:eastAsia="Helvetica" w:cs="Helvetica"/>
-                <w:i w:val="false"/>
-                <w:b w:val="false"/>
-                <w:u w:val="none"/>
-                <w:sz w:val="22"/>
-                <w:szCs w:val="22"/>
-                <w:color w:val="000000"/>
-              </w:rPr>
-              <w:t xml:space="preserve">0.980</w:t>
+              <w:t xml:space="preserve">1.02</w:t>
+            </w:r>
+          </w:p>
+        </w:tc>
+        <w:tc>
+          <w:tcPr>
+            <w:tcBorders>
+              <w:bottom w:val="none" w:sz="0" w:space="0" w:color="000000"/>
+              <w:top w:val="none" w:sz="0" w:space="0" w:color="000000"/>
+              <w:left w:val="none" w:sz="0" w:space="0" w:color="000000"/>
+              <w:right w:val="none" w:sz="0" w:space="0" w:color="000000"/>
+            </w:tcBorders>
+            <w:shd w:val="clear" w:color="auto" w:fill="FFFFFF"/>
+            <w:tcMar>
+              <w:top w:w="0" w:type="dxa"/>
+              <w:bottom w:w="0" w:type="dxa"/>
+              <w:left w:w="0" w:type="dxa"/>
+              <w:right w:w="0" w:type="dxa"/>
+            </w:tcMar>
+            <w:vAlign w:val="top"/>
+          </w:tcPr>
+          <w:p>
+            <w:pPr>
+              <w:pStyle w:val="Normal"/>
+              <w:jc w:val="center"/>
+              <w:pBdr>
+                <w:bottom w:val="none" w:sz="0" w:space="0" w:color="000000"/>
+                <w:top w:val="none" w:sz="0" w:space="0" w:color="000000"/>
+                <w:left w:val="none" w:sz="0" w:space="0" w:color="000000"/>
+                <w:right w:val="none" w:sz="0" w:space="0" w:color="000000"/>
+              </w:pBdr>
+              <w:spacing w:after="100" w:before="100" w:line="240"/>
+              <w:ind w:left="100" w:right="100" w:firstLine="0" w:firstLineChars="0"/>
+              <w:rPr>
+                <w:rFonts w:ascii="Helvetica" w:hAnsi="Helvetica" w:eastAsia="Helvetica" w:cs="Helvetica"/>
+                <w:i w:val="false"/>
+                <w:b w:val="false"/>
+                <w:u w:val="none"/>
+                <w:sz w:val="22"/>
+                <w:szCs w:val="22"/>
+                <w:color w:val="000000"/>
+              </w:rPr>
+            </w:pPr>
+            <w:r>
+              <w:rPr>
+                <w:rFonts w:ascii="Helvetica" w:hAnsi="Helvetica" w:eastAsia="Helvetica" w:cs="Helvetica"/>
+                <w:i w:val="false"/>
+                <w:b w:val="false"/>
+                <w:u w:val="none"/>
+                <w:sz w:val="22"/>
+                <w:szCs w:val="22"/>
+                <w:color w:val="000000"/>
+              </w:rPr>
+              <w:t xml:space="preserve">0.87, 1.19</w:t>
+            </w:r>
+          </w:p>
+        </w:tc>
+        <w:tc>
+          <w:tcPr>
+            <w:tcBorders>
+              <w:bottom w:val="none" w:sz="0" w:space="0" w:color="000000"/>
+              <w:top w:val="none" w:sz="0" w:space="0" w:color="000000"/>
+              <w:left w:val="none" w:sz="0" w:space="0" w:color="000000"/>
+              <w:right w:val="none" w:sz="0" w:space="0" w:color="000000"/>
+            </w:tcBorders>
+            <w:shd w:val="clear" w:color="auto" w:fill="FFFFFF"/>
+            <w:tcMar>
+              <w:top w:w="0" w:type="dxa"/>
+              <w:bottom w:w="0" w:type="dxa"/>
+              <w:left w:w="0" w:type="dxa"/>
+              <w:right w:w="0" w:type="dxa"/>
+            </w:tcMar>
+            <w:vAlign w:val="top"/>
+          </w:tcPr>
+          <w:p>
+            <w:pPr>
+              <w:pStyle w:val="Normal"/>
+              <w:jc w:val="center"/>
+              <w:pBdr>
+                <w:bottom w:val="none" w:sz="0" w:space="0" w:color="000000"/>
+                <w:top w:val="none" w:sz="0" w:space="0" w:color="000000"/>
+                <w:left w:val="none" w:sz="0" w:space="0" w:color="000000"/>
+                <w:right w:val="none" w:sz="0" w:space="0" w:color="000000"/>
+              </w:pBdr>
+              <w:spacing w:after="100" w:before="100" w:line="240"/>
+              <w:ind w:left="100" w:right="100" w:firstLine="0" w:firstLineChars="0"/>
+              <w:rPr>
+                <w:rFonts w:ascii="Helvetica" w:hAnsi="Helvetica" w:eastAsia="Helvetica" w:cs="Helvetica"/>
+                <w:i w:val="false"/>
+                <w:b w:val="false"/>
+                <w:u w:val="none"/>
+                <w:sz w:val="22"/>
+                <w:szCs w:val="22"/>
+                <w:color w:val="000000"/>
+              </w:rPr>
+            </w:pPr>
+            <w:r>
+              <w:rPr>
+                <w:rFonts w:ascii="Helvetica" w:hAnsi="Helvetica" w:eastAsia="Helvetica" w:cs="Helvetica"/>
+                <w:i w:val="false"/>
+                <w:b w:val="false"/>
+                <w:u w:val="none"/>
+                <w:sz w:val="22"/>
+                <w:szCs w:val="22"/>
+                <w:color w:val="000000"/>
+              </w:rPr>
+              <w:t xml:space="preserve">0.810</w:t>
             </w:r>
           </w:p>
         </w:tc>
@@ -5933,113 +5933,113 @@
                 <w:szCs w:val="22"/>
                 <w:color w:val="000000"/>
               </w:rPr>
-              <w:t xml:space="preserve">1.56</w:t>
-            </w:r>
-          </w:p>
-        </w:tc>
-        <w:tc>
-          <w:tcPr>
-            <w:tcBorders>
-              <w:bottom w:val="none" w:sz="0" w:space="0" w:color="000000"/>
-              <w:top w:val="none" w:sz="0" w:space="0" w:color="000000"/>
-              <w:left w:val="none" w:sz="0" w:space="0" w:color="000000"/>
-              <w:right w:val="none" w:sz="0" w:space="0" w:color="000000"/>
-            </w:tcBorders>
-            <w:shd w:val="clear" w:color="auto" w:fill="FFFFFF"/>
-            <w:tcMar>
-              <w:top w:w="0" w:type="dxa"/>
-              <w:bottom w:w="0" w:type="dxa"/>
-              <w:left w:w="0" w:type="dxa"/>
-              <w:right w:w="0" w:type="dxa"/>
-            </w:tcMar>
-            <w:vAlign w:val="top"/>
-          </w:tcPr>
-          <w:p>
-            <w:pPr>
-              <w:pStyle w:val="Normal"/>
-              <w:jc w:val="center"/>
-              <w:pBdr>
-                <w:bottom w:val="none" w:sz="0" w:space="0" w:color="000000"/>
-                <w:top w:val="none" w:sz="0" w:space="0" w:color="000000"/>
-                <w:left w:val="none" w:sz="0" w:space="0" w:color="000000"/>
-                <w:right w:val="none" w:sz="0" w:space="0" w:color="000000"/>
-              </w:pBdr>
-              <w:spacing w:after="100" w:before="100" w:line="240"/>
-              <w:ind w:left="100" w:right="100" w:firstLine="0" w:firstLineChars="0"/>
-              <w:rPr>
-                <w:rFonts w:ascii="Helvetica" w:hAnsi="Helvetica" w:eastAsia="Helvetica" w:cs="Helvetica"/>
-                <w:i w:val="false"/>
-                <w:b w:val="false"/>
-                <w:u w:val="none"/>
-                <w:sz w:val="22"/>
-                <w:szCs w:val="22"/>
-                <w:color w:val="000000"/>
-              </w:rPr>
-            </w:pPr>
-            <w:r>
-              <w:rPr>
-                <w:rFonts w:ascii="Helvetica" w:hAnsi="Helvetica" w:eastAsia="Helvetica" w:cs="Helvetica"/>
-                <w:i w:val="false"/>
-                <w:b w:val="false"/>
-                <w:u w:val="none"/>
-                <w:sz w:val="22"/>
-                <w:szCs w:val="22"/>
-                <w:color w:val="000000"/>
-              </w:rPr>
-              <w:t xml:space="preserve">0.60, 4.03</w:t>
-            </w:r>
-          </w:p>
-        </w:tc>
-        <w:tc>
-          <w:tcPr>
-            <w:tcBorders>
-              <w:bottom w:val="none" w:sz="0" w:space="0" w:color="000000"/>
-              <w:top w:val="none" w:sz="0" w:space="0" w:color="000000"/>
-              <w:left w:val="none" w:sz="0" w:space="0" w:color="000000"/>
-              <w:right w:val="none" w:sz="0" w:space="0" w:color="000000"/>
-            </w:tcBorders>
-            <w:shd w:val="clear" w:color="auto" w:fill="FFFFFF"/>
-            <w:tcMar>
-              <w:top w:w="0" w:type="dxa"/>
-              <w:bottom w:w="0" w:type="dxa"/>
-              <w:left w:w="0" w:type="dxa"/>
-              <w:right w:w="0" w:type="dxa"/>
-            </w:tcMar>
-            <w:vAlign w:val="top"/>
-          </w:tcPr>
-          <w:p>
-            <w:pPr>
-              <w:pStyle w:val="Normal"/>
-              <w:jc w:val="center"/>
-              <w:pBdr>
-                <w:bottom w:val="none" w:sz="0" w:space="0" w:color="000000"/>
-                <w:top w:val="none" w:sz="0" w:space="0" w:color="000000"/>
-                <w:left w:val="none" w:sz="0" w:space="0" w:color="000000"/>
-                <w:right w:val="none" w:sz="0" w:space="0" w:color="000000"/>
-              </w:pBdr>
-              <w:spacing w:after="100" w:before="100" w:line="240"/>
-              <w:ind w:left="100" w:right="100" w:firstLine="0" w:firstLineChars="0"/>
-              <w:rPr>
-                <w:rFonts w:ascii="Helvetica" w:hAnsi="Helvetica" w:eastAsia="Helvetica" w:cs="Helvetica"/>
-                <w:i w:val="false"/>
-                <w:b w:val="false"/>
-                <w:u w:val="none"/>
-                <w:sz w:val="22"/>
-                <w:szCs w:val="22"/>
-                <w:color w:val="000000"/>
-              </w:rPr>
-            </w:pPr>
-            <w:r>
-              <w:rPr>
-                <w:rFonts w:ascii="Helvetica" w:hAnsi="Helvetica" w:eastAsia="Helvetica" w:cs="Helvetica"/>
-                <w:i w:val="false"/>
-                <w:b w:val="false"/>
-                <w:u w:val="none"/>
-                <w:sz w:val="22"/>
-                <w:szCs w:val="22"/>
-                <w:color w:val="000000"/>
-              </w:rPr>
-              <w:t xml:space="preserve">0.360</w:t>
+              <w:t xml:space="preserve">1.41</w:t>
+            </w:r>
+          </w:p>
+        </w:tc>
+        <w:tc>
+          <w:tcPr>
+            <w:tcBorders>
+              <w:bottom w:val="none" w:sz="0" w:space="0" w:color="000000"/>
+              <w:top w:val="none" w:sz="0" w:space="0" w:color="000000"/>
+              <w:left w:val="none" w:sz="0" w:space="0" w:color="000000"/>
+              <w:right w:val="none" w:sz="0" w:space="0" w:color="000000"/>
+            </w:tcBorders>
+            <w:shd w:val="clear" w:color="auto" w:fill="FFFFFF"/>
+            <w:tcMar>
+              <w:top w:w="0" w:type="dxa"/>
+              <w:bottom w:w="0" w:type="dxa"/>
+              <w:left w:w="0" w:type="dxa"/>
+              <w:right w:w="0" w:type="dxa"/>
+            </w:tcMar>
+            <w:vAlign w:val="top"/>
+          </w:tcPr>
+          <w:p>
+            <w:pPr>
+              <w:pStyle w:val="Normal"/>
+              <w:jc w:val="center"/>
+              <w:pBdr>
+                <w:bottom w:val="none" w:sz="0" w:space="0" w:color="000000"/>
+                <w:top w:val="none" w:sz="0" w:space="0" w:color="000000"/>
+                <w:left w:val="none" w:sz="0" w:space="0" w:color="000000"/>
+                <w:right w:val="none" w:sz="0" w:space="0" w:color="000000"/>
+              </w:pBdr>
+              <w:spacing w:after="100" w:before="100" w:line="240"/>
+              <w:ind w:left="100" w:right="100" w:firstLine="0" w:firstLineChars="0"/>
+              <w:rPr>
+                <w:rFonts w:ascii="Helvetica" w:hAnsi="Helvetica" w:eastAsia="Helvetica" w:cs="Helvetica"/>
+                <w:i w:val="false"/>
+                <w:b w:val="false"/>
+                <w:u w:val="none"/>
+                <w:sz w:val="22"/>
+                <w:szCs w:val="22"/>
+                <w:color w:val="000000"/>
+              </w:rPr>
+            </w:pPr>
+            <w:r>
+              <w:rPr>
+                <w:rFonts w:ascii="Helvetica" w:hAnsi="Helvetica" w:eastAsia="Helvetica" w:cs="Helvetica"/>
+                <w:i w:val="false"/>
+                <w:b w:val="false"/>
+                <w:u w:val="none"/>
+                <w:sz w:val="22"/>
+                <w:szCs w:val="22"/>
+                <w:color w:val="000000"/>
+              </w:rPr>
+              <w:t xml:space="preserve">0.55, 3.65</w:t>
+            </w:r>
+          </w:p>
+        </w:tc>
+        <w:tc>
+          <w:tcPr>
+            <w:tcBorders>
+              <w:bottom w:val="none" w:sz="0" w:space="0" w:color="000000"/>
+              <w:top w:val="none" w:sz="0" w:space="0" w:color="000000"/>
+              <w:left w:val="none" w:sz="0" w:space="0" w:color="000000"/>
+              <w:right w:val="none" w:sz="0" w:space="0" w:color="000000"/>
+            </w:tcBorders>
+            <w:shd w:val="clear" w:color="auto" w:fill="FFFFFF"/>
+            <w:tcMar>
+              <w:top w:w="0" w:type="dxa"/>
+              <w:bottom w:w="0" w:type="dxa"/>
+              <w:left w:w="0" w:type="dxa"/>
+              <w:right w:w="0" w:type="dxa"/>
+            </w:tcMar>
+            <w:vAlign w:val="top"/>
+          </w:tcPr>
+          <w:p>
+            <w:pPr>
+              <w:pStyle w:val="Normal"/>
+              <w:jc w:val="center"/>
+              <w:pBdr>
+                <w:bottom w:val="none" w:sz="0" w:space="0" w:color="000000"/>
+                <w:top w:val="none" w:sz="0" w:space="0" w:color="000000"/>
+                <w:left w:val="none" w:sz="0" w:space="0" w:color="000000"/>
+                <w:right w:val="none" w:sz="0" w:space="0" w:color="000000"/>
+              </w:pBdr>
+              <w:spacing w:after="100" w:before="100" w:line="240"/>
+              <w:ind w:left="100" w:right="100" w:firstLine="0" w:firstLineChars="0"/>
+              <w:rPr>
+                <w:rFonts w:ascii="Helvetica" w:hAnsi="Helvetica" w:eastAsia="Helvetica" w:cs="Helvetica"/>
+                <w:i w:val="false"/>
+                <w:b w:val="false"/>
+                <w:u w:val="none"/>
+                <w:sz w:val="22"/>
+                <w:szCs w:val="22"/>
+                <w:color w:val="000000"/>
+              </w:rPr>
+            </w:pPr>
+            <w:r>
+              <w:rPr>
+                <w:rFonts w:ascii="Helvetica" w:hAnsi="Helvetica" w:eastAsia="Helvetica" w:cs="Helvetica"/>
+                <w:i w:val="false"/>
+                <w:b w:val="false"/>
+                <w:u w:val="none"/>
+                <w:sz w:val="22"/>
+                <w:szCs w:val="22"/>
+                <w:color w:val="000000"/>
+              </w:rPr>
+              <w:t xml:space="preserve">0.470</w:t>
             </w:r>
           </w:p>
         </w:tc>
@@ -7382,113 +7382,113 @@
                 <w:szCs w:val="22"/>
                 <w:color w:val="000000"/>
               </w:rPr>
-              <w:t xml:space="preserve">0.46</w:t>
-            </w:r>
-          </w:p>
-        </w:tc>
-        <w:tc>
-          <w:tcPr>
-            <w:tcBorders>
-              <w:bottom w:val="none" w:sz="0" w:space="0" w:color="000000"/>
-              <w:top w:val="none" w:sz="0" w:space="0" w:color="000000"/>
-              <w:left w:val="none" w:sz="0" w:space="0" w:color="000000"/>
-              <w:right w:val="none" w:sz="0" w:space="0" w:color="000000"/>
-            </w:tcBorders>
-            <w:shd w:val="clear" w:color="auto" w:fill="FFFFFF"/>
-            <w:tcMar>
-              <w:top w:w="0" w:type="dxa"/>
-              <w:bottom w:w="0" w:type="dxa"/>
-              <w:left w:w="0" w:type="dxa"/>
-              <w:right w:w="0" w:type="dxa"/>
-            </w:tcMar>
-            <w:vAlign w:val="top"/>
-          </w:tcPr>
-          <w:p>
-            <w:pPr>
-              <w:pStyle w:val="Normal"/>
-              <w:jc w:val="center"/>
-              <w:pBdr>
-                <w:bottom w:val="none" w:sz="0" w:space="0" w:color="000000"/>
-                <w:top w:val="none" w:sz="0" w:space="0" w:color="000000"/>
-                <w:left w:val="none" w:sz="0" w:space="0" w:color="000000"/>
-                <w:right w:val="none" w:sz="0" w:space="0" w:color="000000"/>
-              </w:pBdr>
-              <w:spacing w:after="100" w:before="100" w:line="240"/>
-              <w:ind w:left="100" w:right="100" w:firstLine="0" w:firstLineChars="0"/>
-              <w:rPr>
-                <w:rFonts w:ascii="Helvetica" w:hAnsi="Helvetica" w:eastAsia="Helvetica" w:cs="Helvetica"/>
-                <w:i w:val="false"/>
-                <w:b w:val="false"/>
-                <w:u w:val="none"/>
-                <w:sz w:val="22"/>
-                <w:szCs w:val="22"/>
-                <w:color w:val="000000"/>
-              </w:rPr>
-            </w:pPr>
-            <w:r>
-              <w:rPr>
-                <w:rFonts w:ascii="Helvetica" w:hAnsi="Helvetica" w:eastAsia="Helvetica" w:cs="Helvetica"/>
-                <w:i w:val="false"/>
-                <w:b w:val="false"/>
-                <w:u w:val="none"/>
-                <w:sz w:val="22"/>
-                <w:szCs w:val="22"/>
-                <w:color w:val="000000"/>
-              </w:rPr>
-              <w:t xml:space="preserve">0.02, 10.1</w:t>
-            </w:r>
-          </w:p>
-        </w:tc>
-        <w:tc>
-          <w:tcPr>
-            <w:tcBorders>
-              <w:bottom w:val="none" w:sz="0" w:space="0" w:color="000000"/>
-              <w:top w:val="none" w:sz="0" w:space="0" w:color="000000"/>
-              <w:left w:val="none" w:sz="0" w:space="0" w:color="000000"/>
-              <w:right w:val="none" w:sz="0" w:space="0" w:color="000000"/>
-            </w:tcBorders>
-            <w:shd w:val="clear" w:color="auto" w:fill="FFFFFF"/>
-            <w:tcMar>
-              <w:top w:w="0" w:type="dxa"/>
-              <w:bottom w:w="0" w:type="dxa"/>
-              <w:left w:w="0" w:type="dxa"/>
-              <w:right w:w="0" w:type="dxa"/>
-            </w:tcMar>
-            <w:vAlign w:val="top"/>
-          </w:tcPr>
-          <w:p>
-            <w:pPr>
-              <w:pStyle w:val="Normal"/>
-              <w:jc w:val="center"/>
-              <w:pBdr>
-                <w:bottom w:val="none" w:sz="0" w:space="0" w:color="000000"/>
-                <w:top w:val="none" w:sz="0" w:space="0" w:color="000000"/>
-                <w:left w:val="none" w:sz="0" w:space="0" w:color="000000"/>
-                <w:right w:val="none" w:sz="0" w:space="0" w:color="000000"/>
-              </w:pBdr>
-              <w:spacing w:after="100" w:before="100" w:line="240"/>
-              <w:ind w:left="100" w:right="100" w:firstLine="0" w:firstLineChars="0"/>
-              <w:rPr>
-                <w:rFonts w:ascii="Helvetica" w:hAnsi="Helvetica" w:eastAsia="Helvetica" w:cs="Helvetica"/>
-                <w:i w:val="false"/>
-                <w:b w:val="false"/>
-                <w:u w:val="none"/>
-                <w:sz w:val="22"/>
-                <w:szCs w:val="22"/>
-                <w:color w:val="000000"/>
-              </w:rPr>
-            </w:pPr>
-            <w:r>
-              <w:rPr>
-                <w:rFonts w:ascii="Helvetica" w:hAnsi="Helvetica" w:eastAsia="Helvetica" w:cs="Helvetica"/>
-                <w:i w:val="false"/>
-                <w:b w:val="false"/>
-                <w:u w:val="none"/>
-                <w:sz w:val="22"/>
-                <w:szCs w:val="22"/>
-                <w:color w:val="000000"/>
-              </w:rPr>
-              <w:t xml:space="preserve">0.620</w:t>
+              <w:t xml:space="preserve">0.49</w:t>
+            </w:r>
+          </w:p>
+        </w:tc>
+        <w:tc>
+          <w:tcPr>
+            <w:tcBorders>
+              <w:bottom w:val="none" w:sz="0" w:space="0" w:color="000000"/>
+              <w:top w:val="none" w:sz="0" w:space="0" w:color="000000"/>
+              <w:left w:val="none" w:sz="0" w:space="0" w:color="000000"/>
+              <w:right w:val="none" w:sz="0" w:space="0" w:color="000000"/>
+            </w:tcBorders>
+            <w:shd w:val="clear" w:color="auto" w:fill="FFFFFF"/>
+            <w:tcMar>
+              <w:top w:w="0" w:type="dxa"/>
+              <w:bottom w:w="0" w:type="dxa"/>
+              <w:left w:w="0" w:type="dxa"/>
+              <w:right w:w="0" w:type="dxa"/>
+            </w:tcMar>
+            <w:vAlign w:val="top"/>
+          </w:tcPr>
+          <w:p>
+            <w:pPr>
+              <w:pStyle w:val="Normal"/>
+              <w:jc w:val="center"/>
+              <w:pBdr>
+                <w:bottom w:val="none" w:sz="0" w:space="0" w:color="000000"/>
+                <w:top w:val="none" w:sz="0" w:space="0" w:color="000000"/>
+                <w:left w:val="none" w:sz="0" w:space="0" w:color="000000"/>
+                <w:right w:val="none" w:sz="0" w:space="0" w:color="000000"/>
+              </w:pBdr>
+              <w:spacing w:after="100" w:before="100" w:line="240"/>
+              <w:ind w:left="100" w:right="100" w:firstLine="0" w:firstLineChars="0"/>
+              <w:rPr>
+                <w:rFonts w:ascii="Helvetica" w:hAnsi="Helvetica" w:eastAsia="Helvetica" w:cs="Helvetica"/>
+                <w:i w:val="false"/>
+                <w:b w:val="false"/>
+                <w:u w:val="none"/>
+                <w:sz w:val="22"/>
+                <w:szCs w:val="22"/>
+                <w:color w:val="000000"/>
+              </w:rPr>
+            </w:pPr>
+            <w:r>
+              <w:rPr>
+                <w:rFonts w:ascii="Helvetica" w:hAnsi="Helvetica" w:eastAsia="Helvetica" w:cs="Helvetica"/>
+                <w:i w:val="false"/>
+                <w:b w:val="false"/>
+                <w:u w:val="none"/>
+                <w:sz w:val="22"/>
+                <w:szCs w:val="22"/>
+                <w:color w:val="000000"/>
+              </w:rPr>
+              <w:t xml:space="preserve">0.02, 10.5</w:t>
+            </w:r>
+          </w:p>
+        </w:tc>
+        <w:tc>
+          <w:tcPr>
+            <w:tcBorders>
+              <w:bottom w:val="none" w:sz="0" w:space="0" w:color="000000"/>
+              <w:top w:val="none" w:sz="0" w:space="0" w:color="000000"/>
+              <w:left w:val="none" w:sz="0" w:space="0" w:color="000000"/>
+              <w:right w:val="none" w:sz="0" w:space="0" w:color="000000"/>
+            </w:tcBorders>
+            <w:shd w:val="clear" w:color="auto" w:fill="FFFFFF"/>
+            <w:tcMar>
+              <w:top w:w="0" w:type="dxa"/>
+              <w:bottom w:w="0" w:type="dxa"/>
+              <w:left w:w="0" w:type="dxa"/>
+              <w:right w:w="0" w:type="dxa"/>
+            </w:tcMar>
+            <w:vAlign w:val="top"/>
+          </w:tcPr>
+          <w:p>
+            <w:pPr>
+              <w:pStyle w:val="Normal"/>
+              <w:jc w:val="center"/>
+              <w:pBdr>
+                <w:bottom w:val="none" w:sz="0" w:space="0" w:color="000000"/>
+                <w:top w:val="none" w:sz="0" w:space="0" w:color="000000"/>
+                <w:left w:val="none" w:sz="0" w:space="0" w:color="000000"/>
+                <w:right w:val="none" w:sz="0" w:space="0" w:color="000000"/>
+              </w:pBdr>
+              <w:spacing w:after="100" w:before="100" w:line="240"/>
+              <w:ind w:left="100" w:right="100" w:firstLine="0" w:firstLineChars="0"/>
+              <w:rPr>
+                <w:rFonts w:ascii="Helvetica" w:hAnsi="Helvetica" w:eastAsia="Helvetica" w:cs="Helvetica"/>
+                <w:i w:val="false"/>
+                <w:b w:val="false"/>
+                <w:u w:val="none"/>
+                <w:sz w:val="22"/>
+                <w:szCs w:val="22"/>
+                <w:color w:val="000000"/>
+              </w:rPr>
+            </w:pPr>
+            <w:r>
+              <w:rPr>
+                <w:rFonts w:ascii="Helvetica" w:hAnsi="Helvetica" w:eastAsia="Helvetica" w:cs="Helvetica"/>
+                <w:i w:val="false"/>
+                <w:b w:val="false"/>
+                <w:u w:val="none"/>
+                <w:sz w:val="22"/>
+                <w:szCs w:val="22"/>
+                <w:color w:val="000000"/>
+              </w:rPr>
+              <w:t xml:space="preserve">0.650</w:t>
             </w:r>
           </w:p>
         </w:tc>
@@ -7865,113 +7865,113 @@
                 <w:szCs w:val="22"/>
                 <w:color w:val="000000"/>
               </w:rPr>
-              <w:t xml:space="preserve">0.47</w:t>
-            </w:r>
-          </w:p>
-        </w:tc>
-        <w:tc>
-          <w:tcPr>
-            <w:tcBorders>
-              <w:bottom w:val="none" w:sz="0" w:space="0" w:color="000000"/>
-              <w:top w:val="none" w:sz="0" w:space="0" w:color="000000"/>
-              <w:left w:val="none" w:sz="0" w:space="0" w:color="000000"/>
-              <w:right w:val="none" w:sz="0" w:space="0" w:color="000000"/>
-            </w:tcBorders>
-            <w:shd w:val="clear" w:color="auto" w:fill="FFFFFF"/>
-            <w:tcMar>
-              <w:top w:w="0" w:type="dxa"/>
-              <w:bottom w:w="0" w:type="dxa"/>
-              <w:left w:w="0" w:type="dxa"/>
-              <w:right w:w="0" w:type="dxa"/>
-            </w:tcMar>
-            <w:vAlign w:val="top"/>
-          </w:tcPr>
-          <w:p>
-            <w:pPr>
-              <w:pStyle w:val="Normal"/>
-              <w:jc w:val="center"/>
-              <w:pBdr>
-                <w:bottom w:val="none" w:sz="0" w:space="0" w:color="000000"/>
-                <w:top w:val="none" w:sz="0" w:space="0" w:color="000000"/>
-                <w:left w:val="none" w:sz="0" w:space="0" w:color="000000"/>
-                <w:right w:val="none" w:sz="0" w:space="0" w:color="000000"/>
-              </w:pBdr>
-              <w:spacing w:after="100" w:before="100" w:line="240"/>
-              <w:ind w:left="100" w:right="100" w:firstLine="0" w:firstLineChars="0"/>
-              <w:rPr>
-                <w:rFonts w:ascii="Helvetica" w:hAnsi="Helvetica" w:eastAsia="Helvetica" w:cs="Helvetica"/>
-                <w:i w:val="false"/>
-                <w:b w:val="false"/>
-                <w:u w:val="none"/>
-                <w:sz w:val="22"/>
-                <w:szCs w:val="22"/>
-                <w:color w:val="000000"/>
-              </w:rPr>
-            </w:pPr>
-            <w:r>
-              <w:rPr>
-                <w:rFonts w:ascii="Helvetica" w:hAnsi="Helvetica" w:eastAsia="Helvetica" w:cs="Helvetica"/>
-                <w:i w:val="false"/>
-                <w:b w:val="false"/>
-                <w:u w:val="none"/>
-                <w:sz w:val="22"/>
-                <w:szCs w:val="22"/>
-                <w:color w:val="000000"/>
-              </w:rPr>
-              <w:t xml:space="preserve">0.08, 2.91</w:t>
-            </w:r>
-          </w:p>
-        </w:tc>
-        <w:tc>
-          <w:tcPr>
-            <w:tcBorders>
-              <w:bottom w:val="none" w:sz="0" w:space="0" w:color="000000"/>
-              <w:top w:val="none" w:sz="0" w:space="0" w:color="000000"/>
-              <w:left w:val="none" w:sz="0" w:space="0" w:color="000000"/>
-              <w:right w:val="none" w:sz="0" w:space="0" w:color="000000"/>
-            </w:tcBorders>
-            <w:shd w:val="clear" w:color="auto" w:fill="FFFFFF"/>
-            <w:tcMar>
-              <w:top w:w="0" w:type="dxa"/>
-              <w:bottom w:w="0" w:type="dxa"/>
-              <w:left w:w="0" w:type="dxa"/>
-              <w:right w:w="0" w:type="dxa"/>
-            </w:tcMar>
-            <w:vAlign w:val="top"/>
-          </w:tcPr>
-          <w:p>
-            <w:pPr>
-              <w:pStyle w:val="Normal"/>
-              <w:jc w:val="center"/>
-              <w:pBdr>
-                <w:bottom w:val="none" w:sz="0" w:space="0" w:color="000000"/>
-                <w:top w:val="none" w:sz="0" w:space="0" w:color="000000"/>
-                <w:left w:val="none" w:sz="0" w:space="0" w:color="000000"/>
-                <w:right w:val="none" w:sz="0" w:space="0" w:color="000000"/>
-              </w:pBdr>
-              <w:spacing w:after="100" w:before="100" w:line="240"/>
-              <w:ind w:left="100" w:right="100" w:firstLine="0" w:firstLineChars="0"/>
-              <w:rPr>
-                <w:rFonts w:ascii="Helvetica" w:hAnsi="Helvetica" w:eastAsia="Helvetica" w:cs="Helvetica"/>
-                <w:i w:val="false"/>
-                <w:b w:val="false"/>
-                <w:u w:val="none"/>
-                <w:sz w:val="22"/>
-                <w:szCs w:val="22"/>
-                <w:color w:val="000000"/>
-              </w:rPr>
-            </w:pPr>
-            <w:r>
-              <w:rPr>
-                <w:rFonts w:ascii="Helvetica" w:hAnsi="Helvetica" w:eastAsia="Helvetica" w:cs="Helvetica"/>
-                <w:i w:val="false"/>
-                <w:b w:val="false"/>
-                <w:u w:val="none"/>
-                <w:sz w:val="22"/>
-                <w:szCs w:val="22"/>
-                <w:color w:val="000000"/>
-              </w:rPr>
-              <w:t xml:space="preserve">0.420</w:t>
+              <w:t xml:space="preserve">0.44</w:t>
+            </w:r>
+          </w:p>
+        </w:tc>
+        <w:tc>
+          <w:tcPr>
+            <w:tcBorders>
+              <w:bottom w:val="none" w:sz="0" w:space="0" w:color="000000"/>
+              <w:top w:val="none" w:sz="0" w:space="0" w:color="000000"/>
+              <w:left w:val="none" w:sz="0" w:space="0" w:color="000000"/>
+              <w:right w:val="none" w:sz="0" w:space="0" w:color="000000"/>
+            </w:tcBorders>
+            <w:shd w:val="clear" w:color="auto" w:fill="FFFFFF"/>
+            <w:tcMar>
+              <w:top w:w="0" w:type="dxa"/>
+              <w:bottom w:w="0" w:type="dxa"/>
+              <w:left w:w="0" w:type="dxa"/>
+              <w:right w:w="0" w:type="dxa"/>
+            </w:tcMar>
+            <w:vAlign w:val="top"/>
+          </w:tcPr>
+          <w:p>
+            <w:pPr>
+              <w:pStyle w:val="Normal"/>
+              <w:jc w:val="center"/>
+              <w:pBdr>
+                <w:bottom w:val="none" w:sz="0" w:space="0" w:color="000000"/>
+                <w:top w:val="none" w:sz="0" w:space="0" w:color="000000"/>
+                <w:left w:val="none" w:sz="0" w:space="0" w:color="000000"/>
+                <w:right w:val="none" w:sz="0" w:space="0" w:color="000000"/>
+              </w:pBdr>
+              <w:spacing w:after="100" w:before="100" w:line="240"/>
+              <w:ind w:left="100" w:right="100" w:firstLine="0" w:firstLineChars="0"/>
+              <w:rPr>
+                <w:rFonts w:ascii="Helvetica" w:hAnsi="Helvetica" w:eastAsia="Helvetica" w:cs="Helvetica"/>
+                <w:i w:val="false"/>
+                <w:b w:val="false"/>
+                <w:u w:val="none"/>
+                <w:sz w:val="22"/>
+                <w:szCs w:val="22"/>
+                <w:color w:val="000000"/>
+              </w:rPr>
+            </w:pPr>
+            <w:r>
+              <w:rPr>
+                <w:rFonts w:ascii="Helvetica" w:hAnsi="Helvetica" w:eastAsia="Helvetica" w:cs="Helvetica"/>
+                <w:i w:val="false"/>
+                <w:b w:val="false"/>
+                <w:u w:val="none"/>
+                <w:sz w:val="22"/>
+                <w:szCs w:val="22"/>
+                <w:color w:val="000000"/>
+              </w:rPr>
+              <w:t xml:space="preserve">0.07, 2.64</w:t>
+            </w:r>
+          </w:p>
+        </w:tc>
+        <w:tc>
+          <w:tcPr>
+            <w:tcBorders>
+              <w:bottom w:val="none" w:sz="0" w:space="0" w:color="000000"/>
+              <w:top w:val="none" w:sz="0" w:space="0" w:color="000000"/>
+              <w:left w:val="none" w:sz="0" w:space="0" w:color="000000"/>
+              <w:right w:val="none" w:sz="0" w:space="0" w:color="000000"/>
+            </w:tcBorders>
+            <w:shd w:val="clear" w:color="auto" w:fill="FFFFFF"/>
+            <w:tcMar>
+              <w:top w:w="0" w:type="dxa"/>
+              <w:bottom w:w="0" w:type="dxa"/>
+              <w:left w:w="0" w:type="dxa"/>
+              <w:right w:w="0" w:type="dxa"/>
+            </w:tcMar>
+            <w:vAlign w:val="top"/>
+          </w:tcPr>
+          <w:p>
+            <w:pPr>
+              <w:pStyle w:val="Normal"/>
+              <w:jc w:val="center"/>
+              <w:pBdr>
+                <w:bottom w:val="none" w:sz="0" w:space="0" w:color="000000"/>
+                <w:top w:val="none" w:sz="0" w:space="0" w:color="000000"/>
+                <w:left w:val="none" w:sz="0" w:space="0" w:color="000000"/>
+                <w:right w:val="none" w:sz="0" w:space="0" w:color="000000"/>
+              </w:pBdr>
+              <w:spacing w:after="100" w:before="100" w:line="240"/>
+              <w:ind w:left="100" w:right="100" w:firstLine="0" w:firstLineChars="0"/>
+              <w:rPr>
+                <w:rFonts w:ascii="Helvetica" w:hAnsi="Helvetica" w:eastAsia="Helvetica" w:cs="Helvetica"/>
+                <w:i w:val="false"/>
+                <w:b w:val="false"/>
+                <w:u w:val="none"/>
+                <w:sz w:val="22"/>
+                <w:szCs w:val="22"/>
+                <w:color w:val="000000"/>
+              </w:rPr>
+            </w:pPr>
+            <w:r>
+              <w:rPr>
+                <w:rFonts w:ascii="Helvetica" w:hAnsi="Helvetica" w:eastAsia="Helvetica" w:cs="Helvetica"/>
+                <w:i w:val="false"/>
+                <w:b w:val="false"/>
+                <w:u w:val="none"/>
+                <w:sz w:val="22"/>
+                <w:szCs w:val="22"/>
+                <w:color w:val="000000"/>
+              </w:rPr>
+              <w:t xml:space="preserve">0.370</w:t>
             </w:r>
           </w:p>
         </w:tc>
@@ -8348,113 +8348,113 @@
                 <w:szCs w:val="22"/>
                 <w:color w:val="000000"/>
               </w:rPr>
-              <w:t xml:space="preserve">1.17</w:t>
-            </w:r>
-          </w:p>
-        </w:tc>
-        <w:tc>
-          <w:tcPr>
-            <w:tcBorders>
-              <w:bottom w:val="none" w:sz="0" w:space="0" w:color="000000"/>
-              <w:top w:val="none" w:sz="0" w:space="0" w:color="000000"/>
-              <w:left w:val="none" w:sz="0" w:space="0" w:color="000000"/>
-              <w:right w:val="none" w:sz="0" w:space="0" w:color="000000"/>
-            </w:tcBorders>
-            <w:shd w:val="clear" w:color="auto" w:fill="FFFFFF"/>
-            <w:tcMar>
-              <w:top w:w="0" w:type="dxa"/>
-              <w:bottom w:w="0" w:type="dxa"/>
-              <w:left w:w="0" w:type="dxa"/>
-              <w:right w:w="0" w:type="dxa"/>
-            </w:tcMar>
-            <w:vAlign w:val="top"/>
-          </w:tcPr>
-          <w:p>
-            <w:pPr>
-              <w:pStyle w:val="Normal"/>
-              <w:jc w:val="center"/>
-              <w:pBdr>
-                <w:bottom w:val="none" w:sz="0" w:space="0" w:color="000000"/>
-                <w:top w:val="none" w:sz="0" w:space="0" w:color="000000"/>
-                <w:left w:val="none" w:sz="0" w:space="0" w:color="000000"/>
-                <w:right w:val="none" w:sz="0" w:space="0" w:color="000000"/>
-              </w:pBdr>
-              <w:spacing w:after="100" w:before="100" w:line="240"/>
-              <w:ind w:left="100" w:right="100" w:firstLine="0" w:firstLineChars="0"/>
-              <w:rPr>
-                <w:rFonts w:ascii="Helvetica" w:hAnsi="Helvetica" w:eastAsia="Helvetica" w:cs="Helvetica"/>
-                <w:i w:val="false"/>
-                <w:b w:val="false"/>
-                <w:u w:val="none"/>
-                <w:sz w:val="22"/>
-                <w:szCs w:val="22"/>
-                <w:color w:val="000000"/>
-              </w:rPr>
-            </w:pPr>
-            <w:r>
-              <w:rPr>
-                <w:rFonts w:ascii="Helvetica" w:hAnsi="Helvetica" w:eastAsia="Helvetica" w:cs="Helvetica"/>
-                <w:i w:val="false"/>
-                <w:b w:val="false"/>
-                <w:u w:val="none"/>
-                <w:sz w:val="22"/>
-                <w:szCs w:val="22"/>
-                <w:color w:val="000000"/>
-              </w:rPr>
-              <w:t xml:space="preserve">0.06, 21.1</w:t>
-            </w:r>
-          </w:p>
-        </w:tc>
-        <w:tc>
-          <w:tcPr>
-            <w:tcBorders>
-              <w:bottom w:val="none" w:sz="0" w:space="0" w:color="000000"/>
-              <w:top w:val="none" w:sz="0" w:space="0" w:color="000000"/>
-              <w:left w:val="none" w:sz="0" w:space="0" w:color="000000"/>
-              <w:right w:val="none" w:sz="0" w:space="0" w:color="000000"/>
-            </w:tcBorders>
-            <w:shd w:val="clear" w:color="auto" w:fill="FFFFFF"/>
-            <w:tcMar>
-              <w:top w:w="0" w:type="dxa"/>
-              <w:bottom w:w="0" w:type="dxa"/>
-              <w:left w:w="0" w:type="dxa"/>
-              <w:right w:w="0" w:type="dxa"/>
-            </w:tcMar>
-            <w:vAlign w:val="top"/>
-          </w:tcPr>
-          <w:p>
-            <w:pPr>
-              <w:pStyle w:val="Normal"/>
-              <w:jc w:val="center"/>
-              <w:pBdr>
-                <w:bottom w:val="none" w:sz="0" w:space="0" w:color="000000"/>
-                <w:top w:val="none" w:sz="0" w:space="0" w:color="000000"/>
-                <w:left w:val="none" w:sz="0" w:space="0" w:color="000000"/>
-                <w:right w:val="none" w:sz="0" w:space="0" w:color="000000"/>
-              </w:pBdr>
-              <w:spacing w:after="100" w:before="100" w:line="240"/>
-              <w:ind w:left="100" w:right="100" w:firstLine="0" w:firstLineChars="0"/>
-              <w:rPr>
-                <w:rFonts w:ascii="Helvetica" w:hAnsi="Helvetica" w:eastAsia="Helvetica" w:cs="Helvetica"/>
-                <w:i w:val="false"/>
-                <w:b w:val="false"/>
-                <w:u w:val="none"/>
-                <w:sz w:val="22"/>
-                <w:szCs w:val="22"/>
-                <w:color w:val="000000"/>
-              </w:rPr>
-            </w:pPr>
-            <w:r>
-              <w:rPr>
-                <w:rFonts w:ascii="Helvetica" w:hAnsi="Helvetica" w:eastAsia="Helvetica" w:cs="Helvetica"/>
-                <w:i w:val="false"/>
-                <w:b w:val="false"/>
-                <w:u w:val="none"/>
-                <w:sz w:val="22"/>
-                <w:szCs w:val="22"/>
-                <w:color w:val="000000"/>
-              </w:rPr>
-              <w:t xml:space="preserve">0.920</w:t>
+              <w:t xml:space="preserve">0.85</w:t>
+            </w:r>
+          </w:p>
+        </w:tc>
+        <w:tc>
+          <w:tcPr>
+            <w:tcBorders>
+              <w:bottom w:val="none" w:sz="0" w:space="0" w:color="000000"/>
+              <w:top w:val="none" w:sz="0" w:space="0" w:color="000000"/>
+              <w:left w:val="none" w:sz="0" w:space="0" w:color="000000"/>
+              <w:right w:val="none" w:sz="0" w:space="0" w:color="000000"/>
+            </w:tcBorders>
+            <w:shd w:val="clear" w:color="auto" w:fill="FFFFFF"/>
+            <w:tcMar>
+              <w:top w:w="0" w:type="dxa"/>
+              <w:bottom w:w="0" w:type="dxa"/>
+              <w:left w:w="0" w:type="dxa"/>
+              <w:right w:w="0" w:type="dxa"/>
+            </w:tcMar>
+            <w:vAlign w:val="top"/>
+          </w:tcPr>
+          <w:p>
+            <w:pPr>
+              <w:pStyle w:val="Normal"/>
+              <w:jc w:val="center"/>
+              <w:pBdr>
+                <w:bottom w:val="none" w:sz="0" w:space="0" w:color="000000"/>
+                <w:top w:val="none" w:sz="0" w:space="0" w:color="000000"/>
+                <w:left w:val="none" w:sz="0" w:space="0" w:color="000000"/>
+                <w:right w:val="none" w:sz="0" w:space="0" w:color="000000"/>
+              </w:pBdr>
+              <w:spacing w:after="100" w:before="100" w:line="240"/>
+              <w:ind w:left="100" w:right="100" w:firstLine="0" w:firstLineChars="0"/>
+              <w:rPr>
+                <w:rFonts w:ascii="Helvetica" w:hAnsi="Helvetica" w:eastAsia="Helvetica" w:cs="Helvetica"/>
+                <w:i w:val="false"/>
+                <w:b w:val="false"/>
+                <w:u w:val="none"/>
+                <w:sz w:val="22"/>
+                <w:szCs w:val="22"/>
+                <w:color w:val="000000"/>
+              </w:rPr>
+            </w:pPr>
+            <w:r>
+              <w:rPr>
+                <w:rFonts w:ascii="Helvetica" w:hAnsi="Helvetica" w:eastAsia="Helvetica" w:cs="Helvetica"/>
+                <w:i w:val="false"/>
+                <w:b w:val="false"/>
+                <w:u w:val="none"/>
+                <w:sz w:val="22"/>
+                <w:szCs w:val="22"/>
+                <w:color w:val="000000"/>
+              </w:rPr>
+              <w:t xml:space="preserve">0.05, 15.8</w:t>
+            </w:r>
+          </w:p>
+        </w:tc>
+        <w:tc>
+          <w:tcPr>
+            <w:tcBorders>
+              <w:bottom w:val="none" w:sz="0" w:space="0" w:color="000000"/>
+              <w:top w:val="none" w:sz="0" w:space="0" w:color="000000"/>
+              <w:left w:val="none" w:sz="0" w:space="0" w:color="000000"/>
+              <w:right w:val="none" w:sz="0" w:space="0" w:color="000000"/>
+            </w:tcBorders>
+            <w:shd w:val="clear" w:color="auto" w:fill="FFFFFF"/>
+            <w:tcMar>
+              <w:top w:w="0" w:type="dxa"/>
+              <w:bottom w:w="0" w:type="dxa"/>
+              <w:left w:w="0" w:type="dxa"/>
+              <w:right w:w="0" w:type="dxa"/>
+            </w:tcMar>
+            <w:vAlign w:val="top"/>
+          </w:tcPr>
+          <w:p>
+            <w:pPr>
+              <w:pStyle w:val="Normal"/>
+              <w:jc w:val="center"/>
+              <w:pBdr>
+                <w:bottom w:val="none" w:sz="0" w:space="0" w:color="000000"/>
+                <w:top w:val="none" w:sz="0" w:space="0" w:color="000000"/>
+                <w:left w:val="none" w:sz="0" w:space="0" w:color="000000"/>
+                <w:right w:val="none" w:sz="0" w:space="0" w:color="000000"/>
+              </w:pBdr>
+              <w:spacing w:after="100" w:before="100" w:line="240"/>
+              <w:ind w:left="100" w:right="100" w:firstLine="0" w:firstLineChars="0"/>
+              <w:rPr>
+                <w:rFonts w:ascii="Helvetica" w:hAnsi="Helvetica" w:eastAsia="Helvetica" w:cs="Helvetica"/>
+                <w:i w:val="false"/>
+                <w:b w:val="false"/>
+                <w:u w:val="none"/>
+                <w:sz w:val="22"/>
+                <w:szCs w:val="22"/>
+                <w:color w:val="000000"/>
+              </w:rPr>
+            </w:pPr>
+            <w:r>
+              <w:rPr>
+                <w:rFonts w:ascii="Helvetica" w:hAnsi="Helvetica" w:eastAsia="Helvetica" w:cs="Helvetica"/>
+                <w:i w:val="false"/>
+                <w:b w:val="false"/>
+                <w:u w:val="none"/>
+                <w:sz w:val="22"/>
+                <w:szCs w:val="22"/>
+                <w:color w:val="000000"/>
+              </w:rPr>
+              <w:t xml:space="preserve">0.910</w:t>
             </w:r>
           </w:p>
         </w:tc>
@@ -8831,113 +8831,113 @@
                 <w:szCs w:val="22"/>
                 <w:color w:val="000000"/>
               </w:rPr>
-              <w:t xml:space="preserve">0.38</w:t>
-            </w:r>
-          </w:p>
-        </w:tc>
-        <w:tc>
-          <w:tcPr>
-            <w:tcBorders>
-              <w:bottom w:val="none" w:sz="0" w:space="0" w:color="000000"/>
-              <w:top w:val="none" w:sz="0" w:space="0" w:color="000000"/>
-              <w:left w:val="none" w:sz="0" w:space="0" w:color="000000"/>
-              <w:right w:val="none" w:sz="0" w:space="0" w:color="000000"/>
-            </w:tcBorders>
-            <w:shd w:val="clear" w:color="auto" w:fill="FFFFFF"/>
-            <w:tcMar>
-              <w:top w:w="0" w:type="dxa"/>
-              <w:bottom w:w="0" w:type="dxa"/>
-              <w:left w:w="0" w:type="dxa"/>
-              <w:right w:w="0" w:type="dxa"/>
-            </w:tcMar>
-            <w:vAlign w:val="top"/>
-          </w:tcPr>
-          <w:p>
-            <w:pPr>
-              <w:pStyle w:val="Normal"/>
-              <w:jc w:val="center"/>
-              <w:pBdr>
-                <w:bottom w:val="none" w:sz="0" w:space="0" w:color="000000"/>
-                <w:top w:val="none" w:sz="0" w:space="0" w:color="000000"/>
-                <w:left w:val="none" w:sz="0" w:space="0" w:color="000000"/>
-                <w:right w:val="none" w:sz="0" w:space="0" w:color="000000"/>
-              </w:pBdr>
-              <w:spacing w:after="100" w:before="100" w:line="240"/>
-              <w:ind w:left="100" w:right="100" w:firstLine="0" w:firstLineChars="0"/>
-              <w:rPr>
-                <w:rFonts w:ascii="Helvetica" w:hAnsi="Helvetica" w:eastAsia="Helvetica" w:cs="Helvetica"/>
-                <w:i w:val="false"/>
-                <w:b w:val="false"/>
-                <w:u w:val="none"/>
-                <w:sz w:val="22"/>
-                <w:szCs w:val="22"/>
-                <w:color w:val="000000"/>
-              </w:rPr>
-            </w:pPr>
-            <w:r>
-              <w:rPr>
-                <w:rFonts w:ascii="Helvetica" w:hAnsi="Helvetica" w:eastAsia="Helvetica" w:cs="Helvetica"/>
-                <w:i w:val="false"/>
-                <w:b w:val="false"/>
-                <w:u w:val="none"/>
-                <w:sz w:val="22"/>
-                <w:szCs w:val="22"/>
-                <w:color w:val="000000"/>
-              </w:rPr>
-              <w:t xml:space="preserve">0.02, 7.74</w:t>
-            </w:r>
-          </w:p>
-        </w:tc>
-        <w:tc>
-          <w:tcPr>
-            <w:tcBorders>
-              <w:bottom w:val="none" w:sz="0" w:space="0" w:color="000000"/>
-              <w:top w:val="none" w:sz="0" w:space="0" w:color="000000"/>
-              <w:left w:val="none" w:sz="0" w:space="0" w:color="000000"/>
-              <w:right w:val="none" w:sz="0" w:space="0" w:color="000000"/>
-            </w:tcBorders>
-            <w:shd w:val="clear" w:color="auto" w:fill="FFFFFF"/>
-            <w:tcMar>
-              <w:top w:w="0" w:type="dxa"/>
-              <w:bottom w:w="0" w:type="dxa"/>
-              <w:left w:w="0" w:type="dxa"/>
-              <w:right w:w="0" w:type="dxa"/>
-            </w:tcMar>
-            <w:vAlign w:val="top"/>
-          </w:tcPr>
-          <w:p>
-            <w:pPr>
-              <w:pStyle w:val="Normal"/>
-              <w:jc w:val="center"/>
-              <w:pBdr>
-                <w:bottom w:val="none" w:sz="0" w:space="0" w:color="000000"/>
-                <w:top w:val="none" w:sz="0" w:space="0" w:color="000000"/>
-                <w:left w:val="none" w:sz="0" w:space="0" w:color="000000"/>
-                <w:right w:val="none" w:sz="0" w:space="0" w:color="000000"/>
-              </w:pBdr>
-              <w:spacing w:after="100" w:before="100" w:line="240"/>
-              <w:ind w:left="100" w:right="100" w:firstLine="0" w:firstLineChars="0"/>
-              <w:rPr>
-                <w:rFonts w:ascii="Helvetica" w:hAnsi="Helvetica" w:eastAsia="Helvetica" w:cs="Helvetica"/>
-                <w:i w:val="false"/>
-                <w:b w:val="false"/>
-                <w:u w:val="none"/>
-                <w:sz w:val="22"/>
-                <w:szCs w:val="22"/>
-                <w:color w:val="000000"/>
-              </w:rPr>
-            </w:pPr>
-            <w:r>
-              <w:rPr>
-                <w:rFonts w:ascii="Helvetica" w:hAnsi="Helvetica" w:eastAsia="Helvetica" w:cs="Helvetica"/>
-                <w:i w:val="false"/>
-                <w:b w:val="false"/>
-                <w:u w:val="none"/>
-                <w:sz w:val="22"/>
-                <w:szCs w:val="22"/>
-                <w:color w:val="000000"/>
-              </w:rPr>
-              <w:t xml:space="preserve">0.530</w:t>
+              <w:t xml:space="preserve">0.40</w:t>
+            </w:r>
+          </w:p>
+        </w:tc>
+        <w:tc>
+          <w:tcPr>
+            <w:tcBorders>
+              <w:bottom w:val="none" w:sz="0" w:space="0" w:color="000000"/>
+              <w:top w:val="none" w:sz="0" w:space="0" w:color="000000"/>
+              <w:left w:val="none" w:sz="0" w:space="0" w:color="000000"/>
+              <w:right w:val="none" w:sz="0" w:space="0" w:color="000000"/>
+            </w:tcBorders>
+            <w:shd w:val="clear" w:color="auto" w:fill="FFFFFF"/>
+            <w:tcMar>
+              <w:top w:w="0" w:type="dxa"/>
+              <w:bottom w:w="0" w:type="dxa"/>
+              <w:left w:w="0" w:type="dxa"/>
+              <w:right w:w="0" w:type="dxa"/>
+            </w:tcMar>
+            <w:vAlign w:val="top"/>
+          </w:tcPr>
+          <w:p>
+            <w:pPr>
+              <w:pStyle w:val="Normal"/>
+              <w:jc w:val="center"/>
+              <w:pBdr>
+                <w:bottom w:val="none" w:sz="0" w:space="0" w:color="000000"/>
+                <w:top w:val="none" w:sz="0" w:space="0" w:color="000000"/>
+                <w:left w:val="none" w:sz="0" w:space="0" w:color="000000"/>
+                <w:right w:val="none" w:sz="0" w:space="0" w:color="000000"/>
+              </w:pBdr>
+              <w:spacing w:after="100" w:before="100" w:line="240"/>
+              <w:ind w:left="100" w:right="100" w:firstLine="0" w:firstLineChars="0"/>
+              <w:rPr>
+                <w:rFonts w:ascii="Helvetica" w:hAnsi="Helvetica" w:eastAsia="Helvetica" w:cs="Helvetica"/>
+                <w:i w:val="false"/>
+                <w:b w:val="false"/>
+                <w:u w:val="none"/>
+                <w:sz w:val="22"/>
+                <w:szCs w:val="22"/>
+                <w:color w:val="000000"/>
+              </w:rPr>
+            </w:pPr>
+            <w:r>
+              <w:rPr>
+                <w:rFonts w:ascii="Helvetica" w:hAnsi="Helvetica" w:eastAsia="Helvetica" w:cs="Helvetica"/>
+                <w:i w:val="false"/>
+                <w:b w:val="false"/>
+                <w:u w:val="none"/>
+                <w:sz w:val="22"/>
+                <w:szCs w:val="22"/>
+                <w:color w:val="000000"/>
+              </w:rPr>
+              <w:t xml:space="preserve">0.02, 7.90</w:t>
+            </w:r>
+          </w:p>
+        </w:tc>
+        <w:tc>
+          <w:tcPr>
+            <w:tcBorders>
+              <w:bottom w:val="none" w:sz="0" w:space="0" w:color="000000"/>
+              <w:top w:val="none" w:sz="0" w:space="0" w:color="000000"/>
+              <w:left w:val="none" w:sz="0" w:space="0" w:color="000000"/>
+              <w:right w:val="none" w:sz="0" w:space="0" w:color="000000"/>
+            </w:tcBorders>
+            <w:shd w:val="clear" w:color="auto" w:fill="FFFFFF"/>
+            <w:tcMar>
+              <w:top w:w="0" w:type="dxa"/>
+              <w:bottom w:w="0" w:type="dxa"/>
+              <w:left w:w="0" w:type="dxa"/>
+              <w:right w:w="0" w:type="dxa"/>
+            </w:tcMar>
+            <w:vAlign w:val="top"/>
+          </w:tcPr>
+          <w:p>
+            <w:pPr>
+              <w:pStyle w:val="Normal"/>
+              <w:jc w:val="center"/>
+              <w:pBdr>
+                <w:bottom w:val="none" w:sz="0" w:space="0" w:color="000000"/>
+                <w:top w:val="none" w:sz="0" w:space="0" w:color="000000"/>
+                <w:left w:val="none" w:sz="0" w:space="0" w:color="000000"/>
+                <w:right w:val="none" w:sz="0" w:space="0" w:color="000000"/>
+              </w:pBdr>
+              <w:spacing w:after="100" w:before="100" w:line="240"/>
+              <w:ind w:left="100" w:right="100" w:firstLine="0" w:firstLineChars="0"/>
+              <w:rPr>
+                <w:rFonts w:ascii="Helvetica" w:hAnsi="Helvetica" w:eastAsia="Helvetica" w:cs="Helvetica"/>
+                <w:i w:val="false"/>
+                <w:b w:val="false"/>
+                <w:u w:val="none"/>
+                <w:sz w:val="22"/>
+                <w:szCs w:val="22"/>
+                <w:color w:val="000000"/>
+              </w:rPr>
+            </w:pPr>
+            <w:r>
+              <w:rPr>
+                <w:rFonts w:ascii="Helvetica" w:hAnsi="Helvetica" w:eastAsia="Helvetica" w:cs="Helvetica"/>
+                <w:i w:val="false"/>
+                <w:b w:val="false"/>
+                <w:u w:val="none"/>
+                <w:sz w:val="22"/>
+                <w:szCs w:val="22"/>
+                <w:color w:val="000000"/>
+              </w:rPr>
+              <w:t xml:space="preserve">0.550</w:t>
             </w:r>
           </w:p>
         </w:tc>
@@ -9314,113 +9314,113 @@
                 <w:szCs w:val="22"/>
                 <w:color w:val="000000"/>
               </w:rPr>
-              <w:t xml:space="preserve">0.19</w:t>
-            </w:r>
-          </w:p>
-        </w:tc>
-        <w:tc>
-          <w:tcPr>
-            <w:tcBorders>
-              <w:bottom w:val="none" w:sz="0" w:space="0" w:color="000000"/>
-              <w:top w:val="none" w:sz="0" w:space="0" w:color="000000"/>
-              <w:left w:val="none" w:sz="0" w:space="0" w:color="000000"/>
-              <w:right w:val="none" w:sz="0" w:space="0" w:color="000000"/>
-            </w:tcBorders>
-            <w:shd w:val="clear" w:color="auto" w:fill="FFFFFF"/>
-            <w:tcMar>
-              <w:top w:w="0" w:type="dxa"/>
-              <w:bottom w:w="0" w:type="dxa"/>
-              <w:left w:w="0" w:type="dxa"/>
-              <w:right w:w="0" w:type="dxa"/>
-            </w:tcMar>
-            <w:vAlign w:val="top"/>
-          </w:tcPr>
-          <w:p>
-            <w:pPr>
-              <w:pStyle w:val="Normal"/>
-              <w:jc w:val="center"/>
-              <w:pBdr>
-                <w:bottom w:val="none" w:sz="0" w:space="0" w:color="000000"/>
-                <w:top w:val="none" w:sz="0" w:space="0" w:color="000000"/>
-                <w:left w:val="none" w:sz="0" w:space="0" w:color="000000"/>
-                <w:right w:val="none" w:sz="0" w:space="0" w:color="000000"/>
-              </w:pBdr>
-              <w:spacing w:after="100" w:before="100" w:line="240"/>
-              <w:ind w:left="100" w:right="100" w:firstLine="0" w:firstLineChars="0"/>
-              <w:rPr>
-                <w:rFonts w:ascii="Helvetica" w:hAnsi="Helvetica" w:eastAsia="Helvetica" w:cs="Helvetica"/>
-                <w:i w:val="false"/>
-                <w:b w:val="false"/>
-                <w:u w:val="none"/>
-                <w:sz w:val="22"/>
-                <w:szCs w:val="22"/>
-                <w:color w:val="000000"/>
-              </w:rPr>
-            </w:pPr>
-            <w:r>
-              <w:rPr>
-                <w:rFonts w:ascii="Helvetica" w:hAnsi="Helvetica" w:eastAsia="Helvetica" w:cs="Helvetica"/>
-                <w:i w:val="false"/>
-                <w:b w:val="false"/>
-                <w:u w:val="none"/>
-                <w:sz w:val="22"/>
-                <w:szCs w:val="22"/>
-                <w:color w:val="000000"/>
-              </w:rPr>
-              <w:t xml:space="preserve">0.03, 1.49</w:t>
-            </w:r>
-          </w:p>
-        </w:tc>
-        <w:tc>
-          <w:tcPr>
-            <w:tcBorders>
-              <w:bottom w:val="none" w:sz="0" w:space="0" w:color="000000"/>
-              <w:top w:val="none" w:sz="0" w:space="0" w:color="000000"/>
-              <w:left w:val="none" w:sz="0" w:space="0" w:color="000000"/>
-              <w:right w:val="none" w:sz="0" w:space="0" w:color="000000"/>
-            </w:tcBorders>
-            <w:shd w:val="clear" w:color="auto" w:fill="FFFFFF"/>
-            <w:tcMar>
-              <w:top w:w="0" w:type="dxa"/>
-              <w:bottom w:w="0" w:type="dxa"/>
-              <w:left w:w="0" w:type="dxa"/>
-              <w:right w:w="0" w:type="dxa"/>
-            </w:tcMar>
-            <w:vAlign w:val="top"/>
-          </w:tcPr>
-          <w:p>
-            <w:pPr>
-              <w:pStyle w:val="Normal"/>
-              <w:jc w:val="center"/>
-              <w:pBdr>
-                <w:bottom w:val="none" w:sz="0" w:space="0" w:color="000000"/>
-                <w:top w:val="none" w:sz="0" w:space="0" w:color="000000"/>
-                <w:left w:val="none" w:sz="0" w:space="0" w:color="000000"/>
-                <w:right w:val="none" w:sz="0" w:space="0" w:color="000000"/>
-              </w:pBdr>
-              <w:spacing w:after="100" w:before="100" w:line="240"/>
-              <w:ind w:left="100" w:right="100" w:firstLine="0" w:firstLineChars="0"/>
-              <w:rPr>
-                <w:rFonts w:ascii="Helvetica" w:hAnsi="Helvetica" w:eastAsia="Helvetica" w:cs="Helvetica"/>
-                <w:i w:val="false"/>
-                <w:b w:val="false"/>
-                <w:u w:val="none"/>
-                <w:sz w:val="22"/>
-                <w:szCs w:val="22"/>
-                <w:color w:val="000000"/>
-              </w:rPr>
-            </w:pPr>
-            <w:r>
-              <w:rPr>
-                <w:rFonts w:ascii="Helvetica" w:hAnsi="Helvetica" w:eastAsia="Helvetica" w:cs="Helvetica"/>
-                <w:i w:val="false"/>
-                <w:b w:val="false"/>
-                <w:u w:val="none"/>
-                <w:sz w:val="22"/>
-                <w:szCs w:val="22"/>
-                <w:color w:val="000000"/>
-              </w:rPr>
-              <w:t xml:space="preserve">0.120</w:t>
+              <w:t xml:space="preserve">0.18</w:t>
+            </w:r>
+          </w:p>
+        </w:tc>
+        <w:tc>
+          <w:tcPr>
+            <w:tcBorders>
+              <w:bottom w:val="none" w:sz="0" w:space="0" w:color="000000"/>
+              <w:top w:val="none" w:sz="0" w:space="0" w:color="000000"/>
+              <w:left w:val="none" w:sz="0" w:space="0" w:color="000000"/>
+              <w:right w:val="none" w:sz="0" w:space="0" w:color="000000"/>
+            </w:tcBorders>
+            <w:shd w:val="clear" w:color="auto" w:fill="FFFFFF"/>
+            <w:tcMar>
+              <w:top w:w="0" w:type="dxa"/>
+              <w:bottom w:w="0" w:type="dxa"/>
+              <w:left w:w="0" w:type="dxa"/>
+              <w:right w:w="0" w:type="dxa"/>
+            </w:tcMar>
+            <w:vAlign w:val="top"/>
+          </w:tcPr>
+          <w:p>
+            <w:pPr>
+              <w:pStyle w:val="Normal"/>
+              <w:jc w:val="center"/>
+              <w:pBdr>
+                <w:bottom w:val="none" w:sz="0" w:space="0" w:color="000000"/>
+                <w:top w:val="none" w:sz="0" w:space="0" w:color="000000"/>
+                <w:left w:val="none" w:sz="0" w:space="0" w:color="000000"/>
+                <w:right w:val="none" w:sz="0" w:space="0" w:color="000000"/>
+              </w:pBdr>
+              <w:spacing w:after="100" w:before="100" w:line="240"/>
+              <w:ind w:left="100" w:right="100" w:firstLine="0" w:firstLineChars="0"/>
+              <w:rPr>
+                <w:rFonts w:ascii="Helvetica" w:hAnsi="Helvetica" w:eastAsia="Helvetica" w:cs="Helvetica"/>
+                <w:i w:val="false"/>
+                <w:b w:val="false"/>
+                <w:u w:val="none"/>
+                <w:sz w:val="22"/>
+                <w:szCs w:val="22"/>
+                <w:color w:val="000000"/>
+              </w:rPr>
+            </w:pPr>
+            <w:r>
+              <w:rPr>
+                <w:rFonts w:ascii="Helvetica" w:hAnsi="Helvetica" w:eastAsia="Helvetica" w:cs="Helvetica"/>
+                <w:i w:val="false"/>
+                <w:b w:val="false"/>
+                <w:u w:val="none"/>
+                <w:sz w:val="22"/>
+                <w:szCs w:val="22"/>
+                <w:color w:val="000000"/>
+              </w:rPr>
+              <w:t xml:space="preserve">0.02, 1.48</w:t>
+            </w:r>
+          </w:p>
+        </w:tc>
+        <w:tc>
+          <w:tcPr>
+            <w:tcBorders>
+              <w:bottom w:val="none" w:sz="0" w:space="0" w:color="000000"/>
+              <w:top w:val="none" w:sz="0" w:space="0" w:color="000000"/>
+              <w:left w:val="none" w:sz="0" w:space="0" w:color="000000"/>
+              <w:right w:val="none" w:sz="0" w:space="0" w:color="000000"/>
+            </w:tcBorders>
+            <w:shd w:val="clear" w:color="auto" w:fill="FFFFFF"/>
+            <w:tcMar>
+              <w:top w:w="0" w:type="dxa"/>
+              <w:bottom w:w="0" w:type="dxa"/>
+              <w:left w:w="0" w:type="dxa"/>
+              <w:right w:w="0" w:type="dxa"/>
+            </w:tcMar>
+            <w:vAlign w:val="top"/>
+          </w:tcPr>
+          <w:p>
+            <w:pPr>
+              <w:pStyle w:val="Normal"/>
+              <w:jc w:val="center"/>
+              <w:pBdr>
+                <w:bottom w:val="none" w:sz="0" w:space="0" w:color="000000"/>
+                <w:top w:val="none" w:sz="0" w:space="0" w:color="000000"/>
+                <w:left w:val="none" w:sz="0" w:space="0" w:color="000000"/>
+                <w:right w:val="none" w:sz="0" w:space="0" w:color="000000"/>
+              </w:pBdr>
+              <w:spacing w:after="100" w:before="100" w:line="240"/>
+              <w:ind w:left="100" w:right="100" w:firstLine="0" w:firstLineChars="0"/>
+              <w:rPr>
+                <w:rFonts w:ascii="Helvetica" w:hAnsi="Helvetica" w:eastAsia="Helvetica" w:cs="Helvetica"/>
+                <w:i w:val="false"/>
+                <w:b w:val="false"/>
+                <w:u w:val="none"/>
+                <w:sz w:val="22"/>
+                <w:szCs w:val="22"/>
+                <w:color w:val="000000"/>
+              </w:rPr>
+            </w:pPr>
+            <w:r>
+              <w:rPr>
+                <w:rFonts w:ascii="Helvetica" w:hAnsi="Helvetica" w:eastAsia="Helvetica" w:cs="Helvetica"/>
+                <w:i w:val="false"/>
+                <w:b w:val="false"/>
+                <w:u w:val="none"/>
+                <w:sz w:val="22"/>
+                <w:szCs w:val="22"/>
+                <w:color w:val="000000"/>
+              </w:rPr>
+              <w:t xml:space="preserve">0.110</w:t>
             </w:r>
           </w:p>
         </w:tc>
@@ -9797,113 +9797,113 @@
                 <w:szCs w:val="22"/>
                 <w:color w:val="000000"/>
               </w:rPr>
-              <w:t xml:space="preserve">3.28</w:t>
-            </w:r>
-          </w:p>
-        </w:tc>
-        <w:tc>
-          <w:tcPr>
-            <w:tcBorders>
-              <w:bottom w:val="none" w:sz="0" w:space="0" w:color="000000"/>
-              <w:top w:val="none" w:sz="0" w:space="0" w:color="000000"/>
-              <w:left w:val="none" w:sz="0" w:space="0" w:color="000000"/>
-              <w:right w:val="none" w:sz="0" w:space="0" w:color="000000"/>
-            </w:tcBorders>
-            <w:shd w:val="clear" w:color="auto" w:fill="FFFFFF"/>
-            <w:tcMar>
-              <w:top w:w="0" w:type="dxa"/>
-              <w:bottom w:w="0" w:type="dxa"/>
-              <w:left w:w="0" w:type="dxa"/>
-              <w:right w:w="0" w:type="dxa"/>
-            </w:tcMar>
-            <w:vAlign w:val="top"/>
-          </w:tcPr>
-          <w:p>
-            <w:pPr>
-              <w:pStyle w:val="Normal"/>
-              <w:jc w:val="center"/>
-              <w:pBdr>
-                <w:bottom w:val="none" w:sz="0" w:space="0" w:color="000000"/>
-                <w:top w:val="none" w:sz="0" w:space="0" w:color="000000"/>
-                <w:left w:val="none" w:sz="0" w:space="0" w:color="000000"/>
-                <w:right w:val="none" w:sz="0" w:space="0" w:color="000000"/>
-              </w:pBdr>
-              <w:spacing w:after="100" w:before="100" w:line="240"/>
-              <w:ind w:left="100" w:right="100" w:firstLine="0" w:firstLineChars="0"/>
-              <w:rPr>
-                <w:rFonts w:ascii="Helvetica" w:hAnsi="Helvetica" w:eastAsia="Helvetica" w:cs="Helvetica"/>
-                <w:i w:val="false"/>
-                <w:b w:val="false"/>
-                <w:u w:val="none"/>
-                <w:sz w:val="22"/>
-                <w:szCs w:val="22"/>
-                <w:color w:val="000000"/>
-              </w:rPr>
-            </w:pPr>
-            <w:r>
-              <w:rPr>
-                <w:rFonts w:ascii="Helvetica" w:hAnsi="Helvetica" w:eastAsia="Helvetica" w:cs="Helvetica"/>
-                <w:i w:val="false"/>
-                <w:b w:val="false"/>
-                <w:u w:val="none"/>
-                <w:sz w:val="22"/>
-                <w:szCs w:val="22"/>
-                <w:color w:val="000000"/>
-              </w:rPr>
-              <w:t xml:space="preserve">0.29, 36.9</w:t>
-            </w:r>
-          </w:p>
-        </w:tc>
-        <w:tc>
-          <w:tcPr>
-            <w:tcBorders>
-              <w:bottom w:val="none" w:sz="0" w:space="0" w:color="000000"/>
-              <w:top w:val="none" w:sz="0" w:space="0" w:color="000000"/>
-              <w:left w:val="none" w:sz="0" w:space="0" w:color="000000"/>
-              <w:right w:val="none" w:sz="0" w:space="0" w:color="000000"/>
-            </w:tcBorders>
-            <w:shd w:val="clear" w:color="auto" w:fill="FFFFFF"/>
-            <w:tcMar>
-              <w:top w:w="0" w:type="dxa"/>
-              <w:bottom w:w="0" w:type="dxa"/>
-              <w:left w:w="0" w:type="dxa"/>
-              <w:right w:w="0" w:type="dxa"/>
-            </w:tcMar>
-            <w:vAlign w:val="top"/>
-          </w:tcPr>
-          <w:p>
-            <w:pPr>
-              <w:pStyle w:val="Normal"/>
-              <w:jc w:val="center"/>
-              <w:pBdr>
-                <w:bottom w:val="none" w:sz="0" w:space="0" w:color="000000"/>
-                <w:top w:val="none" w:sz="0" w:space="0" w:color="000000"/>
-                <w:left w:val="none" w:sz="0" w:space="0" w:color="000000"/>
-                <w:right w:val="none" w:sz="0" w:space="0" w:color="000000"/>
-              </w:pBdr>
-              <w:spacing w:after="100" w:before="100" w:line="240"/>
-              <w:ind w:left="100" w:right="100" w:firstLine="0" w:firstLineChars="0"/>
-              <w:rPr>
-                <w:rFonts w:ascii="Helvetica" w:hAnsi="Helvetica" w:eastAsia="Helvetica" w:cs="Helvetica"/>
-                <w:i w:val="false"/>
-                <w:b w:val="false"/>
-                <w:u w:val="none"/>
-                <w:sz w:val="22"/>
-                <w:szCs w:val="22"/>
-                <w:color w:val="000000"/>
-              </w:rPr>
-            </w:pPr>
-            <w:r>
-              <w:rPr>
-                <w:rFonts w:ascii="Helvetica" w:hAnsi="Helvetica" w:eastAsia="Helvetica" w:cs="Helvetica"/>
-                <w:i w:val="false"/>
-                <w:b w:val="false"/>
-                <w:u w:val="none"/>
-                <w:sz w:val="22"/>
-                <w:szCs w:val="22"/>
-                <w:color w:val="000000"/>
-              </w:rPr>
-              <w:t xml:space="preserve">0.340</w:t>
+              <w:t xml:space="preserve">2.88</w:t>
+            </w:r>
+          </w:p>
+        </w:tc>
+        <w:tc>
+          <w:tcPr>
+            <w:tcBorders>
+              <w:bottom w:val="none" w:sz="0" w:space="0" w:color="000000"/>
+              <w:top w:val="none" w:sz="0" w:space="0" w:color="000000"/>
+              <w:left w:val="none" w:sz="0" w:space="0" w:color="000000"/>
+              <w:right w:val="none" w:sz="0" w:space="0" w:color="000000"/>
+            </w:tcBorders>
+            <w:shd w:val="clear" w:color="auto" w:fill="FFFFFF"/>
+            <w:tcMar>
+              <w:top w:w="0" w:type="dxa"/>
+              <w:bottom w:w="0" w:type="dxa"/>
+              <w:left w:w="0" w:type="dxa"/>
+              <w:right w:w="0" w:type="dxa"/>
+            </w:tcMar>
+            <w:vAlign w:val="top"/>
+          </w:tcPr>
+          <w:p>
+            <w:pPr>
+              <w:pStyle w:val="Normal"/>
+              <w:jc w:val="center"/>
+              <w:pBdr>
+                <w:bottom w:val="none" w:sz="0" w:space="0" w:color="000000"/>
+                <w:top w:val="none" w:sz="0" w:space="0" w:color="000000"/>
+                <w:left w:val="none" w:sz="0" w:space="0" w:color="000000"/>
+                <w:right w:val="none" w:sz="0" w:space="0" w:color="000000"/>
+              </w:pBdr>
+              <w:spacing w:after="100" w:before="100" w:line="240"/>
+              <w:ind w:left="100" w:right="100" w:firstLine="0" w:firstLineChars="0"/>
+              <w:rPr>
+                <w:rFonts w:ascii="Helvetica" w:hAnsi="Helvetica" w:eastAsia="Helvetica" w:cs="Helvetica"/>
+                <w:i w:val="false"/>
+                <w:b w:val="false"/>
+                <w:u w:val="none"/>
+                <w:sz w:val="22"/>
+                <w:szCs w:val="22"/>
+                <w:color w:val="000000"/>
+              </w:rPr>
+            </w:pPr>
+            <w:r>
+              <w:rPr>
+                <w:rFonts w:ascii="Helvetica" w:hAnsi="Helvetica" w:eastAsia="Helvetica" w:cs="Helvetica"/>
+                <w:i w:val="false"/>
+                <w:b w:val="false"/>
+                <w:u w:val="none"/>
+                <w:sz w:val="22"/>
+                <w:szCs w:val="22"/>
+                <w:color w:val="000000"/>
+              </w:rPr>
+              <w:t xml:space="preserve">0.31, 26.9</w:t>
+            </w:r>
+          </w:p>
+        </w:tc>
+        <w:tc>
+          <w:tcPr>
+            <w:tcBorders>
+              <w:bottom w:val="none" w:sz="0" w:space="0" w:color="000000"/>
+              <w:top w:val="none" w:sz="0" w:space="0" w:color="000000"/>
+              <w:left w:val="none" w:sz="0" w:space="0" w:color="000000"/>
+              <w:right w:val="none" w:sz="0" w:space="0" w:color="000000"/>
+            </w:tcBorders>
+            <w:shd w:val="clear" w:color="auto" w:fill="FFFFFF"/>
+            <w:tcMar>
+              <w:top w:w="0" w:type="dxa"/>
+              <w:bottom w:w="0" w:type="dxa"/>
+              <w:left w:w="0" w:type="dxa"/>
+              <w:right w:w="0" w:type="dxa"/>
+            </w:tcMar>
+            <w:vAlign w:val="top"/>
+          </w:tcPr>
+          <w:p>
+            <w:pPr>
+              <w:pStyle w:val="Normal"/>
+              <w:jc w:val="center"/>
+              <w:pBdr>
+                <w:bottom w:val="none" w:sz="0" w:space="0" w:color="000000"/>
+                <w:top w:val="none" w:sz="0" w:space="0" w:color="000000"/>
+                <w:left w:val="none" w:sz="0" w:space="0" w:color="000000"/>
+                <w:right w:val="none" w:sz="0" w:space="0" w:color="000000"/>
+              </w:pBdr>
+              <w:spacing w:after="100" w:before="100" w:line="240"/>
+              <w:ind w:left="100" w:right="100" w:firstLine="0" w:firstLineChars="0"/>
+              <w:rPr>
+                <w:rFonts w:ascii="Helvetica" w:hAnsi="Helvetica" w:eastAsia="Helvetica" w:cs="Helvetica"/>
+                <w:i w:val="false"/>
+                <w:b w:val="false"/>
+                <w:u w:val="none"/>
+                <w:sz w:val="22"/>
+                <w:szCs w:val="22"/>
+                <w:color w:val="000000"/>
+              </w:rPr>
+            </w:pPr>
+            <w:r>
+              <w:rPr>
+                <w:rFonts w:ascii="Helvetica" w:hAnsi="Helvetica" w:eastAsia="Helvetica" w:cs="Helvetica"/>
+                <w:i w:val="false"/>
+                <w:b w:val="false"/>
+                <w:u w:val="none"/>
+                <w:sz w:val="22"/>
+                <w:szCs w:val="22"/>
+                <w:color w:val="000000"/>
+              </w:rPr>
+              <w:t xml:space="preserve">0.350</w:t>
             </w:r>
           </w:p>
         </w:tc>
@@ -11246,113 +11246,113 @@
                 <w:szCs w:val="22"/>
                 <w:color w:val="000000"/>
               </w:rPr>
-              <w:t xml:space="preserve">0.17</w:t>
-            </w:r>
-          </w:p>
-        </w:tc>
-        <w:tc>
-          <w:tcPr>
-            <w:tcBorders>
-              <w:bottom w:val="none" w:sz="0" w:space="0" w:color="000000"/>
-              <w:top w:val="none" w:sz="0" w:space="0" w:color="000000"/>
-              <w:left w:val="none" w:sz="0" w:space="0" w:color="000000"/>
-              <w:right w:val="none" w:sz="0" w:space="0" w:color="000000"/>
-            </w:tcBorders>
-            <w:shd w:val="clear" w:color="auto" w:fill="FFFFFF"/>
-            <w:tcMar>
-              <w:top w:w="0" w:type="dxa"/>
-              <w:bottom w:w="0" w:type="dxa"/>
-              <w:left w:w="0" w:type="dxa"/>
-              <w:right w:w="0" w:type="dxa"/>
-            </w:tcMar>
-            <w:vAlign w:val="top"/>
-          </w:tcPr>
-          <w:p>
-            <w:pPr>
-              <w:pStyle w:val="Normal"/>
-              <w:jc w:val="center"/>
-              <w:pBdr>
-                <w:bottom w:val="none" w:sz="0" w:space="0" w:color="000000"/>
-                <w:top w:val="none" w:sz="0" w:space="0" w:color="000000"/>
-                <w:left w:val="none" w:sz="0" w:space="0" w:color="000000"/>
-                <w:right w:val="none" w:sz="0" w:space="0" w:color="000000"/>
-              </w:pBdr>
-              <w:spacing w:after="100" w:before="100" w:line="240"/>
-              <w:ind w:left="100" w:right="100" w:firstLine="0" w:firstLineChars="0"/>
-              <w:rPr>
-                <w:rFonts w:ascii="Helvetica" w:hAnsi="Helvetica" w:eastAsia="Helvetica" w:cs="Helvetica"/>
-                <w:i w:val="false"/>
-                <w:b w:val="false"/>
-                <w:u w:val="none"/>
-                <w:sz w:val="22"/>
-                <w:szCs w:val="22"/>
-                <w:color w:val="000000"/>
-              </w:rPr>
-            </w:pPr>
-            <w:r>
-              <w:rPr>
-                <w:rFonts w:ascii="Helvetica" w:hAnsi="Helvetica" w:eastAsia="Helvetica" w:cs="Helvetica"/>
-                <w:i w:val="false"/>
-                <w:b w:val="false"/>
-                <w:u w:val="none"/>
-                <w:sz w:val="22"/>
-                <w:szCs w:val="22"/>
-                <w:color w:val="000000"/>
-              </w:rPr>
-              <w:t xml:space="preserve">0.02, 1.34</w:t>
-            </w:r>
-          </w:p>
-        </w:tc>
-        <w:tc>
-          <w:tcPr>
-            <w:tcBorders>
-              <w:bottom w:val="none" w:sz="0" w:space="0" w:color="000000"/>
-              <w:top w:val="none" w:sz="0" w:space="0" w:color="000000"/>
-              <w:left w:val="none" w:sz="0" w:space="0" w:color="000000"/>
-              <w:right w:val="none" w:sz="0" w:space="0" w:color="000000"/>
-            </w:tcBorders>
-            <w:shd w:val="clear" w:color="auto" w:fill="FFFFFF"/>
-            <w:tcMar>
-              <w:top w:w="0" w:type="dxa"/>
-              <w:bottom w:w="0" w:type="dxa"/>
-              <w:left w:w="0" w:type="dxa"/>
-              <w:right w:w="0" w:type="dxa"/>
-            </w:tcMar>
-            <w:vAlign w:val="top"/>
-          </w:tcPr>
-          <w:p>
-            <w:pPr>
-              <w:pStyle w:val="Normal"/>
-              <w:jc w:val="center"/>
-              <w:pBdr>
-                <w:bottom w:val="none" w:sz="0" w:space="0" w:color="000000"/>
-                <w:top w:val="none" w:sz="0" w:space="0" w:color="000000"/>
-                <w:left w:val="none" w:sz="0" w:space="0" w:color="000000"/>
-                <w:right w:val="none" w:sz="0" w:space="0" w:color="000000"/>
-              </w:pBdr>
-              <w:spacing w:after="100" w:before="100" w:line="240"/>
-              <w:ind w:left="100" w:right="100" w:firstLine="0" w:firstLineChars="0"/>
-              <w:rPr>
-                <w:rFonts w:ascii="Helvetica" w:hAnsi="Helvetica" w:eastAsia="Helvetica" w:cs="Helvetica"/>
-                <w:i w:val="false"/>
-                <w:b w:val="false"/>
-                <w:u w:val="none"/>
-                <w:sz w:val="22"/>
-                <w:szCs w:val="22"/>
-                <w:color w:val="000000"/>
-              </w:rPr>
-            </w:pPr>
-            <w:r>
-              <w:rPr>
-                <w:rFonts w:ascii="Helvetica" w:hAnsi="Helvetica" w:eastAsia="Helvetica" w:cs="Helvetica"/>
-                <w:i w:val="false"/>
-                <w:b w:val="false"/>
-                <w:u w:val="none"/>
-                <w:sz w:val="22"/>
-                <w:szCs w:val="22"/>
-                <w:color w:val="000000"/>
-              </w:rPr>
-              <w:t xml:space="preserve">0.092</w:t>
+              <w:t xml:space="preserve">0.15</w:t>
+            </w:r>
+          </w:p>
+        </w:tc>
+        <w:tc>
+          <w:tcPr>
+            <w:tcBorders>
+              <w:bottom w:val="none" w:sz="0" w:space="0" w:color="000000"/>
+              <w:top w:val="none" w:sz="0" w:space="0" w:color="000000"/>
+              <w:left w:val="none" w:sz="0" w:space="0" w:color="000000"/>
+              <w:right w:val="none" w:sz="0" w:space="0" w:color="000000"/>
+            </w:tcBorders>
+            <w:shd w:val="clear" w:color="auto" w:fill="FFFFFF"/>
+            <w:tcMar>
+              <w:top w:w="0" w:type="dxa"/>
+              <w:bottom w:w="0" w:type="dxa"/>
+              <w:left w:w="0" w:type="dxa"/>
+              <w:right w:w="0" w:type="dxa"/>
+            </w:tcMar>
+            <w:vAlign w:val="top"/>
+          </w:tcPr>
+          <w:p>
+            <w:pPr>
+              <w:pStyle w:val="Normal"/>
+              <w:jc w:val="center"/>
+              <w:pBdr>
+                <w:bottom w:val="none" w:sz="0" w:space="0" w:color="000000"/>
+                <w:top w:val="none" w:sz="0" w:space="0" w:color="000000"/>
+                <w:left w:val="none" w:sz="0" w:space="0" w:color="000000"/>
+                <w:right w:val="none" w:sz="0" w:space="0" w:color="000000"/>
+              </w:pBdr>
+              <w:spacing w:after="100" w:before="100" w:line="240"/>
+              <w:ind w:left="100" w:right="100" w:firstLine="0" w:firstLineChars="0"/>
+              <w:rPr>
+                <w:rFonts w:ascii="Helvetica" w:hAnsi="Helvetica" w:eastAsia="Helvetica" w:cs="Helvetica"/>
+                <w:i w:val="false"/>
+                <w:b w:val="false"/>
+                <w:u w:val="none"/>
+                <w:sz w:val="22"/>
+                <w:szCs w:val="22"/>
+                <w:color w:val="000000"/>
+              </w:rPr>
+            </w:pPr>
+            <w:r>
+              <w:rPr>
+                <w:rFonts w:ascii="Helvetica" w:hAnsi="Helvetica" w:eastAsia="Helvetica" w:cs="Helvetica"/>
+                <w:i w:val="false"/>
+                <w:b w:val="false"/>
+                <w:u w:val="none"/>
+                <w:sz w:val="22"/>
+                <w:szCs w:val="22"/>
+                <w:color w:val="000000"/>
+              </w:rPr>
+              <w:t xml:space="preserve">0.02, 1.22</w:t>
+            </w:r>
+          </w:p>
+        </w:tc>
+        <w:tc>
+          <w:tcPr>
+            <w:tcBorders>
+              <w:bottom w:val="none" w:sz="0" w:space="0" w:color="000000"/>
+              <w:top w:val="none" w:sz="0" w:space="0" w:color="000000"/>
+              <w:left w:val="none" w:sz="0" w:space="0" w:color="000000"/>
+              <w:right w:val="none" w:sz="0" w:space="0" w:color="000000"/>
+            </w:tcBorders>
+            <w:shd w:val="clear" w:color="auto" w:fill="FFFFFF"/>
+            <w:tcMar>
+              <w:top w:w="0" w:type="dxa"/>
+              <w:bottom w:w="0" w:type="dxa"/>
+              <w:left w:w="0" w:type="dxa"/>
+              <w:right w:w="0" w:type="dxa"/>
+            </w:tcMar>
+            <w:vAlign w:val="top"/>
+          </w:tcPr>
+          <w:p>
+            <w:pPr>
+              <w:pStyle w:val="Normal"/>
+              <w:jc w:val="center"/>
+              <w:pBdr>
+                <w:bottom w:val="none" w:sz="0" w:space="0" w:color="000000"/>
+                <w:top w:val="none" w:sz="0" w:space="0" w:color="000000"/>
+                <w:left w:val="none" w:sz="0" w:space="0" w:color="000000"/>
+                <w:right w:val="none" w:sz="0" w:space="0" w:color="000000"/>
+              </w:pBdr>
+              <w:spacing w:after="100" w:before="100" w:line="240"/>
+              <w:ind w:left="100" w:right="100" w:firstLine="0" w:firstLineChars="0"/>
+              <w:rPr>
+                <w:rFonts w:ascii="Helvetica" w:hAnsi="Helvetica" w:eastAsia="Helvetica" w:cs="Helvetica"/>
+                <w:i w:val="false"/>
+                <w:b w:val="false"/>
+                <w:u w:val="none"/>
+                <w:sz w:val="22"/>
+                <w:szCs w:val="22"/>
+                <w:color w:val="000000"/>
+              </w:rPr>
+            </w:pPr>
+            <w:r>
+              <w:rPr>
+                <w:rFonts w:ascii="Helvetica" w:hAnsi="Helvetica" w:eastAsia="Helvetica" w:cs="Helvetica"/>
+                <w:i w:val="false"/>
+                <w:b w:val="false"/>
+                <w:u w:val="none"/>
+                <w:sz w:val="22"/>
+                <w:szCs w:val="22"/>
+                <w:color w:val="000000"/>
+              </w:rPr>
+              <w:t xml:space="preserve">0.077</w:t>
             </w:r>
           </w:p>
         </w:tc>
@@ -11729,113 +11729,113 @@
                 <w:szCs w:val="22"/>
                 <w:color w:val="000000"/>
               </w:rPr>
-              <w:t xml:space="preserve">0.43</w:t>
-            </w:r>
-          </w:p>
-        </w:tc>
-        <w:tc>
-          <w:tcPr>
-            <w:tcBorders>
-              <w:bottom w:val="none" w:sz="0" w:space="0" w:color="000000"/>
-              <w:top w:val="none" w:sz="0" w:space="0" w:color="000000"/>
-              <w:left w:val="none" w:sz="0" w:space="0" w:color="000000"/>
-              <w:right w:val="none" w:sz="0" w:space="0" w:color="000000"/>
-            </w:tcBorders>
-            <w:shd w:val="clear" w:color="auto" w:fill="FFFFFF"/>
-            <w:tcMar>
-              <w:top w:w="0" w:type="dxa"/>
-              <w:bottom w:w="0" w:type="dxa"/>
-              <w:left w:w="0" w:type="dxa"/>
-              <w:right w:w="0" w:type="dxa"/>
-            </w:tcMar>
-            <w:vAlign w:val="top"/>
-          </w:tcPr>
-          <w:p>
-            <w:pPr>
-              <w:pStyle w:val="Normal"/>
-              <w:jc w:val="center"/>
-              <w:pBdr>
-                <w:bottom w:val="none" w:sz="0" w:space="0" w:color="000000"/>
-                <w:top w:val="none" w:sz="0" w:space="0" w:color="000000"/>
-                <w:left w:val="none" w:sz="0" w:space="0" w:color="000000"/>
-                <w:right w:val="none" w:sz="0" w:space="0" w:color="000000"/>
-              </w:pBdr>
-              <w:spacing w:after="100" w:before="100" w:line="240"/>
-              <w:ind w:left="100" w:right="100" w:firstLine="0" w:firstLineChars="0"/>
-              <w:rPr>
-                <w:rFonts w:ascii="Helvetica" w:hAnsi="Helvetica" w:eastAsia="Helvetica" w:cs="Helvetica"/>
-                <w:i w:val="false"/>
-                <w:b w:val="false"/>
-                <w:u w:val="none"/>
-                <w:sz w:val="22"/>
-                <w:szCs w:val="22"/>
-                <w:color w:val="000000"/>
-              </w:rPr>
-            </w:pPr>
-            <w:r>
-              <w:rPr>
-                <w:rFonts w:ascii="Helvetica" w:hAnsi="Helvetica" w:eastAsia="Helvetica" w:cs="Helvetica"/>
-                <w:i w:val="false"/>
-                <w:b w:val="false"/>
-                <w:u w:val="none"/>
-                <w:sz w:val="22"/>
-                <w:szCs w:val="22"/>
-                <w:color w:val="000000"/>
-              </w:rPr>
-              <w:t xml:space="preserve">0.14, 1.35</w:t>
-            </w:r>
-          </w:p>
-        </w:tc>
-        <w:tc>
-          <w:tcPr>
-            <w:tcBorders>
-              <w:bottom w:val="none" w:sz="0" w:space="0" w:color="000000"/>
-              <w:top w:val="none" w:sz="0" w:space="0" w:color="000000"/>
-              <w:left w:val="none" w:sz="0" w:space="0" w:color="000000"/>
-              <w:right w:val="none" w:sz="0" w:space="0" w:color="000000"/>
-            </w:tcBorders>
-            <w:shd w:val="clear" w:color="auto" w:fill="FFFFFF"/>
-            <w:tcMar>
-              <w:top w:w="0" w:type="dxa"/>
-              <w:bottom w:w="0" w:type="dxa"/>
-              <w:left w:w="0" w:type="dxa"/>
-              <w:right w:w="0" w:type="dxa"/>
-            </w:tcMar>
-            <w:vAlign w:val="top"/>
-          </w:tcPr>
-          <w:p>
-            <w:pPr>
-              <w:pStyle w:val="Normal"/>
-              <w:jc w:val="center"/>
-              <w:pBdr>
-                <w:bottom w:val="none" w:sz="0" w:space="0" w:color="000000"/>
-                <w:top w:val="none" w:sz="0" w:space="0" w:color="000000"/>
-                <w:left w:val="none" w:sz="0" w:space="0" w:color="000000"/>
-                <w:right w:val="none" w:sz="0" w:space="0" w:color="000000"/>
-              </w:pBdr>
-              <w:spacing w:after="100" w:before="100" w:line="240"/>
-              <w:ind w:left="100" w:right="100" w:firstLine="0" w:firstLineChars="0"/>
-              <w:rPr>
-                <w:rFonts w:ascii="Helvetica" w:hAnsi="Helvetica" w:eastAsia="Helvetica" w:cs="Helvetica"/>
-                <w:i w:val="false"/>
-                <w:b w:val="false"/>
-                <w:u w:val="none"/>
-                <w:sz w:val="22"/>
-                <w:szCs w:val="22"/>
-                <w:color w:val="000000"/>
-              </w:rPr>
-            </w:pPr>
-            <w:r>
-              <w:rPr>
-                <w:rFonts w:ascii="Helvetica" w:hAnsi="Helvetica" w:eastAsia="Helvetica" w:cs="Helvetica"/>
-                <w:i w:val="false"/>
-                <w:b w:val="false"/>
-                <w:u w:val="none"/>
-                <w:sz w:val="22"/>
-                <w:szCs w:val="22"/>
-                <w:color w:val="000000"/>
-              </w:rPr>
-              <w:t xml:space="preserve">0.150</w:t>
+              <w:t xml:space="preserve">0.39</w:t>
+            </w:r>
+          </w:p>
+        </w:tc>
+        <w:tc>
+          <w:tcPr>
+            <w:tcBorders>
+              <w:bottom w:val="none" w:sz="0" w:space="0" w:color="000000"/>
+              <w:top w:val="none" w:sz="0" w:space="0" w:color="000000"/>
+              <w:left w:val="none" w:sz="0" w:space="0" w:color="000000"/>
+              <w:right w:val="none" w:sz="0" w:space="0" w:color="000000"/>
+            </w:tcBorders>
+            <w:shd w:val="clear" w:color="auto" w:fill="FFFFFF"/>
+            <w:tcMar>
+              <w:top w:w="0" w:type="dxa"/>
+              <w:bottom w:w="0" w:type="dxa"/>
+              <w:left w:w="0" w:type="dxa"/>
+              <w:right w:w="0" w:type="dxa"/>
+            </w:tcMar>
+            <w:vAlign w:val="top"/>
+          </w:tcPr>
+          <w:p>
+            <w:pPr>
+              <w:pStyle w:val="Normal"/>
+              <w:jc w:val="center"/>
+              <w:pBdr>
+                <w:bottom w:val="none" w:sz="0" w:space="0" w:color="000000"/>
+                <w:top w:val="none" w:sz="0" w:space="0" w:color="000000"/>
+                <w:left w:val="none" w:sz="0" w:space="0" w:color="000000"/>
+                <w:right w:val="none" w:sz="0" w:space="0" w:color="000000"/>
+              </w:pBdr>
+              <w:spacing w:after="100" w:before="100" w:line="240"/>
+              <w:ind w:left="100" w:right="100" w:firstLine="0" w:firstLineChars="0"/>
+              <w:rPr>
+                <w:rFonts w:ascii="Helvetica" w:hAnsi="Helvetica" w:eastAsia="Helvetica" w:cs="Helvetica"/>
+                <w:i w:val="false"/>
+                <w:b w:val="false"/>
+                <w:u w:val="none"/>
+                <w:sz w:val="22"/>
+                <w:szCs w:val="22"/>
+                <w:color w:val="000000"/>
+              </w:rPr>
+            </w:pPr>
+            <w:r>
+              <w:rPr>
+                <w:rFonts w:ascii="Helvetica" w:hAnsi="Helvetica" w:eastAsia="Helvetica" w:cs="Helvetica"/>
+                <w:i w:val="false"/>
+                <w:b w:val="false"/>
+                <w:u w:val="none"/>
+                <w:sz w:val="22"/>
+                <w:szCs w:val="22"/>
+                <w:color w:val="000000"/>
+              </w:rPr>
+              <w:t xml:space="preserve">0.12, 1.32</w:t>
+            </w:r>
+          </w:p>
+        </w:tc>
+        <w:tc>
+          <w:tcPr>
+            <w:tcBorders>
+              <w:bottom w:val="none" w:sz="0" w:space="0" w:color="000000"/>
+              <w:top w:val="none" w:sz="0" w:space="0" w:color="000000"/>
+              <w:left w:val="none" w:sz="0" w:space="0" w:color="000000"/>
+              <w:right w:val="none" w:sz="0" w:space="0" w:color="000000"/>
+            </w:tcBorders>
+            <w:shd w:val="clear" w:color="auto" w:fill="FFFFFF"/>
+            <w:tcMar>
+              <w:top w:w="0" w:type="dxa"/>
+              <w:bottom w:w="0" w:type="dxa"/>
+              <w:left w:w="0" w:type="dxa"/>
+              <w:right w:w="0" w:type="dxa"/>
+            </w:tcMar>
+            <w:vAlign w:val="top"/>
+          </w:tcPr>
+          <w:p>
+            <w:pPr>
+              <w:pStyle w:val="Normal"/>
+              <w:jc w:val="center"/>
+              <w:pBdr>
+                <w:bottom w:val="none" w:sz="0" w:space="0" w:color="000000"/>
+                <w:top w:val="none" w:sz="0" w:space="0" w:color="000000"/>
+                <w:left w:val="none" w:sz="0" w:space="0" w:color="000000"/>
+                <w:right w:val="none" w:sz="0" w:space="0" w:color="000000"/>
+              </w:pBdr>
+              <w:spacing w:after="100" w:before="100" w:line="240"/>
+              <w:ind w:left="100" w:right="100" w:firstLine="0" w:firstLineChars="0"/>
+              <w:rPr>
+                <w:rFonts w:ascii="Helvetica" w:hAnsi="Helvetica" w:eastAsia="Helvetica" w:cs="Helvetica"/>
+                <w:i w:val="false"/>
+                <w:b w:val="false"/>
+                <w:u w:val="none"/>
+                <w:sz w:val="22"/>
+                <w:szCs w:val="22"/>
+                <w:color w:val="000000"/>
+              </w:rPr>
+            </w:pPr>
+            <w:r>
+              <w:rPr>
+                <w:rFonts w:ascii="Helvetica" w:hAnsi="Helvetica" w:eastAsia="Helvetica" w:cs="Helvetica"/>
+                <w:i w:val="false"/>
+                <w:b w:val="false"/>
+                <w:u w:val="none"/>
+                <w:sz w:val="22"/>
+                <w:szCs w:val="22"/>
+                <w:color w:val="000000"/>
+              </w:rPr>
+              <w:t xml:space="preserve">0.130</w:t>
             </w:r>
           </w:p>
         </w:tc>
@@ -12695,113 +12695,113 @@
                 <w:szCs w:val="22"/>
                 <w:color w:val="000000"/>
               </w:rPr>
-              <w:t xml:space="preserve">1.03</w:t>
-            </w:r>
-          </w:p>
-        </w:tc>
-        <w:tc>
-          <w:tcPr>
-            <w:tcBorders>
-              <w:bottom w:val="none" w:sz="0" w:space="0" w:color="000000"/>
-              <w:top w:val="none" w:sz="0" w:space="0" w:color="000000"/>
-              <w:left w:val="none" w:sz="0" w:space="0" w:color="000000"/>
-              <w:right w:val="none" w:sz="0" w:space="0" w:color="000000"/>
-            </w:tcBorders>
-            <w:shd w:val="clear" w:color="auto" w:fill="FFFFFF"/>
-            <w:tcMar>
-              <w:top w:w="0" w:type="dxa"/>
-              <w:bottom w:w="0" w:type="dxa"/>
-              <w:left w:w="0" w:type="dxa"/>
-              <w:right w:w="0" w:type="dxa"/>
-            </w:tcMar>
-            <w:vAlign w:val="top"/>
-          </w:tcPr>
-          <w:p>
-            <w:pPr>
-              <w:pStyle w:val="Normal"/>
-              <w:jc w:val="center"/>
-              <w:pBdr>
-                <w:bottom w:val="none" w:sz="0" w:space="0" w:color="000000"/>
-                <w:top w:val="none" w:sz="0" w:space="0" w:color="000000"/>
-                <w:left w:val="none" w:sz="0" w:space="0" w:color="000000"/>
-                <w:right w:val="none" w:sz="0" w:space="0" w:color="000000"/>
-              </w:pBdr>
-              <w:spacing w:after="100" w:before="100" w:line="240"/>
-              <w:ind w:left="100" w:right="100" w:firstLine="0" w:firstLineChars="0"/>
-              <w:rPr>
-                <w:rFonts w:ascii="Helvetica" w:hAnsi="Helvetica" w:eastAsia="Helvetica" w:cs="Helvetica"/>
-                <w:i w:val="false"/>
-                <w:b w:val="false"/>
-                <w:u w:val="none"/>
-                <w:sz w:val="22"/>
-                <w:szCs w:val="22"/>
-                <w:color w:val="000000"/>
-              </w:rPr>
-            </w:pPr>
-            <w:r>
-              <w:rPr>
-                <w:rFonts w:ascii="Helvetica" w:hAnsi="Helvetica" w:eastAsia="Helvetica" w:cs="Helvetica"/>
-                <w:i w:val="false"/>
-                <w:b w:val="false"/>
-                <w:u w:val="none"/>
-                <w:sz w:val="22"/>
-                <w:szCs w:val="22"/>
-                <w:color w:val="000000"/>
-              </w:rPr>
-              <w:t xml:space="preserve">0.05, 20.1</w:t>
-            </w:r>
-          </w:p>
-        </w:tc>
-        <w:tc>
-          <w:tcPr>
-            <w:tcBorders>
-              <w:bottom w:val="none" w:sz="0" w:space="0" w:color="000000"/>
-              <w:top w:val="none" w:sz="0" w:space="0" w:color="000000"/>
-              <w:left w:val="none" w:sz="0" w:space="0" w:color="000000"/>
-              <w:right w:val="none" w:sz="0" w:space="0" w:color="000000"/>
-            </w:tcBorders>
-            <w:shd w:val="clear" w:color="auto" w:fill="FFFFFF"/>
-            <w:tcMar>
-              <w:top w:w="0" w:type="dxa"/>
-              <w:bottom w:w="0" w:type="dxa"/>
-              <w:left w:w="0" w:type="dxa"/>
-              <w:right w:w="0" w:type="dxa"/>
-            </w:tcMar>
-            <w:vAlign w:val="top"/>
-          </w:tcPr>
-          <w:p>
-            <w:pPr>
-              <w:pStyle w:val="Normal"/>
-              <w:jc w:val="center"/>
-              <w:pBdr>
-                <w:bottom w:val="none" w:sz="0" w:space="0" w:color="000000"/>
-                <w:top w:val="none" w:sz="0" w:space="0" w:color="000000"/>
-                <w:left w:val="none" w:sz="0" w:space="0" w:color="000000"/>
-                <w:right w:val="none" w:sz="0" w:space="0" w:color="000000"/>
-              </w:pBdr>
-              <w:spacing w:after="100" w:before="100" w:line="240"/>
-              <w:ind w:left="100" w:right="100" w:firstLine="0" w:firstLineChars="0"/>
-              <w:rPr>
-                <w:rFonts w:ascii="Helvetica" w:hAnsi="Helvetica" w:eastAsia="Helvetica" w:cs="Helvetica"/>
-                <w:i w:val="false"/>
-                <w:b w:val="false"/>
-                <w:u w:val="none"/>
-                <w:sz w:val="22"/>
-                <w:szCs w:val="22"/>
-                <w:color w:val="000000"/>
-              </w:rPr>
-            </w:pPr>
-            <w:r>
-              <w:rPr>
-                <w:rFonts w:ascii="Helvetica" w:hAnsi="Helvetica" w:eastAsia="Helvetica" w:cs="Helvetica"/>
-                <w:i w:val="false"/>
-                <w:b w:val="false"/>
-                <w:u w:val="none"/>
-                <w:sz w:val="22"/>
-                <w:szCs w:val="22"/>
-                <w:color w:val="000000"/>
-              </w:rPr>
-              <w:t xml:space="preserve">0.980</w:t>
+              <w:t xml:space="preserve">1.29</w:t>
+            </w:r>
+          </w:p>
+        </w:tc>
+        <w:tc>
+          <w:tcPr>
+            <w:tcBorders>
+              <w:bottom w:val="none" w:sz="0" w:space="0" w:color="000000"/>
+              <w:top w:val="none" w:sz="0" w:space="0" w:color="000000"/>
+              <w:left w:val="none" w:sz="0" w:space="0" w:color="000000"/>
+              <w:right w:val="none" w:sz="0" w:space="0" w:color="000000"/>
+            </w:tcBorders>
+            <w:shd w:val="clear" w:color="auto" w:fill="FFFFFF"/>
+            <w:tcMar>
+              <w:top w:w="0" w:type="dxa"/>
+              <w:bottom w:w="0" w:type="dxa"/>
+              <w:left w:w="0" w:type="dxa"/>
+              <w:right w:w="0" w:type="dxa"/>
+            </w:tcMar>
+            <w:vAlign w:val="top"/>
+          </w:tcPr>
+          <w:p>
+            <w:pPr>
+              <w:pStyle w:val="Normal"/>
+              <w:jc w:val="center"/>
+              <w:pBdr>
+                <w:bottom w:val="none" w:sz="0" w:space="0" w:color="000000"/>
+                <w:top w:val="none" w:sz="0" w:space="0" w:color="000000"/>
+                <w:left w:val="none" w:sz="0" w:space="0" w:color="000000"/>
+                <w:right w:val="none" w:sz="0" w:space="0" w:color="000000"/>
+              </w:pBdr>
+              <w:spacing w:after="100" w:before="100" w:line="240"/>
+              <w:ind w:left="100" w:right="100" w:firstLine="0" w:firstLineChars="0"/>
+              <w:rPr>
+                <w:rFonts w:ascii="Helvetica" w:hAnsi="Helvetica" w:eastAsia="Helvetica" w:cs="Helvetica"/>
+                <w:i w:val="false"/>
+                <w:b w:val="false"/>
+                <w:u w:val="none"/>
+                <w:sz w:val="22"/>
+                <w:szCs w:val="22"/>
+                <w:color w:val="000000"/>
+              </w:rPr>
+            </w:pPr>
+            <w:r>
+              <w:rPr>
+                <w:rFonts w:ascii="Helvetica" w:hAnsi="Helvetica" w:eastAsia="Helvetica" w:cs="Helvetica"/>
+                <w:i w:val="false"/>
+                <w:b w:val="false"/>
+                <w:u w:val="none"/>
+                <w:sz w:val="22"/>
+                <w:szCs w:val="22"/>
+                <w:color w:val="000000"/>
+              </w:rPr>
+              <w:t xml:space="preserve">0.07, 23.7</w:t>
+            </w:r>
+          </w:p>
+        </w:tc>
+        <w:tc>
+          <w:tcPr>
+            <w:tcBorders>
+              <w:bottom w:val="none" w:sz="0" w:space="0" w:color="000000"/>
+              <w:top w:val="none" w:sz="0" w:space="0" w:color="000000"/>
+              <w:left w:val="none" w:sz="0" w:space="0" w:color="000000"/>
+              <w:right w:val="none" w:sz="0" w:space="0" w:color="000000"/>
+            </w:tcBorders>
+            <w:shd w:val="clear" w:color="auto" w:fill="FFFFFF"/>
+            <w:tcMar>
+              <w:top w:w="0" w:type="dxa"/>
+              <w:bottom w:w="0" w:type="dxa"/>
+              <w:left w:w="0" w:type="dxa"/>
+              <w:right w:w="0" w:type="dxa"/>
+            </w:tcMar>
+            <w:vAlign w:val="top"/>
+          </w:tcPr>
+          <w:p>
+            <w:pPr>
+              <w:pStyle w:val="Normal"/>
+              <w:jc w:val="center"/>
+              <w:pBdr>
+                <w:bottom w:val="none" w:sz="0" w:space="0" w:color="000000"/>
+                <w:top w:val="none" w:sz="0" w:space="0" w:color="000000"/>
+                <w:left w:val="none" w:sz="0" w:space="0" w:color="000000"/>
+                <w:right w:val="none" w:sz="0" w:space="0" w:color="000000"/>
+              </w:pBdr>
+              <w:spacing w:after="100" w:before="100" w:line="240"/>
+              <w:ind w:left="100" w:right="100" w:firstLine="0" w:firstLineChars="0"/>
+              <w:rPr>
+                <w:rFonts w:ascii="Helvetica" w:hAnsi="Helvetica" w:eastAsia="Helvetica" w:cs="Helvetica"/>
+                <w:i w:val="false"/>
+                <w:b w:val="false"/>
+                <w:u w:val="none"/>
+                <w:sz w:val="22"/>
+                <w:szCs w:val="22"/>
+                <w:color w:val="000000"/>
+              </w:rPr>
+            </w:pPr>
+            <w:r>
+              <w:rPr>
+                <w:rFonts w:ascii="Helvetica" w:hAnsi="Helvetica" w:eastAsia="Helvetica" w:cs="Helvetica"/>
+                <w:i w:val="false"/>
+                <w:b w:val="false"/>
+                <w:u w:val="none"/>
+                <w:sz w:val="22"/>
+                <w:szCs w:val="22"/>
+                <w:color w:val="000000"/>
+              </w:rPr>
+              <w:t xml:space="preserve">0.860</w:t>
             </w:r>
           </w:p>
         </w:tc>
@@ -13178,60 +13178,60 @@
                 <w:szCs w:val="22"/>
                 <w:color w:val="000000"/>
               </w:rPr>
-              <w:t xml:space="preserve">0.41</w:t>
-            </w:r>
-          </w:p>
-        </w:tc>
-        <w:tc>
-          <w:tcPr>
-            <w:tcBorders>
-              <w:bottom w:val="none" w:sz="0" w:space="0" w:color="000000"/>
-              <w:top w:val="none" w:sz="0" w:space="0" w:color="000000"/>
-              <w:left w:val="none" w:sz="0" w:space="0" w:color="000000"/>
-              <w:right w:val="none" w:sz="0" w:space="0" w:color="000000"/>
-            </w:tcBorders>
-            <w:shd w:val="clear" w:color="auto" w:fill="FFFFFF"/>
-            <w:tcMar>
-              <w:top w:w="0" w:type="dxa"/>
-              <w:bottom w:w="0" w:type="dxa"/>
-              <w:left w:w="0" w:type="dxa"/>
-              <w:right w:w="0" w:type="dxa"/>
-            </w:tcMar>
-            <w:vAlign w:val="top"/>
-          </w:tcPr>
-          <w:p>
-            <w:pPr>
-              <w:pStyle w:val="Normal"/>
-              <w:jc w:val="center"/>
-              <w:pBdr>
-                <w:bottom w:val="none" w:sz="0" w:space="0" w:color="000000"/>
-                <w:top w:val="none" w:sz="0" w:space="0" w:color="000000"/>
-                <w:left w:val="none" w:sz="0" w:space="0" w:color="000000"/>
-                <w:right w:val="none" w:sz="0" w:space="0" w:color="000000"/>
-              </w:pBdr>
-              <w:spacing w:after="100" w:before="100" w:line="240"/>
-              <w:ind w:left="100" w:right="100" w:firstLine="0" w:firstLineChars="0"/>
-              <w:rPr>
-                <w:rFonts w:ascii="Helvetica" w:hAnsi="Helvetica" w:eastAsia="Helvetica" w:cs="Helvetica"/>
-                <w:i w:val="false"/>
-                <w:b w:val="false"/>
-                <w:u w:val="none"/>
-                <w:sz w:val="22"/>
-                <w:szCs w:val="22"/>
-                <w:color w:val="000000"/>
-              </w:rPr>
-            </w:pPr>
-            <w:r>
-              <w:rPr>
-                <w:rFonts w:ascii="Helvetica" w:hAnsi="Helvetica" w:eastAsia="Helvetica" w:cs="Helvetica"/>
-                <w:i w:val="false"/>
-                <w:b w:val="false"/>
-                <w:u w:val="none"/>
-                <w:sz w:val="22"/>
-                <w:szCs w:val="22"/>
-                <w:color w:val="000000"/>
-              </w:rPr>
-              <w:t xml:space="preserve">0.05, 3.51</w:t>
+              <w:t xml:space="preserve">0.40</w:t>
+            </w:r>
+          </w:p>
+        </w:tc>
+        <w:tc>
+          <w:tcPr>
+            <w:tcBorders>
+              <w:bottom w:val="none" w:sz="0" w:space="0" w:color="000000"/>
+              <w:top w:val="none" w:sz="0" w:space="0" w:color="000000"/>
+              <w:left w:val="none" w:sz="0" w:space="0" w:color="000000"/>
+              <w:right w:val="none" w:sz="0" w:space="0" w:color="000000"/>
+            </w:tcBorders>
+            <w:shd w:val="clear" w:color="auto" w:fill="FFFFFF"/>
+            <w:tcMar>
+              <w:top w:w="0" w:type="dxa"/>
+              <w:bottom w:w="0" w:type="dxa"/>
+              <w:left w:w="0" w:type="dxa"/>
+              <w:right w:w="0" w:type="dxa"/>
+            </w:tcMar>
+            <w:vAlign w:val="top"/>
+          </w:tcPr>
+          <w:p>
+            <w:pPr>
+              <w:pStyle w:val="Normal"/>
+              <w:jc w:val="center"/>
+              <w:pBdr>
+                <w:bottom w:val="none" w:sz="0" w:space="0" w:color="000000"/>
+                <w:top w:val="none" w:sz="0" w:space="0" w:color="000000"/>
+                <w:left w:val="none" w:sz="0" w:space="0" w:color="000000"/>
+                <w:right w:val="none" w:sz="0" w:space="0" w:color="000000"/>
+              </w:pBdr>
+              <w:spacing w:after="100" w:before="100" w:line="240"/>
+              <w:ind w:left="100" w:right="100" w:firstLine="0" w:firstLineChars="0"/>
+              <w:rPr>
+                <w:rFonts w:ascii="Helvetica" w:hAnsi="Helvetica" w:eastAsia="Helvetica" w:cs="Helvetica"/>
+                <w:i w:val="false"/>
+                <w:b w:val="false"/>
+                <w:u w:val="none"/>
+                <w:sz w:val="22"/>
+                <w:szCs w:val="22"/>
+                <w:color w:val="000000"/>
+              </w:rPr>
+            </w:pPr>
+            <w:r>
+              <w:rPr>
+                <w:rFonts w:ascii="Helvetica" w:hAnsi="Helvetica" w:eastAsia="Helvetica" w:cs="Helvetica"/>
+                <w:i w:val="false"/>
+                <w:b w:val="false"/>
+                <w:u w:val="none"/>
+                <w:sz w:val="22"/>
+                <w:szCs w:val="22"/>
+                <w:color w:val="000000"/>
+              </w:rPr>
+              <w:t xml:space="preserve">0.05, 3.55</w:t>
             </w:r>
           </w:p>
         </w:tc>
@@ -13661,113 +13661,113 @@
                 <w:szCs w:val="22"/>
                 <w:color w:val="000000"/>
               </w:rPr>
-              <w:t xml:space="preserve">1.02</w:t>
-            </w:r>
-          </w:p>
-        </w:tc>
-        <w:tc>
-          <w:tcPr>
-            <w:tcBorders>
-              <w:bottom w:val="none" w:sz="0" w:space="0" w:color="000000"/>
-              <w:top w:val="none" w:sz="0" w:space="0" w:color="000000"/>
-              <w:left w:val="none" w:sz="0" w:space="0" w:color="000000"/>
-              <w:right w:val="none" w:sz="0" w:space="0" w:color="000000"/>
-            </w:tcBorders>
-            <w:shd w:val="clear" w:color="auto" w:fill="FFFFFF"/>
-            <w:tcMar>
-              <w:top w:w="0" w:type="dxa"/>
-              <w:bottom w:w="0" w:type="dxa"/>
-              <w:left w:w="0" w:type="dxa"/>
-              <w:right w:w="0" w:type="dxa"/>
-            </w:tcMar>
-            <w:vAlign w:val="top"/>
-          </w:tcPr>
-          <w:p>
-            <w:pPr>
-              <w:pStyle w:val="Normal"/>
-              <w:jc w:val="center"/>
-              <w:pBdr>
-                <w:bottom w:val="none" w:sz="0" w:space="0" w:color="000000"/>
-                <w:top w:val="none" w:sz="0" w:space="0" w:color="000000"/>
-                <w:left w:val="none" w:sz="0" w:space="0" w:color="000000"/>
-                <w:right w:val="none" w:sz="0" w:space="0" w:color="000000"/>
-              </w:pBdr>
-              <w:spacing w:after="100" w:before="100" w:line="240"/>
-              <w:ind w:left="100" w:right="100" w:firstLine="0" w:firstLineChars="0"/>
-              <w:rPr>
-                <w:rFonts w:ascii="Helvetica" w:hAnsi="Helvetica" w:eastAsia="Helvetica" w:cs="Helvetica"/>
-                <w:i w:val="false"/>
-                <w:b w:val="false"/>
-                <w:u w:val="none"/>
-                <w:sz w:val="22"/>
-                <w:szCs w:val="22"/>
-                <w:color w:val="000000"/>
-              </w:rPr>
-            </w:pPr>
-            <w:r>
-              <w:rPr>
-                <w:rFonts w:ascii="Helvetica" w:hAnsi="Helvetica" w:eastAsia="Helvetica" w:cs="Helvetica"/>
-                <w:i w:val="false"/>
-                <w:b w:val="false"/>
-                <w:u w:val="none"/>
-                <w:sz w:val="22"/>
-                <w:szCs w:val="22"/>
-                <w:color w:val="000000"/>
-              </w:rPr>
-              <w:t xml:space="preserve">0.96, 1.08</w:t>
-            </w:r>
-          </w:p>
-        </w:tc>
-        <w:tc>
-          <w:tcPr>
-            <w:tcBorders>
-              <w:bottom w:val="none" w:sz="0" w:space="0" w:color="000000"/>
-              <w:top w:val="none" w:sz="0" w:space="0" w:color="000000"/>
-              <w:left w:val="none" w:sz="0" w:space="0" w:color="000000"/>
-              <w:right w:val="none" w:sz="0" w:space="0" w:color="000000"/>
-            </w:tcBorders>
-            <w:shd w:val="clear" w:color="auto" w:fill="FFFFFF"/>
-            <w:tcMar>
-              <w:top w:w="0" w:type="dxa"/>
-              <w:bottom w:w="0" w:type="dxa"/>
-              <w:left w:w="0" w:type="dxa"/>
-              <w:right w:w="0" w:type="dxa"/>
-            </w:tcMar>
-            <w:vAlign w:val="top"/>
-          </w:tcPr>
-          <w:p>
-            <w:pPr>
-              <w:pStyle w:val="Normal"/>
-              <w:jc w:val="center"/>
-              <w:pBdr>
-                <w:bottom w:val="none" w:sz="0" w:space="0" w:color="000000"/>
-                <w:top w:val="none" w:sz="0" w:space="0" w:color="000000"/>
-                <w:left w:val="none" w:sz="0" w:space="0" w:color="000000"/>
-                <w:right w:val="none" w:sz="0" w:space="0" w:color="000000"/>
-              </w:pBdr>
-              <w:spacing w:after="100" w:before="100" w:line="240"/>
-              <w:ind w:left="100" w:right="100" w:firstLine="0" w:firstLineChars="0"/>
-              <w:rPr>
-                <w:rFonts w:ascii="Helvetica" w:hAnsi="Helvetica" w:eastAsia="Helvetica" w:cs="Helvetica"/>
-                <w:i w:val="false"/>
-                <w:b w:val="false"/>
-                <w:u w:val="none"/>
-                <w:sz w:val="22"/>
-                <w:szCs w:val="22"/>
-                <w:color w:val="000000"/>
-              </w:rPr>
-            </w:pPr>
-            <w:r>
-              <w:rPr>
-                <w:rFonts w:ascii="Helvetica" w:hAnsi="Helvetica" w:eastAsia="Helvetica" w:cs="Helvetica"/>
-                <w:i w:val="false"/>
-                <w:b w:val="false"/>
-                <w:u w:val="none"/>
-                <w:sz w:val="22"/>
-                <w:szCs w:val="22"/>
-                <w:color w:val="000000"/>
-              </w:rPr>
-              <w:t xml:space="preserve">0.540</w:t>
+              <w:t xml:space="preserve">1.03</w:t>
+            </w:r>
+          </w:p>
+        </w:tc>
+        <w:tc>
+          <w:tcPr>
+            <w:tcBorders>
+              <w:bottom w:val="none" w:sz="0" w:space="0" w:color="000000"/>
+              <w:top w:val="none" w:sz="0" w:space="0" w:color="000000"/>
+              <w:left w:val="none" w:sz="0" w:space="0" w:color="000000"/>
+              <w:right w:val="none" w:sz="0" w:space="0" w:color="000000"/>
+            </w:tcBorders>
+            <w:shd w:val="clear" w:color="auto" w:fill="FFFFFF"/>
+            <w:tcMar>
+              <w:top w:w="0" w:type="dxa"/>
+              <w:bottom w:w="0" w:type="dxa"/>
+              <w:left w:w="0" w:type="dxa"/>
+              <w:right w:w="0" w:type="dxa"/>
+            </w:tcMar>
+            <w:vAlign w:val="top"/>
+          </w:tcPr>
+          <w:p>
+            <w:pPr>
+              <w:pStyle w:val="Normal"/>
+              <w:jc w:val="center"/>
+              <w:pBdr>
+                <w:bottom w:val="none" w:sz="0" w:space="0" w:color="000000"/>
+                <w:top w:val="none" w:sz="0" w:space="0" w:color="000000"/>
+                <w:left w:val="none" w:sz="0" w:space="0" w:color="000000"/>
+                <w:right w:val="none" w:sz="0" w:space="0" w:color="000000"/>
+              </w:pBdr>
+              <w:spacing w:after="100" w:before="100" w:line="240"/>
+              <w:ind w:left="100" w:right="100" w:firstLine="0" w:firstLineChars="0"/>
+              <w:rPr>
+                <w:rFonts w:ascii="Helvetica" w:hAnsi="Helvetica" w:eastAsia="Helvetica" w:cs="Helvetica"/>
+                <w:i w:val="false"/>
+                <w:b w:val="false"/>
+                <w:u w:val="none"/>
+                <w:sz w:val="22"/>
+                <w:szCs w:val="22"/>
+                <w:color w:val="000000"/>
+              </w:rPr>
+            </w:pPr>
+            <w:r>
+              <w:rPr>
+                <w:rFonts w:ascii="Helvetica" w:hAnsi="Helvetica" w:eastAsia="Helvetica" w:cs="Helvetica"/>
+                <w:i w:val="false"/>
+                <w:b w:val="false"/>
+                <w:u w:val="none"/>
+                <w:sz w:val="22"/>
+                <w:szCs w:val="22"/>
+                <w:color w:val="000000"/>
+              </w:rPr>
+              <w:t xml:space="preserve">0.97, 1.09</w:t>
+            </w:r>
+          </w:p>
+        </w:tc>
+        <w:tc>
+          <w:tcPr>
+            <w:tcBorders>
+              <w:bottom w:val="none" w:sz="0" w:space="0" w:color="000000"/>
+              <w:top w:val="none" w:sz="0" w:space="0" w:color="000000"/>
+              <w:left w:val="none" w:sz="0" w:space="0" w:color="000000"/>
+              <w:right w:val="none" w:sz="0" w:space="0" w:color="000000"/>
+            </w:tcBorders>
+            <w:shd w:val="clear" w:color="auto" w:fill="FFFFFF"/>
+            <w:tcMar>
+              <w:top w:w="0" w:type="dxa"/>
+              <w:bottom w:w="0" w:type="dxa"/>
+              <w:left w:w="0" w:type="dxa"/>
+              <w:right w:w="0" w:type="dxa"/>
+            </w:tcMar>
+            <w:vAlign w:val="top"/>
+          </w:tcPr>
+          <w:p>
+            <w:pPr>
+              <w:pStyle w:val="Normal"/>
+              <w:jc w:val="center"/>
+              <w:pBdr>
+                <w:bottom w:val="none" w:sz="0" w:space="0" w:color="000000"/>
+                <w:top w:val="none" w:sz="0" w:space="0" w:color="000000"/>
+                <w:left w:val="none" w:sz="0" w:space="0" w:color="000000"/>
+                <w:right w:val="none" w:sz="0" w:space="0" w:color="000000"/>
+              </w:pBdr>
+              <w:spacing w:after="100" w:before="100" w:line="240"/>
+              <w:ind w:left="100" w:right="100" w:firstLine="0" w:firstLineChars="0"/>
+              <w:rPr>
+                <w:rFonts w:ascii="Helvetica" w:hAnsi="Helvetica" w:eastAsia="Helvetica" w:cs="Helvetica"/>
+                <w:i w:val="false"/>
+                <w:b w:val="false"/>
+                <w:u w:val="none"/>
+                <w:sz w:val="22"/>
+                <w:szCs w:val="22"/>
+                <w:color w:val="000000"/>
+              </w:rPr>
+            </w:pPr>
+            <w:r>
+              <w:rPr>
+                <w:rFonts w:ascii="Helvetica" w:hAnsi="Helvetica" w:eastAsia="Helvetica" w:cs="Helvetica"/>
+                <w:i w:val="false"/>
+                <w:b w:val="false"/>
+                <w:u w:val="none"/>
+                <w:sz w:val="22"/>
+                <w:szCs w:val="22"/>
+                <w:color w:val="000000"/>
+              </w:rPr>
+              <w:t xml:space="preserve">0.380</w:t>
             </w:r>
           </w:p>
         </w:tc>
@@ -14144,113 +14144,113 @@
                 <w:szCs w:val="22"/>
                 <w:color w:val="000000"/>
               </w:rPr>
-              <w:t xml:space="preserve">0.61</w:t>
-            </w:r>
-          </w:p>
-        </w:tc>
-        <w:tc>
-          <w:tcPr>
-            <w:tcBorders>
-              <w:bottom w:val="none" w:sz="0" w:space="0" w:color="000000"/>
-              <w:top w:val="none" w:sz="0" w:space="0" w:color="000000"/>
-              <w:left w:val="none" w:sz="0" w:space="0" w:color="000000"/>
-              <w:right w:val="none" w:sz="0" w:space="0" w:color="000000"/>
-            </w:tcBorders>
-            <w:shd w:val="clear" w:color="auto" w:fill="FFFFFF"/>
-            <w:tcMar>
-              <w:top w:w="0" w:type="dxa"/>
-              <w:bottom w:w="0" w:type="dxa"/>
-              <w:left w:w="0" w:type="dxa"/>
-              <w:right w:w="0" w:type="dxa"/>
-            </w:tcMar>
-            <w:vAlign w:val="top"/>
-          </w:tcPr>
-          <w:p>
-            <w:pPr>
-              <w:pStyle w:val="Normal"/>
-              <w:jc w:val="center"/>
-              <w:pBdr>
-                <w:bottom w:val="none" w:sz="0" w:space="0" w:color="000000"/>
-                <w:top w:val="none" w:sz="0" w:space="0" w:color="000000"/>
-                <w:left w:val="none" w:sz="0" w:space="0" w:color="000000"/>
-                <w:right w:val="none" w:sz="0" w:space="0" w:color="000000"/>
-              </w:pBdr>
-              <w:spacing w:after="100" w:before="100" w:line="240"/>
-              <w:ind w:left="100" w:right="100" w:firstLine="0" w:firstLineChars="0"/>
-              <w:rPr>
-                <w:rFonts w:ascii="Helvetica" w:hAnsi="Helvetica" w:eastAsia="Helvetica" w:cs="Helvetica"/>
-                <w:i w:val="false"/>
-                <w:b w:val="false"/>
-                <w:u w:val="none"/>
-                <w:sz w:val="22"/>
-                <w:szCs w:val="22"/>
-                <w:color w:val="000000"/>
-              </w:rPr>
-            </w:pPr>
-            <w:r>
-              <w:rPr>
-                <w:rFonts w:ascii="Helvetica" w:hAnsi="Helvetica" w:eastAsia="Helvetica" w:cs="Helvetica"/>
-                <w:i w:val="false"/>
-                <w:b w:val="false"/>
-                <w:u w:val="none"/>
-                <w:sz w:val="22"/>
-                <w:szCs w:val="22"/>
-                <w:color w:val="000000"/>
-              </w:rPr>
-              <w:t xml:space="preserve">0.18, 2.05</w:t>
-            </w:r>
-          </w:p>
-        </w:tc>
-        <w:tc>
-          <w:tcPr>
-            <w:tcBorders>
-              <w:bottom w:val="none" w:sz="0" w:space="0" w:color="000000"/>
-              <w:top w:val="none" w:sz="0" w:space="0" w:color="000000"/>
-              <w:left w:val="none" w:sz="0" w:space="0" w:color="000000"/>
-              <w:right w:val="none" w:sz="0" w:space="0" w:color="000000"/>
-            </w:tcBorders>
-            <w:shd w:val="clear" w:color="auto" w:fill="FFFFFF"/>
-            <w:tcMar>
-              <w:top w:w="0" w:type="dxa"/>
-              <w:bottom w:w="0" w:type="dxa"/>
-              <w:left w:w="0" w:type="dxa"/>
-              <w:right w:w="0" w:type="dxa"/>
-            </w:tcMar>
-            <w:vAlign w:val="top"/>
-          </w:tcPr>
-          <w:p>
-            <w:pPr>
-              <w:pStyle w:val="Normal"/>
-              <w:jc w:val="center"/>
-              <w:pBdr>
-                <w:bottom w:val="none" w:sz="0" w:space="0" w:color="000000"/>
-                <w:top w:val="none" w:sz="0" w:space="0" w:color="000000"/>
-                <w:left w:val="none" w:sz="0" w:space="0" w:color="000000"/>
-                <w:right w:val="none" w:sz="0" w:space="0" w:color="000000"/>
-              </w:pBdr>
-              <w:spacing w:after="100" w:before="100" w:line="240"/>
-              <w:ind w:left="100" w:right="100" w:firstLine="0" w:firstLineChars="0"/>
-              <w:rPr>
-                <w:rFonts w:ascii="Helvetica" w:hAnsi="Helvetica" w:eastAsia="Helvetica" w:cs="Helvetica"/>
-                <w:i w:val="false"/>
-                <w:b w:val="false"/>
-                <w:u w:val="none"/>
-                <w:sz w:val="22"/>
-                <w:szCs w:val="22"/>
-                <w:color w:val="000000"/>
-              </w:rPr>
-            </w:pPr>
-            <w:r>
-              <w:rPr>
-                <w:rFonts w:ascii="Helvetica" w:hAnsi="Helvetica" w:eastAsia="Helvetica" w:cs="Helvetica"/>
-                <w:i w:val="false"/>
-                <w:b w:val="false"/>
-                <w:u w:val="none"/>
-                <w:sz w:val="22"/>
-                <w:szCs w:val="22"/>
-                <w:color w:val="000000"/>
-              </w:rPr>
-              <w:t xml:space="preserve">0.430</w:t>
+              <w:t xml:space="preserve">0.58</w:t>
+            </w:r>
+          </w:p>
+        </w:tc>
+        <w:tc>
+          <w:tcPr>
+            <w:tcBorders>
+              <w:bottom w:val="none" w:sz="0" w:space="0" w:color="000000"/>
+              <w:top w:val="none" w:sz="0" w:space="0" w:color="000000"/>
+              <w:left w:val="none" w:sz="0" w:space="0" w:color="000000"/>
+              <w:right w:val="none" w:sz="0" w:space="0" w:color="000000"/>
+            </w:tcBorders>
+            <w:shd w:val="clear" w:color="auto" w:fill="FFFFFF"/>
+            <w:tcMar>
+              <w:top w:w="0" w:type="dxa"/>
+              <w:bottom w:w="0" w:type="dxa"/>
+              <w:left w:w="0" w:type="dxa"/>
+              <w:right w:w="0" w:type="dxa"/>
+            </w:tcMar>
+            <w:vAlign w:val="top"/>
+          </w:tcPr>
+          <w:p>
+            <w:pPr>
+              <w:pStyle w:val="Normal"/>
+              <w:jc w:val="center"/>
+              <w:pBdr>
+                <w:bottom w:val="none" w:sz="0" w:space="0" w:color="000000"/>
+                <w:top w:val="none" w:sz="0" w:space="0" w:color="000000"/>
+                <w:left w:val="none" w:sz="0" w:space="0" w:color="000000"/>
+                <w:right w:val="none" w:sz="0" w:space="0" w:color="000000"/>
+              </w:pBdr>
+              <w:spacing w:after="100" w:before="100" w:line="240"/>
+              <w:ind w:left="100" w:right="100" w:firstLine="0" w:firstLineChars="0"/>
+              <w:rPr>
+                <w:rFonts w:ascii="Helvetica" w:hAnsi="Helvetica" w:eastAsia="Helvetica" w:cs="Helvetica"/>
+                <w:i w:val="false"/>
+                <w:b w:val="false"/>
+                <w:u w:val="none"/>
+                <w:sz w:val="22"/>
+                <w:szCs w:val="22"/>
+                <w:color w:val="000000"/>
+              </w:rPr>
+            </w:pPr>
+            <w:r>
+              <w:rPr>
+                <w:rFonts w:ascii="Helvetica" w:hAnsi="Helvetica" w:eastAsia="Helvetica" w:cs="Helvetica"/>
+                <w:i w:val="false"/>
+                <w:b w:val="false"/>
+                <w:u w:val="none"/>
+                <w:sz w:val="22"/>
+                <w:szCs w:val="22"/>
+                <w:color w:val="000000"/>
+              </w:rPr>
+              <w:t xml:space="preserve">0.17, 1.95</w:t>
+            </w:r>
+          </w:p>
+        </w:tc>
+        <w:tc>
+          <w:tcPr>
+            <w:tcBorders>
+              <w:bottom w:val="none" w:sz="0" w:space="0" w:color="000000"/>
+              <w:top w:val="none" w:sz="0" w:space="0" w:color="000000"/>
+              <w:left w:val="none" w:sz="0" w:space="0" w:color="000000"/>
+              <w:right w:val="none" w:sz="0" w:space="0" w:color="000000"/>
+            </w:tcBorders>
+            <w:shd w:val="clear" w:color="auto" w:fill="FFFFFF"/>
+            <w:tcMar>
+              <w:top w:w="0" w:type="dxa"/>
+              <w:bottom w:w="0" w:type="dxa"/>
+              <w:left w:w="0" w:type="dxa"/>
+              <w:right w:w="0" w:type="dxa"/>
+            </w:tcMar>
+            <w:vAlign w:val="top"/>
+          </w:tcPr>
+          <w:p>
+            <w:pPr>
+              <w:pStyle w:val="Normal"/>
+              <w:jc w:val="center"/>
+              <w:pBdr>
+                <w:bottom w:val="none" w:sz="0" w:space="0" w:color="000000"/>
+                <w:top w:val="none" w:sz="0" w:space="0" w:color="000000"/>
+                <w:left w:val="none" w:sz="0" w:space="0" w:color="000000"/>
+                <w:right w:val="none" w:sz="0" w:space="0" w:color="000000"/>
+              </w:pBdr>
+              <w:spacing w:after="100" w:before="100" w:line="240"/>
+              <w:ind w:left="100" w:right="100" w:firstLine="0" w:firstLineChars="0"/>
+              <w:rPr>
+                <w:rFonts w:ascii="Helvetica" w:hAnsi="Helvetica" w:eastAsia="Helvetica" w:cs="Helvetica"/>
+                <w:i w:val="false"/>
+                <w:b w:val="false"/>
+                <w:u w:val="none"/>
+                <w:sz w:val="22"/>
+                <w:szCs w:val="22"/>
+                <w:color w:val="000000"/>
+              </w:rPr>
+            </w:pPr>
+            <w:r>
+              <w:rPr>
+                <w:rFonts w:ascii="Helvetica" w:hAnsi="Helvetica" w:eastAsia="Helvetica" w:cs="Helvetica"/>
+                <w:i w:val="false"/>
+                <w:b w:val="false"/>
+                <w:u w:val="none"/>
+                <w:sz w:val="22"/>
+                <w:szCs w:val="22"/>
+                <w:color w:val="000000"/>
+              </w:rPr>
+              <w:t xml:space="preserve">0.380</w:t>
             </w:r>
           </w:p>
         </w:tc>
@@ -14627,113 +14627,113 @@
                 <w:szCs w:val="22"/>
                 <w:color w:val="000000"/>
               </w:rPr>
-              <w:t xml:space="preserve">0.35</w:t>
-            </w:r>
-          </w:p>
-        </w:tc>
-        <w:tc>
-          <w:tcPr>
-            <w:tcBorders>
-              <w:bottom w:val="none" w:sz="0" w:space="0" w:color="000000"/>
-              <w:top w:val="none" w:sz="0" w:space="0" w:color="000000"/>
-              <w:left w:val="none" w:sz="0" w:space="0" w:color="000000"/>
-              <w:right w:val="none" w:sz="0" w:space="0" w:color="000000"/>
-            </w:tcBorders>
-            <w:shd w:val="clear" w:color="auto" w:fill="FFFFFF"/>
-            <w:tcMar>
-              <w:top w:w="0" w:type="dxa"/>
-              <w:bottom w:w="0" w:type="dxa"/>
-              <w:left w:w="0" w:type="dxa"/>
-              <w:right w:w="0" w:type="dxa"/>
-            </w:tcMar>
-            <w:vAlign w:val="top"/>
-          </w:tcPr>
-          <w:p>
-            <w:pPr>
-              <w:pStyle w:val="Normal"/>
-              <w:jc w:val="center"/>
-              <w:pBdr>
-                <w:bottom w:val="none" w:sz="0" w:space="0" w:color="000000"/>
-                <w:top w:val="none" w:sz="0" w:space="0" w:color="000000"/>
-                <w:left w:val="none" w:sz="0" w:space="0" w:color="000000"/>
-                <w:right w:val="none" w:sz="0" w:space="0" w:color="000000"/>
-              </w:pBdr>
-              <w:spacing w:after="100" w:before="100" w:line="240"/>
-              <w:ind w:left="100" w:right="100" w:firstLine="0" w:firstLineChars="0"/>
-              <w:rPr>
-                <w:rFonts w:ascii="Helvetica" w:hAnsi="Helvetica" w:eastAsia="Helvetica" w:cs="Helvetica"/>
-                <w:i w:val="false"/>
-                <w:b w:val="false"/>
-                <w:u w:val="none"/>
-                <w:sz w:val="22"/>
-                <w:szCs w:val="22"/>
-                <w:color w:val="000000"/>
-              </w:rPr>
-            </w:pPr>
-            <w:r>
-              <w:rPr>
-                <w:rFonts w:ascii="Helvetica" w:hAnsi="Helvetica" w:eastAsia="Helvetica" w:cs="Helvetica"/>
-                <w:i w:val="false"/>
-                <w:b w:val="false"/>
-                <w:u w:val="none"/>
-                <w:sz w:val="22"/>
-                <w:szCs w:val="22"/>
-                <w:color w:val="000000"/>
-              </w:rPr>
-              <w:t xml:space="preserve">0.09, 1.41</w:t>
-            </w:r>
-          </w:p>
-        </w:tc>
-        <w:tc>
-          <w:tcPr>
-            <w:tcBorders>
-              <w:bottom w:val="none" w:sz="0" w:space="0" w:color="000000"/>
-              <w:top w:val="none" w:sz="0" w:space="0" w:color="000000"/>
-              <w:left w:val="none" w:sz="0" w:space="0" w:color="000000"/>
-              <w:right w:val="none" w:sz="0" w:space="0" w:color="000000"/>
-            </w:tcBorders>
-            <w:shd w:val="clear" w:color="auto" w:fill="FFFFFF"/>
-            <w:tcMar>
-              <w:top w:w="0" w:type="dxa"/>
-              <w:bottom w:w="0" w:type="dxa"/>
-              <w:left w:w="0" w:type="dxa"/>
-              <w:right w:w="0" w:type="dxa"/>
-            </w:tcMar>
-            <w:vAlign w:val="top"/>
-          </w:tcPr>
-          <w:p>
-            <w:pPr>
-              <w:pStyle w:val="Normal"/>
-              <w:jc w:val="center"/>
-              <w:pBdr>
-                <w:bottom w:val="none" w:sz="0" w:space="0" w:color="000000"/>
-                <w:top w:val="none" w:sz="0" w:space="0" w:color="000000"/>
-                <w:left w:val="none" w:sz="0" w:space="0" w:color="000000"/>
-                <w:right w:val="none" w:sz="0" w:space="0" w:color="000000"/>
-              </w:pBdr>
-              <w:spacing w:after="100" w:before="100" w:line="240"/>
-              <w:ind w:left="100" w:right="100" w:firstLine="0" w:firstLineChars="0"/>
-              <w:rPr>
-                <w:rFonts w:ascii="Helvetica" w:hAnsi="Helvetica" w:eastAsia="Helvetica" w:cs="Helvetica"/>
-                <w:i w:val="false"/>
-                <w:b w:val="false"/>
-                <w:u w:val="none"/>
-                <w:sz w:val="22"/>
-                <w:szCs w:val="22"/>
-                <w:color w:val="000000"/>
-              </w:rPr>
-            </w:pPr>
-            <w:r>
-              <w:rPr>
-                <w:rFonts w:ascii="Helvetica" w:hAnsi="Helvetica" w:eastAsia="Helvetica" w:cs="Helvetica"/>
-                <w:i w:val="false"/>
-                <w:b w:val="false"/>
-                <w:u w:val="none"/>
-                <w:sz w:val="22"/>
-                <w:szCs w:val="22"/>
-                <w:color w:val="000000"/>
-              </w:rPr>
-              <w:t xml:space="preserve">0.140</w:t>
+              <w:t xml:space="preserve">0.36</w:t>
+            </w:r>
+          </w:p>
+        </w:tc>
+        <w:tc>
+          <w:tcPr>
+            <w:tcBorders>
+              <w:bottom w:val="none" w:sz="0" w:space="0" w:color="000000"/>
+              <w:top w:val="none" w:sz="0" w:space="0" w:color="000000"/>
+              <w:left w:val="none" w:sz="0" w:space="0" w:color="000000"/>
+              <w:right w:val="none" w:sz="0" w:space="0" w:color="000000"/>
+            </w:tcBorders>
+            <w:shd w:val="clear" w:color="auto" w:fill="FFFFFF"/>
+            <w:tcMar>
+              <w:top w:w="0" w:type="dxa"/>
+              <w:bottom w:w="0" w:type="dxa"/>
+              <w:left w:w="0" w:type="dxa"/>
+              <w:right w:w="0" w:type="dxa"/>
+            </w:tcMar>
+            <w:vAlign w:val="top"/>
+          </w:tcPr>
+          <w:p>
+            <w:pPr>
+              <w:pStyle w:val="Normal"/>
+              <w:jc w:val="center"/>
+              <w:pBdr>
+                <w:bottom w:val="none" w:sz="0" w:space="0" w:color="000000"/>
+                <w:top w:val="none" w:sz="0" w:space="0" w:color="000000"/>
+                <w:left w:val="none" w:sz="0" w:space="0" w:color="000000"/>
+                <w:right w:val="none" w:sz="0" w:space="0" w:color="000000"/>
+              </w:pBdr>
+              <w:spacing w:after="100" w:before="100" w:line="240"/>
+              <w:ind w:left="100" w:right="100" w:firstLine="0" w:firstLineChars="0"/>
+              <w:rPr>
+                <w:rFonts w:ascii="Helvetica" w:hAnsi="Helvetica" w:eastAsia="Helvetica" w:cs="Helvetica"/>
+                <w:i w:val="false"/>
+                <w:b w:val="false"/>
+                <w:u w:val="none"/>
+                <w:sz w:val="22"/>
+                <w:szCs w:val="22"/>
+                <w:color w:val="000000"/>
+              </w:rPr>
+            </w:pPr>
+            <w:r>
+              <w:rPr>
+                <w:rFonts w:ascii="Helvetica" w:hAnsi="Helvetica" w:eastAsia="Helvetica" w:cs="Helvetica"/>
+                <w:i w:val="false"/>
+                <w:b w:val="false"/>
+                <w:u w:val="none"/>
+                <w:sz w:val="22"/>
+                <w:szCs w:val="22"/>
+                <w:color w:val="000000"/>
+              </w:rPr>
+              <w:t xml:space="preserve">0.09, 1.45</w:t>
+            </w:r>
+          </w:p>
+        </w:tc>
+        <w:tc>
+          <w:tcPr>
+            <w:tcBorders>
+              <w:bottom w:val="none" w:sz="0" w:space="0" w:color="000000"/>
+              <w:top w:val="none" w:sz="0" w:space="0" w:color="000000"/>
+              <w:left w:val="none" w:sz="0" w:space="0" w:color="000000"/>
+              <w:right w:val="none" w:sz="0" w:space="0" w:color="000000"/>
+            </w:tcBorders>
+            <w:shd w:val="clear" w:color="auto" w:fill="FFFFFF"/>
+            <w:tcMar>
+              <w:top w:w="0" w:type="dxa"/>
+              <w:bottom w:w="0" w:type="dxa"/>
+              <w:left w:w="0" w:type="dxa"/>
+              <w:right w:w="0" w:type="dxa"/>
+            </w:tcMar>
+            <w:vAlign w:val="top"/>
+          </w:tcPr>
+          <w:p>
+            <w:pPr>
+              <w:pStyle w:val="Normal"/>
+              <w:jc w:val="center"/>
+              <w:pBdr>
+                <w:bottom w:val="none" w:sz="0" w:space="0" w:color="000000"/>
+                <w:top w:val="none" w:sz="0" w:space="0" w:color="000000"/>
+                <w:left w:val="none" w:sz="0" w:space="0" w:color="000000"/>
+                <w:right w:val="none" w:sz="0" w:space="0" w:color="000000"/>
+              </w:pBdr>
+              <w:spacing w:after="100" w:before="100" w:line="240"/>
+              <w:ind w:left="100" w:right="100" w:firstLine="0" w:firstLineChars="0"/>
+              <w:rPr>
+                <w:rFonts w:ascii="Helvetica" w:hAnsi="Helvetica" w:eastAsia="Helvetica" w:cs="Helvetica"/>
+                <w:i w:val="false"/>
+                <w:b w:val="false"/>
+                <w:u w:val="none"/>
+                <w:sz w:val="22"/>
+                <w:szCs w:val="22"/>
+                <w:color w:val="000000"/>
+              </w:rPr>
+            </w:pPr>
+            <w:r>
+              <w:rPr>
+                <w:rFonts w:ascii="Helvetica" w:hAnsi="Helvetica" w:eastAsia="Helvetica" w:cs="Helvetica"/>
+                <w:i w:val="false"/>
+                <w:b w:val="false"/>
+                <w:u w:val="none"/>
+                <w:sz w:val="22"/>
+                <w:szCs w:val="22"/>
+                <w:color w:val="000000"/>
+              </w:rPr>
+              <w:t xml:space="preserve">0.150</w:t>
             </w:r>
           </w:p>
         </w:tc>
@@ -14792,7 +14792,7 @@
                 <w:szCs w:val="22"/>
                 <w:color w:val="000000"/>
               </w:rPr>
-              <w:t xml:space="preserve">ckd_epi_gfr_cre_cys</w:t>
+              <w:t xml:space="preserve">baseline_cre_egfr</w:t>
             </w:r>
           </w:p>
         </w:tc>
@@ -14898,7 +14898,7 @@
                 <w:szCs w:val="22"/>
                 <w:color w:val="000000"/>
               </w:rPr>
-              <w:t xml:space="preserve">0.98</w:t>
+              <w:t xml:space="preserve">0.97</w:t>
             </w:r>
           </w:p>
         </w:tc>
@@ -14951,7 +14951,7 @@
                 <w:szCs w:val="22"/>
                 <w:color w:val="000000"/>
               </w:rPr>
-              <w:t xml:space="preserve">0.96, 1.00</w:t>
+              <w:t xml:space="preserve">0.95, 1.00</w:t>
             </w:r>
           </w:p>
         </w:tc>
@@ -15004,7 +15004,7 @@
                 <w:szCs w:val="22"/>
                 <w:color w:val="000000"/>
               </w:rPr>
-              <w:t xml:space="preserve">0.092</w:t>
+              <w:t xml:space="preserve">0.052</w:t>
             </w:r>
           </w:p>
         </w:tc>
@@ -15216,7 +15216,7 @@
                 <w:szCs w:val="22"/>
                 <w:color w:val="000000"/>
               </w:rPr>
-              <w:t xml:space="preserve">0.050</w:t>
+              <w:t xml:space="preserve">0.065</w:t>
             </w:r>
           </w:p>
         </w:tc>
